--- a/Docs/Дис Борзенков вар2/01.Главы/Глава_3.docx
+++ b/Docs/Дис Борзенков вар2/01.Главы/Глава_3.docx
@@ -103,37 +103,27 @@
           <w:rFonts w:ascii="Times New Roman" w:hAnsi="Times New Roman" w:cs="Times New Roman"/>
           <w:sz w:val="28"/>
           <w:szCs w:val="28"/>
-          <w:lang w:val="en-US"/>
-        </w:rPr>
-      </w:pPr>
-    </w:p>
-    <w:p>
-      <w:pPr>
-        <w:spacing w:line="360" w:lineRule="auto"/>
-        <w:ind w:firstLine="709"/>
-        <w:jc w:val="both"/>
-        <w:rPr>
-          <w:rFonts w:ascii="Times New Roman" w:hAnsi="Times New Roman" w:cs="Times New Roman"/>
-          <w:sz w:val="28"/>
-          <w:szCs w:val="28"/>
-          <w:lang w:val="en-US"/>
-        </w:rPr>
-      </w:pPr>
-      <w:r>
-        <w:rPr>
-          <w:rFonts w:ascii="Times New Roman" w:hAnsi="Times New Roman" w:cs="Times New Roman"/>
-          <w:sz w:val="28"/>
-          <w:szCs w:val="28"/>
-        </w:rPr>
-        <w:t>Диаграмма Найквиста является одной из наиболее информативных форм представления импедансного отклика аккумуляторной батареи, поскольку позволяет непосредственно визуализировать раздельный вклад омической проводимости, межфазного переноса заряда и диффузионных ограничений. Для задач настоящей диссертации её роль особенно велика: если в главе 2 комплексный импеданс был формализован как функция</w:t>
-      </w:r>
-      <w:r>
-        <w:rPr>
-          <w:rFonts w:ascii="Times New Roman" w:hAnsi="Times New Roman" w:cs="Times New Roman"/>
-          <w:sz w:val="28"/>
-          <w:szCs w:val="28"/>
-        </w:rPr>
-        <w:t xml:space="preserve"> </w:t>
+        </w:rPr>
+      </w:pPr>
+    </w:p>
+    <w:p>
+      <w:pPr>
+        <w:spacing w:line="360" w:lineRule="auto"/>
+        <w:ind w:firstLine="709"/>
+        <w:jc w:val="both"/>
+        <w:rPr>
+          <w:rFonts w:ascii="Times New Roman" w:hAnsi="Times New Roman" w:cs="Times New Roman"/>
+          <w:sz w:val="28"/>
+          <w:szCs w:val="28"/>
+        </w:rPr>
+      </w:pPr>
+      <w:r>
+        <w:rPr>
+          <w:rFonts w:ascii="Times New Roman" w:hAnsi="Times New Roman" w:cs="Times New Roman"/>
+          <w:sz w:val="28"/>
+          <w:szCs w:val="28"/>
+        </w:rPr>
+        <w:t xml:space="preserve">Диаграмма Найквиста является одной из наиболее информативных форм представления импедансного отклика аккумуляторной батареи, поскольку позволяет непосредственно визуализировать раздельный вклад омической проводимости, межфазного переноса заряда и диффузионных ограничений. Для задач настоящей диссертации её роль особенно велика: если в главе 2 комплексный импеданс был формализован как функция </w:t>
       </w:r>
       <w:r>
         <w:rPr>
@@ -242,23 +232,7 @@
           <w:sz w:val="28"/>
           <w:szCs w:val="28"/>
         </w:rPr>
-        <w:t xml:space="preserve">), </w:t>
-      </w:r>
-      <w:r>
-        <w:rPr>
-          <w:rFonts w:ascii="Times New Roman" w:hAnsi="Times New Roman" w:cs="Times New Roman"/>
-          <w:sz w:val="28"/>
-          <w:szCs w:val="28"/>
-        </w:rPr>
-        <w:t>то в главе 3 необходимо показать, каким образом параметры самой диаграммы Найквиста могут быть использованы как диагностические признаки технического состояния. Современные работы по EIS-диагностике батарей подтверждают, что изменения положения высокочастотной точки, диаметра полукруга и низкочастотного хвоста коррелируют с состоянием заряда, состоянием здоровья и накопленной деградацией элементов разных химических систем, включая LTO-основанные литий-ионные системы и натрий-ионные аккумуляторы</w:t>
-      </w:r>
-      <w:r>
-        <w:rPr>
-          <w:rFonts w:ascii="Times New Roman" w:hAnsi="Times New Roman" w:cs="Times New Roman"/>
-          <w:sz w:val="28"/>
-          <w:szCs w:val="28"/>
-        </w:rPr>
-        <w:t>. (</w:t>
+        <w:t>), то в главе 3 необходимо показать, каким образом параметры самой диаграммы Найквиста могут быть использованы как диагностические признаки технического состояния. Современные работы по EIS-диагностике батарей подтверждают, что изменения положения высокочастотной точки, диаметра полукруга и низкочастотного хвоста коррелируют с состоянием заряда, состоянием здоровья и накопленной деградацией элементов разных химических систем, включая LTO-основанные литий-ионные системы и натрий-ионные аккумуляторы. (</w:t>
       </w:r>
       <w:hyperlink r:id="rId6" w:history="1">
         <w:r>
@@ -566,37 +540,27 @@
           <w:rFonts w:ascii="Times New Roman" w:hAnsi="Times New Roman" w:cs="Times New Roman"/>
           <w:sz w:val="28"/>
           <w:szCs w:val="28"/>
-          <w:lang w:val="en-US"/>
-        </w:rPr>
-      </w:pPr>
-    </w:p>
-    <w:p>
-      <w:pPr>
-        <w:spacing w:line="360" w:lineRule="auto"/>
-        <w:ind w:firstLine="709"/>
-        <w:jc w:val="both"/>
-        <w:rPr>
-          <w:rFonts w:ascii="Times New Roman" w:hAnsi="Times New Roman" w:cs="Times New Roman"/>
-          <w:sz w:val="28"/>
-          <w:szCs w:val="28"/>
-          <w:lang w:val="en-US"/>
-        </w:rPr>
-      </w:pPr>
-      <w:r>
-        <w:rPr>
-          <w:rFonts w:ascii="Times New Roman" w:hAnsi="Times New Roman" w:cs="Times New Roman"/>
-          <w:sz w:val="28"/>
-          <w:szCs w:val="28"/>
-        </w:rPr>
-        <w:t>С математической точки зрения диаграмма Найквиста представляет собой параметрическую кривую в плоскости</w:t>
-      </w:r>
-      <w:r>
-        <w:rPr>
-          <w:rFonts w:ascii="Times New Roman" w:hAnsi="Times New Roman" w:cs="Times New Roman"/>
-          <w:sz w:val="28"/>
-          <w:szCs w:val="28"/>
-        </w:rPr>
-        <w:t xml:space="preserve"> (</w:t>
+        </w:rPr>
+      </w:pPr>
+    </w:p>
+    <w:p>
+      <w:pPr>
+        <w:spacing w:line="360" w:lineRule="auto"/>
+        <w:ind w:firstLine="709"/>
+        <w:jc w:val="both"/>
+        <w:rPr>
+          <w:rFonts w:ascii="Times New Roman" w:hAnsi="Times New Roman" w:cs="Times New Roman"/>
+          <w:sz w:val="28"/>
+          <w:szCs w:val="28"/>
+        </w:rPr>
+      </w:pPr>
+      <w:r>
+        <w:rPr>
+          <w:rFonts w:ascii="Times New Roman" w:hAnsi="Times New Roman" w:cs="Times New Roman"/>
+          <w:sz w:val="28"/>
+          <w:szCs w:val="28"/>
+        </w:rPr>
+        <w:t>С математической точки зрения диаграмма Найквиста представляет собой параметрическую кривую в плоскости (</w:t>
       </w:r>
       <w:r>
         <w:rPr>
@@ -672,15 +636,41 @@
           <w:sz w:val="28"/>
           <w:szCs w:val="28"/>
         </w:rPr>
-        <w:t xml:space="preserve">)), </w:t>
-      </w:r>
-      <w:r>
-        <w:rPr>
-          <w:rFonts w:ascii="Times New Roman" w:hAnsi="Times New Roman" w:cs="Times New Roman"/>
-          <w:sz w:val="28"/>
-          <w:szCs w:val="28"/>
-        </w:rPr>
-        <w:t>где</w:t>
+        <w:t xml:space="preserve">)), где </w:t>
+      </w:r>
+      <w:r>
+        <w:rPr>
+          <w:rFonts w:ascii="Times New Roman" w:hAnsi="Times New Roman" w:cs="Times New Roman"/>
+          <w:sz w:val="28"/>
+          <w:szCs w:val="28"/>
+        </w:rPr>
+        <w:t xml:space="preserve">угловая </w:t>
+      </w:r>
+      <w:r>
+        <w:rPr>
+          <w:rFonts w:ascii="Times New Roman" w:hAnsi="Times New Roman" w:cs="Times New Roman"/>
+          <w:sz w:val="28"/>
+          <w:szCs w:val="28"/>
+        </w:rPr>
+        <w:t xml:space="preserve">частота </w:t>
+      </w:r>
+      <w:r>
+        <w:rPr>
+          <w:rFonts w:ascii="Times New Roman" w:hAnsi="Times New Roman" w:cs="Times New Roman"/>
+          <w:i/>
+          <w:iCs/>
+          <w:sz w:val="28"/>
+          <w:szCs w:val="28"/>
+        </w:rPr>
+        <w:t>ω</w:t>
+      </w:r>
+      <w:r>
+        <w:rPr>
+          <w:rFonts w:ascii="Times New Roman" w:hAnsi="Times New Roman" w:cs="Times New Roman"/>
+          <w:sz w:val="28"/>
+          <w:szCs w:val="28"/>
+        </w:rPr>
+        <w:t xml:space="preserve"> выступает скрытым параметром. Если использовать аналитическую модель, полученную во второй главе</w:t>
       </w:r>
       <w:r>
         <w:rPr>
@@ -690,89 +680,28 @@
         </w:rPr>
         <w:t xml:space="preserve"> </w:t>
       </w:r>
-      <w:r>
-        <w:rPr>
-          <w:rFonts w:ascii="Times New Roman" w:hAnsi="Times New Roman" w:cs="Times New Roman"/>
-          <w:sz w:val="28"/>
-          <w:szCs w:val="28"/>
-        </w:rPr>
-        <w:t xml:space="preserve">угловая </w:t>
-      </w:r>
-      <w:r>
-        <w:rPr>
-          <w:rFonts w:ascii="Times New Roman" w:hAnsi="Times New Roman" w:cs="Times New Roman"/>
-          <w:sz w:val="28"/>
-          <w:szCs w:val="28"/>
-        </w:rPr>
-        <w:t>частота</w:t>
-      </w:r>
-      <w:r>
-        <w:rPr>
-          <w:rFonts w:ascii="Times New Roman" w:hAnsi="Times New Roman" w:cs="Times New Roman"/>
-          <w:sz w:val="28"/>
-          <w:szCs w:val="28"/>
-        </w:rPr>
-        <w:t xml:space="preserve"> </w:t>
-      </w:r>
-      <w:r>
-        <w:rPr>
-          <w:rFonts w:ascii="Times New Roman" w:hAnsi="Times New Roman" w:cs="Times New Roman"/>
-          <w:i/>
-          <w:iCs/>
-          <w:sz w:val="28"/>
-          <w:szCs w:val="28"/>
-        </w:rPr>
-        <w:t>ω</w:t>
-      </w:r>
-      <w:r>
-        <w:rPr>
-          <w:rFonts w:ascii="Times New Roman" w:hAnsi="Times New Roman" w:cs="Times New Roman"/>
-          <w:sz w:val="28"/>
-          <w:szCs w:val="28"/>
-        </w:rPr>
-        <w:t xml:space="preserve"> </w:t>
-      </w:r>
-      <w:r>
-        <w:rPr>
-          <w:rFonts w:ascii="Times New Roman" w:hAnsi="Times New Roman" w:cs="Times New Roman"/>
-          <w:sz w:val="28"/>
-          <w:szCs w:val="28"/>
-        </w:rPr>
-        <w:t>выступает скрытым параметром. Если использовать аналитическую модель, полученную во второй главе</w:t>
-      </w:r>
-      <w:r>
-        <w:rPr>
-          <w:rFonts w:ascii="Times New Roman" w:hAnsi="Times New Roman" w:cs="Times New Roman"/>
-          <w:sz w:val="28"/>
-          <w:szCs w:val="28"/>
-          <w:lang w:val="en-US"/>
-        </w:rPr>
-        <w:t xml:space="preserve"> </w:t>
-      </w:r>
-    </w:p>
-    <w:p>
-      <w:pPr>
-        <w:spacing w:line="360" w:lineRule="auto"/>
-        <w:ind w:firstLine="709"/>
-        <w:jc w:val="both"/>
-        <w:rPr>
-          <w:rFonts w:ascii="Times New Roman" w:hAnsi="Times New Roman" w:cs="Times New Roman"/>
-          <w:sz w:val="28"/>
-          <w:szCs w:val="28"/>
-          <w:lang w:val="en-US"/>
-        </w:rPr>
-      </w:pPr>
-    </w:p>
-    <w:p>
-      <w:pPr>
-        <w:spacing w:line="360" w:lineRule="auto"/>
-        <w:ind w:firstLine="709"/>
-        <w:jc w:val="both"/>
-        <w:rPr>
-          <w:rFonts w:ascii="Times New Roman" w:hAnsi="Times New Roman" w:cs="Times New Roman"/>
-          <w:sz w:val="28"/>
-          <w:szCs w:val="28"/>
-          <w:lang w:val="en-US"/>
+    </w:p>
+    <w:p>
+      <w:pPr>
+        <w:spacing w:line="360" w:lineRule="auto"/>
+        <w:ind w:firstLine="709"/>
+        <w:jc w:val="both"/>
+        <w:rPr>
+          <w:rFonts w:ascii="Times New Roman" w:hAnsi="Times New Roman" w:cs="Times New Roman"/>
+          <w:sz w:val="28"/>
+          <w:szCs w:val="28"/>
+        </w:rPr>
+      </w:pPr>
+    </w:p>
+    <w:p>
+      <w:pPr>
+        <w:spacing w:line="360" w:lineRule="auto"/>
+        <w:ind w:firstLine="709"/>
+        <w:jc w:val="both"/>
+        <w:rPr>
+          <w:rFonts w:ascii="Times New Roman" w:hAnsi="Times New Roman" w:cs="Times New Roman"/>
+          <w:sz w:val="28"/>
+          <w:szCs w:val="28"/>
         </w:rPr>
       </w:pPr>
       <w:r>
@@ -803,10 +732,10 @@
             <v:path o:extrusionok="f" gradientshapeok="t" o:connecttype="rect"/>
             <o:lock v:ext="edit" aspectratio="t"/>
           </v:shapetype>
-          <v:shape id="_x0000_i1275" type="#_x0000_t75" style="width:162.15pt;height:35.05pt" o:ole="">
+          <v:shape id="_x0000_i1025" type="#_x0000_t75" style="width:162.15pt;height:35.05pt" o:ole="">
             <v:imagedata r:id="rId9" o:title=""/>
           </v:shape>
-          <o:OLEObject Type="Embed" ProgID="Equation.DSMT4" ShapeID="_x0000_i1275" DrawAspect="Content" ObjectID="_1837107128" r:id="rId10"/>
+          <o:OLEObject Type="Embed" ProgID="Equation.DSMT4" ShapeID="_x0000_i1025" DrawAspect="Content" ObjectID="_1837193243" r:id="rId10"/>
         </w:object>
       </w:r>
       <w:r>
@@ -814,7 +743,6 @@
           <w:rFonts w:ascii="Times New Roman" w:hAnsi="Times New Roman" w:cs="Times New Roman"/>
           <w:sz w:val="28"/>
           <w:szCs w:val="28"/>
-          <w:lang w:val="en-US"/>
         </w:rPr>
         <w:t>,</w:t>
       </w:r>
@@ -828,37 +756,27 @@
           <w:rFonts w:ascii="Times New Roman" w:hAnsi="Times New Roman" w:cs="Times New Roman"/>
           <w:sz w:val="28"/>
           <w:szCs w:val="28"/>
-          <w:lang w:val="en-US"/>
-        </w:rPr>
-      </w:pPr>
-    </w:p>
-    <w:p>
-      <w:pPr>
-        <w:spacing w:line="360" w:lineRule="auto"/>
-        <w:ind w:firstLine="709"/>
-        <w:jc w:val="both"/>
-        <w:rPr>
-          <w:rFonts w:ascii="Times New Roman" w:hAnsi="Times New Roman" w:cs="Times New Roman"/>
-          <w:sz w:val="28"/>
-          <w:szCs w:val="28"/>
-          <w:lang w:val="en-US"/>
-        </w:rPr>
-      </w:pPr>
-      <w:r>
-        <w:rPr>
-          <w:rFonts w:ascii="Times New Roman" w:hAnsi="Times New Roman" w:cs="Times New Roman"/>
-          <w:sz w:val="28"/>
-          <w:szCs w:val="28"/>
-        </w:rPr>
-        <w:t>то уже из самой структуры этого выражения следует, что разные участки кривой несут разную диагностическую информацию. При</w:t>
-      </w:r>
-      <w:r>
-        <w:rPr>
-          <w:rFonts w:ascii="Times New Roman" w:hAnsi="Times New Roman" w:cs="Times New Roman"/>
-          <w:sz w:val="28"/>
-          <w:szCs w:val="28"/>
-        </w:rPr>
-        <w:t xml:space="preserve"> </w:t>
+        </w:rPr>
+      </w:pPr>
+    </w:p>
+    <w:p>
+      <w:pPr>
+        <w:spacing w:line="360" w:lineRule="auto"/>
+        <w:ind w:firstLine="709"/>
+        <w:jc w:val="both"/>
+        <w:rPr>
+          <w:rFonts w:ascii="Times New Roman" w:hAnsi="Times New Roman" w:cs="Times New Roman"/>
+          <w:sz w:val="28"/>
+          <w:szCs w:val="28"/>
+        </w:rPr>
+      </w:pPr>
+      <w:r>
+        <w:rPr>
+          <w:rFonts w:ascii="Times New Roman" w:hAnsi="Times New Roman" w:cs="Times New Roman"/>
+          <w:sz w:val="28"/>
+          <w:szCs w:val="28"/>
+        </w:rPr>
+        <w:t xml:space="preserve">то уже из самой структуры этого выражения следует, что разные участки кривой несут разную диагностическую информацию. При </w:t>
       </w:r>
       <w:r>
         <w:rPr>
@@ -877,23 +795,7 @@
           <w:sz w:val="28"/>
           <w:szCs w:val="28"/>
         </w:rPr>
-        <w:t xml:space="preserve"> → ∞ </w:t>
-      </w:r>
-      <w:r>
-        <w:rPr>
-          <w:rFonts w:ascii="Times New Roman" w:hAnsi="Times New Roman" w:cs="Times New Roman"/>
-          <w:sz w:val="28"/>
-          <w:szCs w:val="28"/>
-        </w:rPr>
-        <w:t>мнимая часть стремится к нулю, а действительная часть стремится к</w:t>
-      </w:r>
-      <w:r>
-        <w:rPr>
-          <w:rFonts w:ascii="Times New Roman" w:hAnsi="Times New Roman" w:cs="Times New Roman"/>
-          <w:sz w:val="28"/>
-          <w:szCs w:val="28"/>
-        </w:rPr>
-        <w:t xml:space="preserve"> </w:t>
+        <w:t xml:space="preserve"> → ∞ мнимая часть стремится к нулю, а действительная часть стремится к </w:t>
       </w:r>
       <w:r>
         <w:rPr>
@@ -920,6 +822,60 @@
           <w:sz w:val="28"/>
           <w:szCs w:val="28"/>
         </w:rPr>
+        <w:t xml:space="preserve">. В области средних частот формируется полукруг, связанный с параллельной ветвью </w:t>
+      </w:r>
+      <w:r>
+        <w:rPr>
+          <w:rFonts w:ascii="Times New Roman" w:hAnsi="Times New Roman" w:cs="Times New Roman"/>
+          <w:sz w:val="28"/>
+          <w:szCs w:val="28"/>
+          <w:lang w:val="en-US"/>
+        </w:rPr>
+        <w:t>R</w:t>
+      </w:r>
+      <w:r>
+        <w:rPr>
+          <w:rFonts w:ascii="Times New Roman" w:hAnsi="Times New Roman" w:cs="Times New Roman"/>
+          <w:sz w:val="28"/>
+          <w:szCs w:val="28"/>
+          <w:vertAlign w:val="subscript"/>
+          <w:lang w:val="en-US"/>
+        </w:rPr>
+        <w:t>ct</w:t>
+      </w:r>
+      <w:r>
+        <w:rPr>
+          <w:rFonts w:ascii="Times New Roman" w:hAnsi="Times New Roman" w:cs="Times New Roman"/>
+          <w:sz w:val="28"/>
+          <w:szCs w:val="28"/>
+        </w:rPr>
+        <w:t xml:space="preserve"> - </w:t>
+      </w:r>
+      <w:r>
+        <w:rPr>
+          <w:rFonts w:ascii="Times New Roman" w:hAnsi="Times New Roman" w:cs="Times New Roman"/>
+          <w:sz w:val="28"/>
+          <w:szCs w:val="28"/>
+          <w:lang w:val="en-US"/>
+        </w:rPr>
+        <w:t>C</w:t>
+      </w:r>
+      <w:r>
+        <w:rPr>
+          <w:rFonts w:ascii="Times New Roman" w:hAnsi="Times New Roman" w:cs="Times New Roman"/>
+          <w:sz w:val="28"/>
+          <w:szCs w:val="28"/>
+          <w:vertAlign w:val="subscript"/>
+          <w:lang w:val="en-US"/>
+        </w:rPr>
+        <w:t>dl</w:t>
+      </w:r>
+      <w:r>
+        <w:rPr>
+          <w:rFonts w:ascii="Times New Roman" w:hAnsi="Times New Roman" w:cs="Times New Roman"/>
+          <w:sz w:val="28"/>
+          <w:szCs w:val="28"/>
+        </w:rPr>
         <w:t xml:space="preserve">. </w:t>
       </w:r>
       <w:r>
@@ -928,76 +884,6 @@
           <w:sz w:val="28"/>
           <w:szCs w:val="28"/>
         </w:rPr>
-        <w:t>В области средних частот формируется полукруг, связанный с параллельной ветвью</w:t>
-      </w:r>
-      <w:r>
-        <w:rPr>
-          <w:rFonts w:ascii="Times New Roman" w:hAnsi="Times New Roman" w:cs="Times New Roman"/>
-          <w:sz w:val="28"/>
-          <w:szCs w:val="28"/>
-        </w:rPr>
-        <w:t xml:space="preserve"> </w:t>
-      </w:r>
-      <w:r>
-        <w:rPr>
-          <w:rFonts w:ascii="Times New Roman" w:hAnsi="Times New Roman" w:cs="Times New Roman"/>
-          <w:sz w:val="28"/>
-          <w:szCs w:val="28"/>
-          <w:lang w:val="en-US"/>
-        </w:rPr>
-        <w:t>R</w:t>
-      </w:r>
-      <w:r>
-        <w:rPr>
-          <w:rFonts w:ascii="Times New Roman" w:hAnsi="Times New Roman" w:cs="Times New Roman"/>
-          <w:sz w:val="28"/>
-          <w:szCs w:val="28"/>
-          <w:vertAlign w:val="subscript"/>
-          <w:lang w:val="en-US"/>
-        </w:rPr>
-        <w:t>ct</w:t>
-      </w:r>
-      <w:r>
-        <w:rPr>
-          <w:rFonts w:ascii="Times New Roman" w:hAnsi="Times New Roman" w:cs="Times New Roman"/>
-          <w:sz w:val="28"/>
-          <w:szCs w:val="28"/>
-        </w:rPr>
-        <w:t xml:space="preserve"> - </w:t>
-      </w:r>
-      <w:r>
-        <w:rPr>
-          <w:rFonts w:ascii="Times New Roman" w:hAnsi="Times New Roman" w:cs="Times New Roman"/>
-          <w:sz w:val="28"/>
-          <w:szCs w:val="28"/>
-          <w:lang w:val="en-US"/>
-        </w:rPr>
-        <w:t>C</w:t>
-      </w:r>
-      <w:r>
-        <w:rPr>
-          <w:rFonts w:ascii="Times New Roman" w:hAnsi="Times New Roman" w:cs="Times New Roman"/>
-          <w:sz w:val="28"/>
-          <w:szCs w:val="28"/>
-          <w:vertAlign w:val="subscript"/>
-          <w:lang w:val="en-US"/>
-        </w:rPr>
-        <w:t>dl</w:t>
-      </w:r>
-      <w:r>
-        <w:rPr>
-          <w:rFonts w:ascii="Times New Roman" w:hAnsi="Times New Roman" w:cs="Times New Roman"/>
-          <w:sz w:val="28"/>
-          <w:szCs w:val="28"/>
-        </w:rPr>
-        <w:t xml:space="preserve">. </w:t>
-      </w:r>
-      <w:r>
-        <w:rPr>
-          <w:rFonts w:ascii="Times New Roman" w:hAnsi="Times New Roman" w:cs="Times New Roman"/>
-          <w:sz w:val="28"/>
-          <w:szCs w:val="28"/>
-        </w:rPr>
         <w:t>В области низких частот начинает доминировать диффузионная составляющая. Следовательно, диаграмма Найквиста сама по себе может рассматриваться как геометрическое отображение деградационного состояния батареи в частотной области.</w:t>
       </w:r>
     </w:p>
@@ -1010,7 +896,6 @@
           <w:rFonts w:ascii="Times New Roman" w:hAnsi="Times New Roman" w:cs="Times New Roman"/>
           <w:sz w:val="28"/>
           <w:szCs w:val="28"/>
-          <w:lang w:val="en-US"/>
         </w:rPr>
       </w:pPr>
     </w:p>
@@ -1047,20 +932,18 @@
           <w:rFonts w:ascii="Times New Roman" w:hAnsi="Times New Roman" w:cs="Times New Roman"/>
           <w:sz w:val="28"/>
           <w:szCs w:val="28"/>
-          <w:lang w:val="en-US"/>
-        </w:rPr>
-      </w:pPr>
-    </w:p>
-    <w:p>
-      <w:pPr>
-        <w:spacing w:line="360" w:lineRule="auto"/>
-        <w:ind w:firstLine="709"/>
-        <w:jc w:val="both"/>
-        <w:rPr>
-          <w:rFonts w:ascii="Times New Roman" w:hAnsi="Times New Roman" w:cs="Times New Roman"/>
-          <w:sz w:val="28"/>
-          <w:szCs w:val="28"/>
-          <w:lang w:val="en-US"/>
+        </w:rPr>
+      </w:pPr>
+    </w:p>
+    <w:p>
+      <w:pPr>
+        <w:spacing w:line="360" w:lineRule="auto"/>
+        <w:ind w:firstLine="709"/>
+        <w:jc w:val="both"/>
+        <w:rPr>
+          <w:rFonts w:ascii="Times New Roman" w:hAnsi="Times New Roman" w:cs="Times New Roman"/>
+          <w:sz w:val="28"/>
+          <w:szCs w:val="28"/>
         </w:rPr>
       </w:pPr>
       <w:r>
@@ -1081,20 +964,18 @@
           <w:rFonts w:ascii="Times New Roman" w:hAnsi="Times New Roman" w:cs="Times New Roman"/>
           <w:sz w:val="28"/>
           <w:szCs w:val="28"/>
-          <w:lang w:val="en-US"/>
-        </w:rPr>
-      </w:pPr>
-    </w:p>
-    <w:p>
-      <w:pPr>
-        <w:spacing w:line="360" w:lineRule="auto"/>
-        <w:ind w:firstLine="709"/>
-        <w:jc w:val="both"/>
-        <w:rPr>
-          <w:rFonts w:ascii="Times New Roman" w:hAnsi="Times New Roman" w:cs="Times New Roman"/>
-          <w:sz w:val="28"/>
-          <w:szCs w:val="28"/>
-          <w:lang w:val="en-US"/>
+        </w:rPr>
+      </w:pPr>
+    </w:p>
+    <w:p>
+      <w:pPr>
+        <w:spacing w:line="360" w:lineRule="auto"/>
+        <w:ind w:firstLine="709"/>
+        <w:jc w:val="both"/>
+        <w:rPr>
+          <w:rFonts w:ascii="Times New Roman" w:hAnsi="Times New Roman" w:cs="Times New Roman"/>
+          <w:sz w:val="28"/>
+          <w:szCs w:val="28"/>
         </w:rPr>
       </w:pPr>
       <w:r>
@@ -1106,10 +987,10 @@
           <w:lang w:val="en-US"/>
         </w:rPr>
         <w:object w:dxaOrig="1620" w:dyaOrig="400" w14:anchorId="20A77950">
-          <v:shape id="_x0000_i1278" type="#_x0000_t75" style="width:80.75pt;height:20.05pt" o:ole="">
+          <v:shape id="_x0000_i1026" type="#_x0000_t75" style="width:80.75pt;height:20.05pt" o:ole="">
             <v:imagedata r:id="rId11" o:title=""/>
           </v:shape>
-          <o:OLEObject Type="Embed" ProgID="Equation.DSMT4" ShapeID="_x0000_i1278" DrawAspect="Content" ObjectID="_1837107129" r:id="rId12"/>
+          <o:OLEObject Type="Embed" ProgID="Equation.DSMT4" ShapeID="_x0000_i1026" DrawAspect="Content" ObjectID="_1837193244" r:id="rId12"/>
         </w:object>
       </w:r>
       <w:r>
@@ -1117,7 +998,6 @@
           <w:rFonts w:ascii="Times New Roman" w:hAnsi="Times New Roman" w:cs="Times New Roman"/>
           <w:sz w:val="28"/>
           <w:szCs w:val="28"/>
-          <w:lang w:val="en-US"/>
         </w:rPr>
         <w:t>.</w:t>
       </w:r>
@@ -1131,37 +1011,27 @@
           <w:rFonts w:ascii="Times New Roman" w:hAnsi="Times New Roman" w:cs="Times New Roman"/>
           <w:sz w:val="28"/>
           <w:szCs w:val="28"/>
-          <w:lang w:val="en-US"/>
-        </w:rPr>
-      </w:pPr>
-    </w:p>
-    <w:p>
-      <w:pPr>
-        <w:spacing w:line="360" w:lineRule="auto"/>
-        <w:ind w:firstLine="709"/>
-        <w:jc w:val="both"/>
-        <w:rPr>
-          <w:rFonts w:ascii="Times New Roman" w:hAnsi="Times New Roman" w:cs="Times New Roman"/>
-          <w:sz w:val="28"/>
-          <w:szCs w:val="28"/>
-          <w:lang w:val="en-US"/>
-        </w:rPr>
-      </w:pPr>
-      <w:r>
-        <w:rPr>
-          <w:rFonts w:ascii="Times New Roman" w:hAnsi="Times New Roman" w:cs="Times New Roman"/>
-          <w:sz w:val="28"/>
-          <w:szCs w:val="28"/>
-        </w:rPr>
-        <w:t>Физически этот параметр характеризует совокупность омических потерь в токосъёмниках, электролите, контактных соединениях и проводящей матрице электродов. В работах по EIS для разных химических систем показано, что</w:t>
-      </w:r>
-      <w:r>
-        <w:rPr>
-          <w:rFonts w:ascii="Times New Roman" w:hAnsi="Times New Roman" w:cs="Times New Roman"/>
-          <w:sz w:val="28"/>
-          <w:szCs w:val="28"/>
-        </w:rPr>
-        <w:t xml:space="preserve"> </w:t>
+        </w:rPr>
+      </w:pPr>
+    </w:p>
+    <w:p>
+      <w:pPr>
+        <w:spacing w:line="360" w:lineRule="auto"/>
+        <w:ind w:firstLine="709"/>
+        <w:jc w:val="both"/>
+        <w:rPr>
+          <w:rFonts w:ascii="Times New Roman" w:hAnsi="Times New Roman" w:cs="Times New Roman"/>
+          <w:sz w:val="28"/>
+          <w:szCs w:val="28"/>
+        </w:rPr>
+      </w:pPr>
+      <w:r>
+        <w:rPr>
+          <w:rFonts w:ascii="Times New Roman" w:hAnsi="Times New Roman" w:cs="Times New Roman"/>
+          <w:sz w:val="28"/>
+          <w:szCs w:val="28"/>
+        </w:rPr>
+        <w:t xml:space="preserve">Физически этот параметр характеризует совокупность омических потерь в токосъёмниках, электролите, контактных соединениях и проводящей матрице электродов. В работах по EIS для разных химических систем показано, что </w:t>
       </w:r>
       <w:r>
         <w:rPr>
@@ -1192,23 +1062,7 @@
           <w:sz w:val="28"/>
           <w:szCs w:val="28"/>
         </w:rPr>
-        <w:t xml:space="preserve"> </w:t>
-      </w:r>
-      <w:r>
-        <w:rPr>
-          <w:rFonts w:ascii="Times New Roman" w:hAnsi="Times New Roman" w:cs="Times New Roman"/>
-          <w:sz w:val="28"/>
-          <w:szCs w:val="28"/>
-        </w:rPr>
-        <w:t>обычно растёт менее резко, чем</w:t>
-      </w:r>
-      <w:r>
-        <w:rPr>
-          <w:rFonts w:ascii="Times New Roman" w:hAnsi="Times New Roman" w:cs="Times New Roman"/>
-          <w:sz w:val="28"/>
-          <w:szCs w:val="28"/>
-        </w:rPr>
-        <w:t xml:space="preserve"> </w:t>
+        <w:t xml:space="preserve"> обычно растёт менее резко, чем </w:t>
       </w:r>
       <w:r>
         <w:rPr>
@@ -1239,15 +1093,7 @@
           <w:sz w:val="28"/>
           <w:szCs w:val="28"/>
         </w:rPr>
-        <w:t xml:space="preserve">, </w:t>
-      </w:r>
-      <w:r>
-        <w:rPr>
-          <w:rFonts w:ascii="Times New Roman" w:hAnsi="Times New Roman" w:cs="Times New Roman"/>
-          <w:sz w:val="28"/>
-          <w:szCs w:val="28"/>
-        </w:rPr>
-        <w:t xml:space="preserve">однако его увеличение при старении также имеет диагностическое значение, особенно при низких температурах и в </w:t>
+        <w:t xml:space="preserve">, однако его увеличение при старении также имеет диагностическое значение, особенно при низких температурах и в </w:t>
       </w:r>
       <w:r>
         <w:rPr>
@@ -1256,15 +1102,7 @@
           <w:szCs w:val="28"/>
         </w:rPr>
         <w:lastRenderedPageBreak/>
-        <w:t>батареях с выраженной деградацией электролита и контактных областей</w:t>
-      </w:r>
-      <w:r>
-        <w:rPr>
-          <w:rFonts w:ascii="Times New Roman" w:hAnsi="Times New Roman" w:cs="Times New Roman"/>
-          <w:sz w:val="28"/>
-          <w:szCs w:val="28"/>
-        </w:rPr>
-        <w:t>. (</w:t>
+        <w:t>батареях с выраженной деградацией электролита и контактных областей. (</w:t>
       </w:r>
       <w:hyperlink r:id="rId13" w:history="1">
         <w:r>
@@ -1486,37 +1324,27 @@
           <w:rFonts w:ascii="Times New Roman" w:hAnsi="Times New Roman" w:cs="Times New Roman"/>
           <w:sz w:val="28"/>
           <w:szCs w:val="28"/>
-          <w:lang w:val="en-US"/>
-        </w:rPr>
-      </w:pPr>
-    </w:p>
-    <w:p>
-      <w:pPr>
-        <w:spacing w:line="360" w:lineRule="auto"/>
-        <w:ind w:firstLine="709"/>
-        <w:jc w:val="both"/>
-        <w:rPr>
-          <w:rFonts w:ascii="Times New Roman" w:hAnsi="Times New Roman" w:cs="Times New Roman"/>
-          <w:sz w:val="28"/>
-          <w:szCs w:val="28"/>
-          <w:lang w:val="en-US"/>
-        </w:rPr>
-      </w:pPr>
-      <w:r>
-        <w:rPr>
-          <w:rFonts w:ascii="Times New Roman" w:hAnsi="Times New Roman" w:cs="Times New Roman"/>
-          <w:sz w:val="28"/>
-          <w:szCs w:val="28"/>
-        </w:rPr>
-        <w:t>В рамках настоящего исследования параметр</w:t>
-      </w:r>
-      <w:r>
-        <w:rPr>
-          <w:rFonts w:ascii="Times New Roman" w:hAnsi="Times New Roman" w:cs="Times New Roman"/>
-          <w:sz w:val="28"/>
-          <w:szCs w:val="28"/>
-        </w:rPr>
-        <w:t xml:space="preserve"> </w:t>
+        </w:rPr>
+      </w:pPr>
+    </w:p>
+    <w:p>
+      <w:pPr>
+        <w:spacing w:line="360" w:lineRule="auto"/>
+        <w:ind w:firstLine="709"/>
+        <w:jc w:val="both"/>
+        <w:rPr>
+          <w:rFonts w:ascii="Times New Roman" w:hAnsi="Times New Roman" w:cs="Times New Roman"/>
+          <w:sz w:val="28"/>
+          <w:szCs w:val="28"/>
+        </w:rPr>
+      </w:pPr>
+      <w:r>
+        <w:rPr>
+          <w:rFonts w:ascii="Times New Roman" w:hAnsi="Times New Roman" w:cs="Times New Roman"/>
+          <w:sz w:val="28"/>
+          <w:szCs w:val="28"/>
+        </w:rPr>
+        <w:t xml:space="preserve">В рамках настоящего исследования параметр </w:t>
       </w:r>
       <w:r>
         <w:rPr>
@@ -1547,27 +1375,18 @@
           <w:sz w:val="28"/>
           <w:szCs w:val="28"/>
         </w:rPr>
-        <w:t xml:space="preserve"> </w:t>
-      </w:r>
-      <w:r>
-        <w:rPr>
-          <w:rFonts w:ascii="Times New Roman" w:hAnsi="Times New Roman" w:cs="Times New Roman"/>
-          <w:sz w:val="28"/>
-          <w:szCs w:val="28"/>
-        </w:rPr>
-        <w:t>рассматривается как вспомогательный диагностический признак. Он не является самым чувствительным индикатором ранней деградации, однако играет важную роль в двух отношениях. Во-первых, он служит опорной точкой для геометрической интерпретации всей диаграммы. Во-вторых, его изменение позволяет отделять собственно межфазную деградацию от роста чисто омических потерь, что особенно важно при сравнении батарей различных химий и при анализе спектров, полученных при разных температурах.</w:t>
-      </w:r>
-    </w:p>
-    <w:p>
-      <w:pPr>
-        <w:spacing w:line="360" w:lineRule="auto"/>
-        <w:ind w:firstLine="709"/>
-        <w:jc w:val="both"/>
-        <w:rPr>
-          <w:rFonts w:ascii="Times New Roman" w:hAnsi="Times New Roman" w:cs="Times New Roman"/>
-          <w:sz w:val="28"/>
-          <w:szCs w:val="28"/>
-          <w:lang w:val="en-US"/>
+        <w:t xml:space="preserve"> рассматривается как вспомогательный диагностический признак. Он не является самым чувствительным индикатором ранней деградации, однако играет важную роль в двух отношениях. Во-первых, он служит опорной точкой для геометрической интерпретации всей диаграммы. Во-вторых, его изменение позволяет отделять собственно межфазную деградацию от роста чисто омических потерь, что особенно важно при сравнении батарей различных химий и при анализе спектров, полученных при разных температурах.</w:t>
+      </w:r>
+    </w:p>
+    <w:p>
+      <w:pPr>
+        <w:spacing w:line="360" w:lineRule="auto"/>
+        <w:ind w:firstLine="709"/>
+        <w:jc w:val="both"/>
+        <w:rPr>
+          <w:rFonts w:ascii="Times New Roman" w:hAnsi="Times New Roman" w:cs="Times New Roman"/>
+          <w:sz w:val="28"/>
+          <w:szCs w:val="28"/>
         </w:rPr>
       </w:pPr>
     </w:p>
@@ -1604,20 +1423,18 @@
           <w:rFonts w:ascii="Times New Roman" w:hAnsi="Times New Roman" w:cs="Times New Roman"/>
           <w:sz w:val="28"/>
           <w:szCs w:val="28"/>
-          <w:lang w:val="en-US"/>
-        </w:rPr>
-      </w:pPr>
-    </w:p>
-    <w:p>
-      <w:pPr>
-        <w:spacing w:line="360" w:lineRule="auto"/>
-        <w:ind w:firstLine="709"/>
-        <w:jc w:val="both"/>
-        <w:rPr>
-          <w:rFonts w:ascii="Times New Roman" w:hAnsi="Times New Roman" w:cs="Times New Roman"/>
-          <w:sz w:val="28"/>
-          <w:szCs w:val="28"/>
-          <w:lang w:val="en-US"/>
+        </w:rPr>
+      </w:pPr>
+    </w:p>
+    <w:p>
+      <w:pPr>
+        <w:spacing w:line="360" w:lineRule="auto"/>
+        <w:ind w:firstLine="709"/>
+        <w:jc w:val="both"/>
+        <w:rPr>
+          <w:rFonts w:ascii="Times New Roman" w:hAnsi="Times New Roman" w:cs="Times New Roman"/>
+          <w:sz w:val="28"/>
+          <w:szCs w:val="28"/>
         </w:rPr>
       </w:pPr>
       <w:r>
@@ -1633,7 +1450,6 @@
           <w:rFonts w:ascii="Times New Roman" w:hAnsi="Times New Roman" w:cs="Times New Roman"/>
           <w:sz w:val="28"/>
           <w:szCs w:val="28"/>
-          <w:lang w:val="en-US"/>
         </w:rPr>
         <w:t xml:space="preserve"> </w:t>
       </w:r>
@@ -1645,7 +1461,7 @@
           <w:highlight w:val="yellow"/>
           <w:lang w:val="en-US"/>
         </w:rPr>
-        <w:t>RC-</w:t>
+        <w:t>RC</w:t>
       </w:r>
       <w:r>
         <w:rPr>
@@ -1654,6 +1470,15 @@
           <w:szCs w:val="28"/>
           <w:highlight w:val="yellow"/>
         </w:rPr>
+        <w:t>-</w:t>
+      </w:r>
+      <w:r>
+        <w:rPr>
+          <w:rFonts w:ascii="Times New Roman" w:hAnsi="Times New Roman" w:cs="Times New Roman"/>
+          <w:sz w:val="28"/>
+          <w:szCs w:val="28"/>
+          <w:highlight w:val="yellow"/>
+        </w:rPr>
         <w:t>постановке</w:t>
       </w:r>
       <w:r>
@@ -1674,20 +1499,18 @@
           <w:rFonts w:ascii="Times New Roman" w:hAnsi="Times New Roman" w:cs="Times New Roman"/>
           <w:sz w:val="28"/>
           <w:szCs w:val="28"/>
-          <w:lang w:val="en-US"/>
-        </w:rPr>
-      </w:pPr>
-    </w:p>
-    <w:p>
-      <w:pPr>
-        <w:spacing w:line="360" w:lineRule="auto"/>
-        <w:ind w:firstLine="709"/>
-        <w:jc w:val="both"/>
-        <w:rPr>
-          <w:rFonts w:ascii="Times New Roman" w:hAnsi="Times New Roman" w:cs="Times New Roman"/>
-          <w:sz w:val="28"/>
-          <w:szCs w:val="28"/>
-          <w:lang w:val="en-US"/>
+        </w:rPr>
+      </w:pPr>
+    </w:p>
+    <w:p>
+      <w:pPr>
+        <w:spacing w:line="360" w:lineRule="auto"/>
+        <w:ind w:firstLine="709"/>
+        <w:jc w:val="both"/>
+        <w:rPr>
+          <w:rFonts w:ascii="Times New Roman" w:hAnsi="Times New Roman" w:cs="Times New Roman"/>
+          <w:sz w:val="28"/>
+          <w:szCs w:val="28"/>
         </w:rPr>
       </w:pPr>
       <w:r>
@@ -1699,10 +1522,10 @@
           <w:lang w:val="en-US"/>
         </w:rPr>
         <w:object w:dxaOrig="1020" w:dyaOrig="360" w14:anchorId="15B4200B">
-          <v:shape id="_x0000_i1281" type="#_x0000_t75" style="width:50.7pt;height:18.15pt" o:ole="">
+          <v:shape id="_x0000_i1027" type="#_x0000_t75" style="width:50.7pt;height:18.15pt" o:ole="">
             <v:imagedata r:id="rId15" o:title=""/>
           </v:shape>
-          <o:OLEObject Type="Embed" ProgID="Equation.DSMT4" ShapeID="_x0000_i1281" DrawAspect="Content" ObjectID="_1837107130" r:id="rId16"/>
+          <o:OLEObject Type="Embed" ProgID="Equation.DSMT4" ShapeID="_x0000_i1027" DrawAspect="Content" ObjectID="_1837193245" r:id="rId16"/>
         </w:object>
       </w:r>
       <w:r>
@@ -1710,7 +1533,6 @@
           <w:rFonts w:ascii="Times New Roman" w:hAnsi="Times New Roman" w:cs="Times New Roman"/>
           <w:sz w:val="28"/>
           <w:szCs w:val="28"/>
-          <w:lang w:val="en-US"/>
         </w:rPr>
         <w:t>.</w:t>
       </w:r>
@@ -1724,29 +1546,50 @@
           <w:rFonts w:ascii="Times New Roman" w:hAnsi="Times New Roman" w:cs="Times New Roman"/>
           <w:sz w:val="28"/>
           <w:szCs w:val="28"/>
-          <w:lang w:val="en-US"/>
-        </w:rPr>
-      </w:pPr>
-    </w:p>
-    <w:p>
-      <w:pPr>
-        <w:spacing w:line="360" w:lineRule="auto"/>
-        <w:ind w:firstLine="709"/>
-        <w:jc w:val="both"/>
-        <w:rPr>
-          <w:rFonts w:ascii="Times New Roman" w:hAnsi="Times New Roman" w:cs="Times New Roman"/>
-          <w:sz w:val="28"/>
-          <w:szCs w:val="28"/>
-          <w:lang w:val="en-US"/>
-        </w:rPr>
-      </w:pPr>
-      <w:r>
-        <w:rPr>
-          <w:rFonts w:ascii="Times New Roman" w:hAnsi="Times New Roman" w:cs="Times New Roman"/>
-          <w:sz w:val="28"/>
-          <w:szCs w:val="28"/>
-        </w:rPr>
-        <w:t>Этот результат следует из аналитической формы параллельной ветви</w:t>
+        </w:rPr>
+      </w:pPr>
+    </w:p>
+    <w:p>
+      <w:pPr>
+        <w:spacing w:line="360" w:lineRule="auto"/>
+        <w:ind w:firstLine="709"/>
+        <w:jc w:val="both"/>
+        <w:rPr>
+          <w:rFonts w:ascii="Times New Roman" w:hAnsi="Times New Roman" w:cs="Times New Roman"/>
+          <w:sz w:val="28"/>
+          <w:szCs w:val="28"/>
+        </w:rPr>
+      </w:pPr>
+      <w:r>
+        <w:rPr>
+          <w:rFonts w:ascii="Times New Roman" w:hAnsi="Times New Roman" w:cs="Times New Roman"/>
+          <w:sz w:val="28"/>
+          <w:szCs w:val="28"/>
+        </w:rPr>
+        <w:t xml:space="preserve">Этот результат следует из аналитической формы параллельной ветви </w:t>
+      </w:r>
+      <w:r>
+        <w:rPr>
+          <w:rFonts w:ascii="Times New Roman" w:hAnsi="Times New Roman" w:cs="Times New Roman"/>
+          <w:i/>
+          <w:iCs/>
+          <w:sz w:val="28"/>
+          <w:szCs w:val="28"/>
+          <w:lang w:val="en-US"/>
+        </w:rPr>
+        <w:t>R</w:t>
+      </w:r>
+      <w:r>
+        <w:rPr>
+          <w:rFonts w:ascii="Times New Roman" w:hAnsi="Times New Roman" w:cs="Times New Roman"/>
+          <w:i/>
+          <w:iCs/>
+          <w:sz w:val="28"/>
+          <w:szCs w:val="28"/>
+          <w:vertAlign w:val="subscript"/>
+          <w:lang w:val="en-US"/>
+        </w:rPr>
+        <w:t>ct</w:t>
       </w:r>
       <w:r>
         <w:rPr>
@@ -1759,13 +1602,29 @@
       <w:r>
         <w:rPr>
           <w:rFonts w:ascii="Times New Roman" w:hAnsi="Times New Roman" w:cs="Times New Roman"/>
-          <w:i/>
-          <w:iCs/>
-          <w:sz w:val="28"/>
-          <w:szCs w:val="28"/>
-          <w:lang w:val="en-US"/>
-        </w:rPr>
-        <w:t>R</w:t>
+          <w:sz w:val="28"/>
+          <w:szCs w:val="28"/>
+        </w:rPr>
+        <w:t>–</w:t>
+      </w:r>
+      <w:r>
+        <w:rPr>
+          <w:rFonts w:ascii="Times New Roman" w:hAnsi="Times New Roman" w:cs="Times New Roman"/>
+          <w:sz w:val="28"/>
+          <w:szCs w:val="28"/>
+        </w:rPr>
+        <w:t xml:space="preserve"> </w:t>
+      </w:r>
+      <w:r>
+        <w:rPr>
+          <w:rFonts w:ascii="Times New Roman" w:hAnsi="Times New Roman" w:cs="Times New Roman"/>
+          <w:i/>
+          <w:iCs/>
+          <w:sz w:val="28"/>
+          <w:szCs w:val="28"/>
+          <w:lang w:val="en-US"/>
+        </w:rPr>
+        <w:t>C</w:t>
       </w:r>
       <w:r>
         <w:rPr>
@@ -1777,53 +1636,6 @@
           <w:vertAlign w:val="subscript"/>
           <w:lang w:val="en-US"/>
         </w:rPr>
-        <w:t>ct</w:t>
-      </w:r>
-      <w:r>
-        <w:rPr>
-          <w:rFonts w:ascii="Times New Roman" w:hAnsi="Times New Roman" w:cs="Times New Roman"/>
-          <w:sz w:val="28"/>
-          <w:szCs w:val="28"/>
-        </w:rPr>
-        <w:t xml:space="preserve"> </w:t>
-      </w:r>
-      <w:r>
-        <w:rPr>
-          <w:rFonts w:ascii="Times New Roman" w:hAnsi="Times New Roman" w:cs="Times New Roman"/>
-          <w:sz w:val="28"/>
-          <w:szCs w:val="28"/>
-        </w:rPr>
-        <w:t>–</w:t>
-      </w:r>
-      <w:r>
-        <w:rPr>
-          <w:rFonts w:ascii="Times New Roman" w:hAnsi="Times New Roman" w:cs="Times New Roman"/>
-          <w:sz w:val="28"/>
-          <w:szCs w:val="28"/>
-        </w:rPr>
-        <w:t xml:space="preserve"> </w:t>
-      </w:r>
-      <w:r>
-        <w:rPr>
-          <w:rFonts w:ascii="Times New Roman" w:hAnsi="Times New Roman" w:cs="Times New Roman"/>
-          <w:i/>
-          <w:iCs/>
-          <w:sz w:val="28"/>
-          <w:szCs w:val="28"/>
-          <w:lang w:val="en-US"/>
-        </w:rPr>
-        <w:t>C</w:t>
-      </w:r>
-      <w:r>
-        <w:rPr>
-          <w:rFonts w:ascii="Times New Roman" w:hAnsi="Times New Roman" w:cs="Times New Roman"/>
-          <w:i/>
-          <w:iCs/>
-          <w:sz w:val="28"/>
-          <w:szCs w:val="28"/>
-          <w:vertAlign w:val="subscript"/>
-          <w:lang w:val="en-US"/>
-        </w:rPr>
         <w:t>dl</w:t>
       </w:r>
       <w:r>
@@ -1832,40 +1644,30 @@
           <w:sz w:val="28"/>
           <w:szCs w:val="28"/>
         </w:rPr>
-        <w:t xml:space="preserve">, </w:t>
-      </w:r>
-      <w:r>
-        <w:rPr>
-          <w:rFonts w:ascii="Times New Roman" w:hAnsi="Times New Roman" w:cs="Times New Roman"/>
-          <w:sz w:val="28"/>
-          <w:szCs w:val="28"/>
-        </w:rPr>
-        <w:t>выведенной в разделе 2.2:</w:t>
-      </w:r>
-    </w:p>
-    <w:p>
-      <w:pPr>
-        <w:spacing w:line="360" w:lineRule="auto"/>
-        <w:ind w:firstLine="709"/>
-        <w:jc w:val="both"/>
-        <w:rPr>
-          <w:rFonts w:ascii="Times New Roman" w:hAnsi="Times New Roman" w:cs="Times New Roman"/>
-          <w:sz w:val="28"/>
-          <w:szCs w:val="28"/>
-          <w:lang w:val="en-US"/>
-        </w:rPr>
-      </w:pPr>
-    </w:p>
-    <w:p>
-      <w:pPr>
-        <w:spacing w:line="360" w:lineRule="auto"/>
-        <w:ind w:firstLine="709"/>
-        <w:jc w:val="both"/>
-        <w:rPr>
-          <w:rFonts w:ascii="Times New Roman" w:hAnsi="Times New Roman" w:cs="Times New Roman"/>
-          <w:sz w:val="28"/>
-          <w:szCs w:val="28"/>
-          <w:lang w:val="en-US"/>
+        <w:t>, выведенной в разделе 2.2:</w:t>
+      </w:r>
+    </w:p>
+    <w:p>
+      <w:pPr>
+        <w:spacing w:line="360" w:lineRule="auto"/>
+        <w:ind w:firstLine="709"/>
+        <w:jc w:val="both"/>
+        <w:rPr>
+          <w:rFonts w:ascii="Times New Roman" w:hAnsi="Times New Roman" w:cs="Times New Roman"/>
+          <w:sz w:val="28"/>
+          <w:szCs w:val="28"/>
+        </w:rPr>
+      </w:pPr>
+    </w:p>
+    <w:p>
+      <w:pPr>
+        <w:spacing w:line="360" w:lineRule="auto"/>
+        <w:ind w:firstLine="709"/>
+        <w:jc w:val="both"/>
+        <w:rPr>
+          <w:rFonts w:ascii="Times New Roman" w:hAnsi="Times New Roman" w:cs="Times New Roman"/>
+          <w:sz w:val="28"/>
+          <w:szCs w:val="28"/>
         </w:rPr>
       </w:pPr>
       <w:r>
@@ -1877,10 +1679,10 @@
           <w:lang w:val="en-US"/>
         </w:rPr>
         <w:object w:dxaOrig="1939" w:dyaOrig="680" w14:anchorId="6265A67B">
-          <v:shape id="_x0000_i1284" type="#_x0000_t75" style="width:97.05pt;height:33.8pt" o:ole="">
+          <v:shape id="_x0000_i1028" type="#_x0000_t75" style="width:97.05pt;height:33.8pt" o:ole="">
             <v:imagedata r:id="rId17" o:title=""/>
           </v:shape>
-          <o:OLEObject Type="Embed" ProgID="Equation.DSMT4" ShapeID="_x0000_i1284" DrawAspect="Content" ObjectID="_1837107131" r:id="rId18"/>
+          <o:OLEObject Type="Embed" ProgID="Equation.DSMT4" ShapeID="_x0000_i1028" DrawAspect="Content" ObjectID="_1837193246" r:id="rId18"/>
         </w:object>
       </w:r>
       <w:r>
@@ -1888,7 +1690,6 @@
           <w:rFonts w:ascii="Times New Roman" w:hAnsi="Times New Roman" w:cs="Times New Roman"/>
           <w:sz w:val="28"/>
           <w:szCs w:val="28"/>
-          <w:lang w:val="en-US"/>
         </w:rPr>
         <w:t>.</w:t>
       </w:r>
@@ -1902,29 +1703,81 @@
           <w:rFonts w:ascii="Times New Roman" w:hAnsi="Times New Roman" w:cs="Times New Roman"/>
           <w:sz w:val="28"/>
           <w:szCs w:val="28"/>
-          <w:lang w:val="en-US"/>
-        </w:rPr>
-      </w:pPr>
-    </w:p>
-    <w:p>
-      <w:pPr>
-        <w:spacing w:line="360" w:lineRule="auto"/>
-        <w:ind w:firstLine="709"/>
-        <w:jc w:val="both"/>
-        <w:rPr>
-          <w:rFonts w:ascii="Times New Roman" w:hAnsi="Times New Roman" w:cs="Times New Roman"/>
-          <w:sz w:val="28"/>
-          <w:szCs w:val="28"/>
-          <w:lang w:val="en-US"/>
-        </w:rPr>
-      </w:pPr>
-      <w:r>
-        <w:rPr>
-          <w:rFonts w:ascii="Times New Roman" w:hAnsi="Times New Roman" w:cs="Times New Roman"/>
-          <w:sz w:val="28"/>
-          <w:szCs w:val="28"/>
-        </w:rPr>
-        <w:t>Геометрически это означает, что увеличение</w:t>
+        </w:rPr>
+      </w:pPr>
+    </w:p>
+    <w:p>
+      <w:pPr>
+        <w:spacing w:line="360" w:lineRule="auto"/>
+        <w:ind w:firstLine="709"/>
+        <w:jc w:val="both"/>
+        <w:rPr>
+          <w:rFonts w:ascii="Times New Roman" w:hAnsi="Times New Roman" w:cs="Times New Roman"/>
+          <w:sz w:val="28"/>
+          <w:szCs w:val="28"/>
+        </w:rPr>
+      </w:pPr>
+      <w:r>
+        <w:rPr>
+          <w:rFonts w:ascii="Times New Roman" w:hAnsi="Times New Roman" w:cs="Times New Roman"/>
+          <w:sz w:val="28"/>
+          <w:szCs w:val="28"/>
+        </w:rPr>
+        <w:t xml:space="preserve">Геометрически это означает, что увеличение </w:t>
+      </w:r>
+      <w:r>
+        <w:rPr>
+          <w:rFonts w:ascii="Times New Roman" w:hAnsi="Times New Roman" w:cs="Times New Roman"/>
+          <w:i/>
+          <w:iCs/>
+          <w:sz w:val="28"/>
+          <w:szCs w:val="28"/>
+          <w:lang w:val="en-US"/>
+        </w:rPr>
+        <w:t>R</w:t>
+      </w:r>
+      <w:r>
+        <w:rPr>
+          <w:rFonts w:ascii="Times New Roman" w:hAnsi="Times New Roman" w:cs="Times New Roman"/>
+          <w:i/>
+          <w:iCs/>
+          <w:sz w:val="28"/>
+          <w:szCs w:val="28"/>
+          <w:vertAlign w:val="subscript"/>
+          <w:lang w:val="en-US"/>
+        </w:rPr>
+        <w:t>ct</w:t>
+      </w:r>
+      <w:r>
+        <w:rPr>
+          <w:rFonts w:ascii="Times New Roman" w:hAnsi="Times New Roman" w:cs="Times New Roman"/>
+          <w:sz w:val="28"/>
+          <w:szCs w:val="28"/>
+        </w:rPr>
+        <w:t xml:space="preserve"> приводит к расширению полукруга диаграммы Найквиста, а уменьшение </w:t>
+      </w:r>
+      <w:r>
+        <w:rPr>
+          <w:rFonts w:ascii="Times New Roman" w:hAnsi="Times New Roman" w:cs="Times New Roman"/>
+          <w:i/>
+          <w:iCs/>
+          <w:sz w:val="28"/>
+          <w:szCs w:val="28"/>
+          <w:lang w:val="en-US"/>
+        </w:rPr>
+        <w:t>R</w:t>
+      </w:r>
+      <w:r>
+        <w:rPr>
+          <w:rFonts w:ascii="Times New Roman" w:hAnsi="Times New Roman" w:cs="Times New Roman"/>
+          <w:i/>
+          <w:iCs/>
+          <w:sz w:val="28"/>
+          <w:szCs w:val="28"/>
+          <w:vertAlign w:val="subscript"/>
+          <w:lang w:val="en-US"/>
+        </w:rPr>
+        <w:t>ct</w:t>
       </w:r>
       <w:r>
         <w:rPr>
@@ -1937,6 +1790,53 @@
       <w:r>
         <w:rPr>
           <w:rFonts w:ascii="Times New Roman" w:hAnsi="Times New Roman" w:cs="Times New Roman"/>
+          <w:sz w:val="28"/>
+          <w:szCs w:val="28"/>
+        </w:rPr>
+        <w:t>–</w:t>
+      </w:r>
+      <w:r>
+        <w:rPr>
+          <w:rFonts w:ascii="Times New Roman" w:hAnsi="Times New Roman" w:cs="Times New Roman"/>
+          <w:sz w:val="28"/>
+          <w:szCs w:val="28"/>
+        </w:rPr>
+        <w:t xml:space="preserve"> к его сжатию.</w:t>
+      </w:r>
+    </w:p>
+    <w:p>
+      <w:pPr>
+        <w:spacing w:line="360" w:lineRule="auto"/>
+        <w:ind w:firstLine="709"/>
+        <w:jc w:val="both"/>
+        <w:rPr>
+          <w:rFonts w:ascii="Times New Roman" w:hAnsi="Times New Roman" w:cs="Times New Roman"/>
+          <w:sz w:val="28"/>
+          <w:szCs w:val="28"/>
+        </w:rPr>
+      </w:pPr>
+      <w:r>
+        <w:rPr>
+          <w:rFonts w:ascii="Times New Roman" w:hAnsi="Times New Roman" w:cs="Times New Roman"/>
+          <w:sz w:val="28"/>
+          <w:szCs w:val="28"/>
+        </w:rPr>
+        <w:t>Именно этот параметр является наиболее важным для диагностики деградации. Согласно современным публикациям, в EIS-</w:t>
+      </w:r>
+      <w:r>
+        <w:t xml:space="preserve"> </w:t>
+      </w:r>
+      <w:r>
+        <w:rPr>
+          <w:rFonts w:ascii="Times New Roman" w:hAnsi="Times New Roman" w:cs="Times New Roman"/>
+          <w:sz w:val="28"/>
+          <w:szCs w:val="28"/>
+        </w:rPr>
+        <w:t xml:space="preserve">ориентированной оценке состояния батарей именно </w:t>
+      </w:r>
+      <w:r>
+        <w:rPr>
+          <w:rFonts w:ascii="Times New Roman" w:hAnsi="Times New Roman" w:cs="Times New Roman"/>
           <w:i/>
           <w:iCs/>
           <w:sz w:val="28"/>
@@ -1963,205 +1863,7 @@
           <w:sz w:val="28"/>
           <w:szCs w:val="28"/>
         </w:rPr>
-        <w:t xml:space="preserve"> </w:t>
-      </w:r>
-      <w:r>
-        <w:rPr>
-          <w:rFonts w:ascii="Times New Roman" w:hAnsi="Times New Roman" w:cs="Times New Roman"/>
-          <w:sz w:val="28"/>
-          <w:szCs w:val="28"/>
-        </w:rPr>
-        <w:t>приводит к расширению полукруга диаграммы Найквиста, а уменьшение</w:t>
-      </w:r>
-      <w:r>
-        <w:rPr>
-          <w:rFonts w:ascii="Times New Roman" w:hAnsi="Times New Roman" w:cs="Times New Roman"/>
-          <w:sz w:val="28"/>
-          <w:szCs w:val="28"/>
-        </w:rPr>
-        <w:t xml:space="preserve"> </w:t>
-      </w:r>
-      <w:r>
-        <w:rPr>
-          <w:rFonts w:ascii="Times New Roman" w:hAnsi="Times New Roman" w:cs="Times New Roman"/>
-          <w:i/>
-          <w:iCs/>
-          <w:sz w:val="28"/>
-          <w:szCs w:val="28"/>
-          <w:lang w:val="en-US"/>
-        </w:rPr>
-        <w:t>R</w:t>
-      </w:r>
-      <w:r>
-        <w:rPr>
-          <w:rFonts w:ascii="Times New Roman" w:hAnsi="Times New Roman" w:cs="Times New Roman"/>
-          <w:i/>
-          <w:iCs/>
-          <w:sz w:val="28"/>
-          <w:szCs w:val="28"/>
-          <w:vertAlign w:val="subscript"/>
-          <w:lang w:val="en-US"/>
-        </w:rPr>
-        <w:t>ct</w:t>
-      </w:r>
-      <w:r>
-        <w:rPr>
-          <w:rFonts w:ascii="Times New Roman" w:hAnsi="Times New Roman" w:cs="Times New Roman"/>
-          <w:sz w:val="28"/>
-          <w:szCs w:val="28"/>
-        </w:rPr>
-        <w:t xml:space="preserve"> </w:t>
-      </w:r>
-      <w:r>
-        <w:rPr>
-          <w:rFonts w:ascii="Times New Roman" w:hAnsi="Times New Roman" w:cs="Times New Roman"/>
-          <w:sz w:val="28"/>
-          <w:szCs w:val="28"/>
-        </w:rPr>
-        <w:t>–</w:t>
-      </w:r>
-      <w:r>
-        <w:rPr>
-          <w:rFonts w:ascii="Times New Roman" w:hAnsi="Times New Roman" w:cs="Times New Roman"/>
-          <w:sz w:val="28"/>
-          <w:szCs w:val="28"/>
-        </w:rPr>
-        <w:t xml:space="preserve"> </w:t>
-      </w:r>
-      <w:r>
-        <w:rPr>
-          <w:rFonts w:ascii="Times New Roman" w:hAnsi="Times New Roman" w:cs="Times New Roman"/>
-          <w:sz w:val="28"/>
-          <w:szCs w:val="28"/>
-        </w:rPr>
-        <w:t>к его</w:t>
-      </w:r>
-      <w:r>
-        <w:rPr>
-          <w:rFonts w:ascii="Times New Roman" w:hAnsi="Times New Roman" w:cs="Times New Roman"/>
-          <w:sz w:val="28"/>
-          <w:szCs w:val="28"/>
-        </w:rPr>
-        <w:t xml:space="preserve"> </w:t>
-      </w:r>
-      <w:r>
-        <w:rPr>
-          <w:rFonts w:ascii="Times New Roman" w:hAnsi="Times New Roman" w:cs="Times New Roman"/>
-          <w:sz w:val="28"/>
-          <w:szCs w:val="28"/>
-        </w:rPr>
-        <w:t>сжатию</w:t>
-      </w:r>
-      <w:r>
-        <w:rPr>
-          <w:rFonts w:ascii="Times New Roman" w:hAnsi="Times New Roman" w:cs="Times New Roman"/>
-          <w:sz w:val="28"/>
-          <w:szCs w:val="28"/>
-        </w:rPr>
-        <w:t>.</w:t>
-      </w:r>
-    </w:p>
-    <w:p>
-      <w:pPr>
-        <w:spacing w:line="360" w:lineRule="auto"/>
-        <w:ind w:firstLine="709"/>
-        <w:jc w:val="both"/>
-        <w:rPr>
-          <w:rFonts w:ascii="Times New Roman" w:hAnsi="Times New Roman" w:cs="Times New Roman"/>
-          <w:sz w:val="28"/>
-          <w:szCs w:val="28"/>
-          <w:lang w:val="en-US"/>
-        </w:rPr>
-      </w:pPr>
-      <w:r>
-        <w:rPr>
-          <w:rFonts w:ascii="Times New Roman" w:hAnsi="Times New Roman" w:cs="Times New Roman"/>
-          <w:sz w:val="28"/>
-          <w:szCs w:val="28"/>
-        </w:rPr>
-        <w:t>Именно этот параметр является наиболее важным для диагностики деградации. Согласно современным публикациям, в EIS</w:t>
-      </w:r>
-      <w:r>
-        <w:rPr>
-          <w:rFonts w:ascii="Times New Roman" w:hAnsi="Times New Roman" w:cs="Times New Roman"/>
-          <w:sz w:val="28"/>
-          <w:szCs w:val="28"/>
-        </w:rPr>
-        <w:t>-</w:t>
-      </w:r>
-      <w:r>
-        <w:t xml:space="preserve"> </w:t>
-      </w:r>
-      <w:r>
-        <w:rPr>
-          <w:rFonts w:ascii="Times New Roman" w:hAnsi="Times New Roman" w:cs="Times New Roman"/>
-          <w:sz w:val="28"/>
-          <w:szCs w:val="28"/>
-        </w:rPr>
-        <w:t>ориентированной оценке состояния батарей именно</w:t>
-      </w:r>
-      <w:r>
-        <w:rPr>
-          <w:rFonts w:ascii="Times New Roman" w:hAnsi="Times New Roman" w:cs="Times New Roman"/>
-          <w:sz w:val="28"/>
-          <w:szCs w:val="28"/>
-        </w:rPr>
-        <w:t xml:space="preserve"> </w:t>
-      </w:r>
-      <w:r>
-        <w:rPr>
-          <w:rFonts w:ascii="Times New Roman" w:hAnsi="Times New Roman" w:cs="Times New Roman"/>
-          <w:i/>
-          <w:iCs/>
-          <w:sz w:val="28"/>
-          <w:szCs w:val="28"/>
-          <w:lang w:val="en-US"/>
-        </w:rPr>
-        <w:t>R</w:t>
-      </w:r>
-      <w:r>
-        <w:rPr>
-          <w:rFonts w:ascii="Times New Roman" w:hAnsi="Times New Roman" w:cs="Times New Roman"/>
-          <w:i/>
-          <w:iCs/>
-          <w:sz w:val="28"/>
-          <w:szCs w:val="28"/>
-          <w:vertAlign w:val="subscript"/>
-          <w:lang w:val="en-US"/>
-        </w:rPr>
-        <w:t>ct</w:t>
-      </w:r>
-      <w:r>
-        <w:rPr>
-          <w:rFonts w:ascii="Times New Roman" w:hAnsi="Times New Roman" w:cs="Times New Roman"/>
-          <w:sz w:val="28"/>
-          <w:szCs w:val="28"/>
-        </w:rPr>
-        <w:t xml:space="preserve"> </w:t>
-      </w:r>
-      <w:r>
-        <w:rPr>
-          <w:rFonts w:ascii="Times New Roman" w:hAnsi="Times New Roman" w:cs="Times New Roman"/>
-          <w:sz w:val="28"/>
-          <w:szCs w:val="28"/>
-        </w:rPr>
-        <w:t>чаще всего используется как ключевой признак старения. Для LTO-основанных</w:t>
-      </w:r>
-      <w:r>
-        <w:rPr>
-          <w:rFonts w:ascii="Times New Roman" w:hAnsi="Times New Roman" w:cs="Times New Roman"/>
-          <w:sz w:val="28"/>
-          <w:szCs w:val="28"/>
-        </w:rPr>
-        <w:t xml:space="preserve"> </w:t>
-      </w:r>
-      <w:r>
-        <w:rPr>
-          <w:rFonts w:ascii="Times New Roman" w:hAnsi="Times New Roman" w:cs="Times New Roman"/>
-          <w:sz w:val="28"/>
-          <w:szCs w:val="28"/>
-        </w:rPr>
-        <w:t xml:space="preserve">литий-ионных аккумуляторов в работе </w:t>
+        <w:t xml:space="preserve"> чаще всего используется как ключевой признак старения. Для LTO-основанных литий-ионных аккумуляторов в работе </w:t>
       </w:r>
       <w:r>
         <w:rPr>
@@ -2178,15 +1880,7 @@
           <w:sz w:val="28"/>
           <w:szCs w:val="28"/>
         </w:rPr>
-        <w:t xml:space="preserve"> </w:t>
-      </w:r>
-      <w:r>
-        <w:rPr>
-          <w:rFonts w:ascii="Times New Roman" w:hAnsi="Times New Roman" w:cs="Times New Roman"/>
-          <w:sz w:val="28"/>
-          <w:szCs w:val="28"/>
-        </w:rPr>
-        <w:t xml:space="preserve">прямо отмечено, что по данным EIS были выбраны </w:t>
+        <w:t xml:space="preserve"> прямо отмечено, что по данным EIS были выбраны </w:t>
       </w:r>
       <w:r>
         <w:rPr>
@@ -2203,15 +1897,7 @@
           <w:sz w:val="28"/>
           <w:szCs w:val="28"/>
         </w:rPr>
-        <w:t xml:space="preserve"> как ключевые характеристические параметры для модели оценки</w:t>
-      </w:r>
-      <w:r>
-        <w:rPr>
-          <w:rFonts w:ascii="Times New Roman" w:hAnsi="Times New Roman" w:cs="Times New Roman"/>
-          <w:sz w:val="28"/>
-          <w:szCs w:val="28"/>
-        </w:rPr>
-        <w:t xml:space="preserve"> </w:t>
+        <w:t xml:space="preserve"> как ключевые характеристические параметры для модели оценки </w:t>
       </w:r>
       <w:r>
         <w:rPr>
@@ -2314,23 +2000,7 @@
           <w:sz w:val="28"/>
           <w:szCs w:val="28"/>
         </w:rPr>
-        <w:t xml:space="preserve">) </w:t>
-      </w:r>
-      <w:r>
-        <w:rPr>
-          <w:rFonts w:ascii="Times New Roman" w:hAnsi="Times New Roman" w:cs="Times New Roman"/>
-          <w:sz w:val="28"/>
-          <w:szCs w:val="28"/>
-        </w:rPr>
-        <w:t>Для литий</w:t>
-      </w:r>
-      <w:r>
-        <w:rPr>
-          <w:rFonts w:ascii="Times New Roman" w:hAnsi="Times New Roman" w:cs="Times New Roman"/>
-          <w:sz w:val="28"/>
-          <w:szCs w:val="28"/>
-        </w:rPr>
-        <w:t>-</w:t>
+        <w:t>) Для литий-</w:t>
       </w:r>
       <w:r>
         <w:t xml:space="preserve"> </w:t>
@@ -2358,15 +2028,7 @@
           <w:sz w:val="28"/>
           <w:szCs w:val="28"/>
         </w:rPr>
-        <w:t xml:space="preserve"> также подтверждают высокую прогностическую ценность</w:t>
-      </w:r>
-      <w:r>
-        <w:rPr>
-          <w:rFonts w:ascii="Times New Roman" w:hAnsi="Times New Roman" w:cs="Times New Roman"/>
-          <w:sz w:val="28"/>
-          <w:szCs w:val="28"/>
-        </w:rPr>
-        <w:t xml:space="preserve"> </w:t>
+        <w:t xml:space="preserve"> также подтверждают высокую прогностическую ценность </w:t>
       </w:r>
       <w:r>
         <w:rPr>
@@ -2397,23 +2059,7 @@
           <w:sz w:val="28"/>
           <w:szCs w:val="28"/>
         </w:rPr>
-        <w:t xml:space="preserve"> </w:t>
-      </w:r>
-      <w:r>
-        <w:rPr>
-          <w:rFonts w:ascii="Times New Roman" w:hAnsi="Times New Roman" w:cs="Times New Roman"/>
-          <w:sz w:val="28"/>
-          <w:szCs w:val="28"/>
-        </w:rPr>
-        <w:t>по отношению к</w:t>
-      </w:r>
-      <w:r>
-        <w:rPr>
-          <w:rFonts w:ascii="Times New Roman" w:hAnsi="Times New Roman" w:cs="Times New Roman"/>
-          <w:sz w:val="28"/>
-          <w:szCs w:val="28"/>
-        </w:rPr>
-        <w:t xml:space="preserve"> </w:t>
+        <w:t xml:space="preserve"> по отношению к </w:t>
       </w:r>
       <w:r>
         <w:rPr>
@@ -2432,30 +2078,13 @@
           <w:sz w:val="28"/>
           <w:szCs w:val="28"/>
         </w:rPr>
-        <w:t xml:space="preserve"> </w:t>
-      </w:r>
-      <w:r>
-        <w:rPr>
-          <w:rFonts w:ascii="Times New Roman" w:hAnsi="Times New Roman" w:cs="Times New Roman"/>
-          <w:sz w:val="28"/>
-          <w:szCs w:val="28"/>
-        </w:rPr>
-        <w:t>и старению</w:t>
-      </w:r>
-      <w:r>
-        <w:rPr>
-          <w:rFonts w:ascii="Times New Roman" w:hAnsi="Times New Roman" w:cs="Times New Roman"/>
-          <w:sz w:val="28"/>
-          <w:szCs w:val="28"/>
-        </w:rPr>
-        <w:t xml:space="preserve">. </w:t>
-      </w:r>
-      <w:r>
-        <w:rPr>
-          <w:rFonts w:ascii="Times New Roman" w:hAnsi="Times New Roman" w:cs="Times New Roman"/>
-          <w:sz w:val="28"/>
-          <w:szCs w:val="28"/>
-          <w:lang w:val="en-US"/>
+        <w:t xml:space="preserve"> и старению. </w:t>
+      </w:r>
+      <w:r>
+        <w:rPr>
+          <w:rFonts w:ascii="Times New Roman" w:hAnsi="Times New Roman" w:cs="Times New Roman"/>
+          <w:sz w:val="28"/>
+          <w:szCs w:val="28"/>
         </w:rPr>
         <w:t>(</w:t>
       </w:r>
@@ -2468,7 +2097,92 @@
             <w:szCs w:val="28"/>
             <w:lang w:val="en-US"/>
           </w:rPr>
-          <w:t>https://doi.org/10.1016/j.est.2022.104608</w:t>
+          <w:t>https</w:t>
+        </w:r>
+        <w:r>
+          <w:rPr>
+            <w:rStyle w:val="ad"/>
+            <w:rFonts w:ascii="Times New Roman" w:hAnsi="Times New Roman" w:cs="Times New Roman"/>
+            <w:sz w:val="28"/>
+            <w:szCs w:val="28"/>
+          </w:rPr>
+          <w:t>://</w:t>
+        </w:r>
+        <w:r>
+          <w:rPr>
+            <w:rStyle w:val="ad"/>
+            <w:rFonts w:ascii="Times New Roman" w:hAnsi="Times New Roman" w:cs="Times New Roman"/>
+            <w:sz w:val="28"/>
+            <w:szCs w:val="28"/>
+            <w:lang w:val="en-US"/>
+          </w:rPr>
+          <w:t>doi</w:t>
+        </w:r>
+        <w:r>
+          <w:rPr>
+            <w:rStyle w:val="ad"/>
+            <w:rFonts w:ascii="Times New Roman" w:hAnsi="Times New Roman" w:cs="Times New Roman"/>
+            <w:sz w:val="28"/>
+            <w:szCs w:val="28"/>
+          </w:rPr>
+          <w:t>.</w:t>
+        </w:r>
+        <w:r>
+          <w:rPr>
+            <w:rStyle w:val="ad"/>
+            <w:rFonts w:ascii="Times New Roman" w:hAnsi="Times New Roman" w:cs="Times New Roman"/>
+            <w:sz w:val="28"/>
+            <w:szCs w:val="28"/>
+            <w:lang w:val="en-US"/>
+          </w:rPr>
+          <w:t>org</w:t>
+        </w:r>
+        <w:r>
+          <w:rPr>
+            <w:rStyle w:val="ad"/>
+            <w:rFonts w:ascii="Times New Roman" w:hAnsi="Times New Roman" w:cs="Times New Roman"/>
+            <w:sz w:val="28"/>
+            <w:szCs w:val="28"/>
+          </w:rPr>
+          <w:t>/10.1016/</w:t>
+        </w:r>
+        <w:r>
+          <w:rPr>
+            <w:rStyle w:val="ad"/>
+            <w:rFonts w:ascii="Times New Roman" w:hAnsi="Times New Roman" w:cs="Times New Roman"/>
+            <w:sz w:val="28"/>
+            <w:szCs w:val="28"/>
+            <w:lang w:val="en-US"/>
+          </w:rPr>
+          <w:t>j</w:t>
+        </w:r>
+        <w:r>
+          <w:rPr>
+            <w:rStyle w:val="ad"/>
+            <w:rFonts w:ascii="Times New Roman" w:hAnsi="Times New Roman" w:cs="Times New Roman"/>
+            <w:sz w:val="28"/>
+            <w:szCs w:val="28"/>
+          </w:rPr>
+          <w:t>.</w:t>
+        </w:r>
+        <w:r>
+          <w:rPr>
+            <w:rStyle w:val="ad"/>
+            <w:rFonts w:ascii="Times New Roman" w:hAnsi="Times New Roman" w:cs="Times New Roman"/>
+            <w:sz w:val="28"/>
+            <w:szCs w:val="28"/>
+            <w:lang w:val="en-US"/>
+          </w:rPr>
+          <w:t>est</w:t>
+        </w:r>
+        <w:r>
+          <w:rPr>
+            <w:rStyle w:val="ad"/>
+            <w:rFonts w:ascii="Times New Roman" w:hAnsi="Times New Roman" w:cs="Times New Roman"/>
+            <w:sz w:val="28"/>
+            <w:szCs w:val="28"/>
+          </w:rPr>
+          <w:t>.2022.104608</w:t>
         </w:r>
       </w:hyperlink>
       <w:r>
@@ -2476,7 +2190,6 @@
           <w:rFonts w:ascii="Times New Roman" w:hAnsi="Times New Roman" w:cs="Times New Roman"/>
           <w:sz w:val="28"/>
           <w:szCs w:val="28"/>
-          <w:lang w:val="en-US"/>
         </w:rPr>
         <w:t>)</w:t>
       </w:r>
@@ -2490,24 +2203,15 @@
           <w:rFonts w:ascii="Times New Roman" w:hAnsi="Times New Roman" w:cs="Times New Roman"/>
           <w:sz w:val="28"/>
           <w:szCs w:val="28"/>
-          <w:lang w:val="en-US"/>
-        </w:rPr>
-      </w:pPr>
-      <w:r>
-        <w:rPr>
-          <w:rFonts w:ascii="Times New Roman" w:hAnsi="Times New Roman" w:cs="Times New Roman"/>
-          <w:sz w:val="28"/>
-          <w:szCs w:val="28"/>
-        </w:rPr>
-        <w:t>Это объясняется физически. Рост</w:t>
-      </w:r>
-      <w:r>
-        <w:rPr>
-          <w:rFonts w:ascii="Times New Roman" w:hAnsi="Times New Roman" w:cs="Times New Roman"/>
-          <w:sz w:val="28"/>
-          <w:szCs w:val="28"/>
-        </w:rPr>
-        <w:t xml:space="preserve"> </w:t>
+        </w:rPr>
+      </w:pPr>
+      <w:r>
+        <w:rPr>
+          <w:rFonts w:ascii="Times New Roman" w:hAnsi="Times New Roman" w:cs="Times New Roman"/>
+          <w:sz w:val="28"/>
+          <w:szCs w:val="28"/>
+        </w:rPr>
+        <w:t xml:space="preserve">Это объясняется физически. Рост </w:t>
       </w:r>
       <w:r>
         <w:rPr>
@@ -2538,43 +2242,18 @@
           <w:sz w:val="28"/>
           <w:szCs w:val="28"/>
         </w:rPr>
-        <w:t xml:space="preserve"> </w:t>
-      </w:r>
-      <w:r>
-        <w:rPr>
-          <w:rFonts w:ascii="Times New Roman" w:hAnsi="Times New Roman" w:cs="Times New Roman"/>
-          <w:sz w:val="28"/>
-          <w:szCs w:val="28"/>
-        </w:rPr>
-        <w:t>связан с уменьшением обменного тока, а тот, в свою очередь, уменьшается при утолщении пассивирующего слоя, сокращении эффективной площади электрохимической реакции и ухудшении межфазной кинетики.</w:t>
-      </w:r>
-      <w:r>
-        <w:rPr>
-          <w:rFonts w:ascii="Times New Roman" w:hAnsi="Times New Roman" w:cs="Times New Roman"/>
-          <w:sz w:val="28"/>
-          <w:szCs w:val="28"/>
-        </w:rPr>
-        <w:t xml:space="preserve"> </w:t>
-      </w:r>
-      <w:r>
-        <w:rPr>
-          <w:rFonts w:ascii="Times New Roman" w:hAnsi="Times New Roman" w:cs="Times New Roman"/>
-          <w:sz w:val="28"/>
-          <w:szCs w:val="28"/>
-        </w:rPr>
-        <w:t>Следовательно, если омическая часть спектра характеризует «проводимость системы в целом», то диаметр полукруга отражает именно глубину межфазной деградации.</w:t>
-      </w:r>
-    </w:p>
-    <w:p>
-      <w:pPr>
-        <w:spacing w:line="360" w:lineRule="auto"/>
-        <w:ind w:firstLine="709"/>
-        <w:jc w:val="both"/>
-        <w:rPr>
-          <w:rFonts w:ascii="Times New Roman" w:hAnsi="Times New Roman" w:cs="Times New Roman"/>
-          <w:sz w:val="28"/>
-          <w:szCs w:val="28"/>
-          <w:lang w:val="en-US"/>
+        <w:t xml:space="preserve"> связан с уменьшением обменного тока, а тот, в свою очередь, уменьшается при утолщении пассивирующего слоя, сокращении эффективной площади электрохимической реакции и ухудшении межфазной кинетики. Следовательно, если омическая часть спектра характеризует «проводимость системы в целом», то диаметр полукруга отражает именно глубину межфазной деградации.</w:t>
+      </w:r>
+    </w:p>
+    <w:p>
+      <w:pPr>
+        <w:spacing w:line="360" w:lineRule="auto"/>
+        <w:ind w:firstLine="709"/>
+        <w:jc w:val="both"/>
+        <w:rPr>
+          <w:rFonts w:ascii="Times New Roman" w:hAnsi="Times New Roman" w:cs="Times New Roman"/>
+          <w:sz w:val="28"/>
+          <w:szCs w:val="28"/>
         </w:rPr>
       </w:pPr>
     </w:p>
@@ -2611,36 +2290,27 @@
           <w:rFonts w:ascii="Times New Roman" w:hAnsi="Times New Roman" w:cs="Times New Roman"/>
           <w:sz w:val="28"/>
           <w:szCs w:val="28"/>
-          <w:lang w:val="en-US"/>
-        </w:rPr>
-      </w:pPr>
-    </w:p>
-    <w:p>
-      <w:pPr>
-        <w:spacing w:line="360" w:lineRule="auto"/>
-        <w:ind w:firstLine="709"/>
-        <w:jc w:val="both"/>
-        <w:rPr>
-          <w:rFonts w:ascii="Times New Roman" w:hAnsi="Times New Roman" w:cs="Times New Roman"/>
-          <w:sz w:val="28"/>
-          <w:szCs w:val="28"/>
-        </w:rPr>
-      </w:pPr>
-      <w:r>
-        <w:rPr>
-          <w:rFonts w:ascii="Times New Roman" w:hAnsi="Times New Roman" w:cs="Times New Roman"/>
-          <w:sz w:val="28"/>
-          <w:szCs w:val="28"/>
-        </w:rPr>
-        <w:t>Третьим важным диагностическим элементом диаграммы Найквиста является её низкочастотный участок. В классическом приближении Варбурга он приближается к прямой линии под углом порядка</w:t>
-      </w:r>
-      <w:r>
-        <w:rPr>
-          <w:rFonts w:ascii="Times New Roman" w:hAnsi="Times New Roman" w:cs="Times New Roman"/>
-          <w:sz w:val="28"/>
-          <w:szCs w:val="28"/>
-        </w:rPr>
-        <w:t xml:space="preserve"> 45</w:t>
+        </w:rPr>
+      </w:pPr>
+    </w:p>
+    <w:p>
+      <w:pPr>
+        <w:spacing w:line="360" w:lineRule="auto"/>
+        <w:ind w:firstLine="709"/>
+        <w:jc w:val="both"/>
+        <w:rPr>
+          <w:rFonts w:ascii="Times New Roman" w:hAnsi="Times New Roman" w:cs="Times New Roman"/>
+          <w:sz w:val="28"/>
+          <w:szCs w:val="28"/>
+        </w:rPr>
+      </w:pPr>
+      <w:r>
+        <w:rPr>
+          <w:rFonts w:ascii="Times New Roman" w:hAnsi="Times New Roman" w:cs="Times New Roman"/>
+          <w:sz w:val="28"/>
+          <w:szCs w:val="28"/>
+        </w:rPr>
+        <w:t>Третьим важным диагностическим элементом диаграммы Найквиста является её низкочастотный участок. В классическом приближении Варбурга он приближается к прямой линии под углом порядка 45</w:t>
       </w:r>
       <w:r>
         <w:rPr>
@@ -2668,20 +2338,18 @@
           <w:rFonts w:ascii="Times New Roman" w:hAnsi="Times New Roman" w:cs="Times New Roman"/>
           <w:sz w:val="28"/>
           <w:szCs w:val="28"/>
-          <w:lang w:val="en-US"/>
-        </w:rPr>
-      </w:pPr>
-    </w:p>
-    <w:p>
-      <w:pPr>
-        <w:spacing w:line="360" w:lineRule="auto"/>
-        <w:ind w:firstLine="709"/>
-        <w:jc w:val="both"/>
-        <w:rPr>
-          <w:rFonts w:ascii="Times New Roman" w:hAnsi="Times New Roman" w:cs="Times New Roman"/>
-          <w:sz w:val="28"/>
-          <w:szCs w:val="28"/>
-          <w:lang w:val="en-US"/>
+        </w:rPr>
+      </w:pPr>
+    </w:p>
+    <w:p>
+      <w:pPr>
+        <w:spacing w:line="360" w:lineRule="auto"/>
+        <w:ind w:firstLine="709"/>
+        <w:jc w:val="both"/>
+        <w:rPr>
+          <w:rFonts w:ascii="Times New Roman" w:hAnsi="Times New Roman" w:cs="Times New Roman"/>
+          <w:sz w:val="28"/>
+          <w:szCs w:val="28"/>
         </w:rPr>
       </w:pPr>
       <w:r>
@@ -2693,10 +2361,10 @@
           <w:lang w:val="en-US"/>
         </w:rPr>
         <w:object w:dxaOrig="1500" w:dyaOrig="700" w14:anchorId="17B2A1E7">
-          <v:shape id="_x0000_i1287" type="#_x0000_t75" style="width:75.15pt;height:35.05pt" o:ole="">
+          <v:shape id="_x0000_i1029" type="#_x0000_t75" style="width:75.15pt;height:35.05pt" o:ole="">
             <v:imagedata r:id="rId21" o:title=""/>
           </v:shape>
-          <o:OLEObject Type="Embed" ProgID="Equation.DSMT4" ShapeID="_x0000_i1287" DrawAspect="Content" ObjectID="_1837107132" r:id="rId22"/>
+          <o:OLEObject Type="Embed" ProgID="Equation.DSMT4" ShapeID="_x0000_i1029" DrawAspect="Content" ObjectID="_1837193247" r:id="rId22"/>
         </w:object>
       </w:r>
       <w:r>
@@ -2704,7 +2372,6 @@
           <w:rFonts w:ascii="Times New Roman" w:hAnsi="Times New Roman" w:cs="Times New Roman"/>
           <w:sz w:val="28"/>
           <w:szCs w:val="28"/>
-          <w:lang w:val="en-US"/>
         </w:rPr>
         <w:t>.</w:t>
       </w:r>
@@ -2718,20 +2385,18 @@
           <w:rFonts w:ascii="Times New Roman" w:hAnsi="Times New Roman" w:cs="Times New Roman"/>
           <w:sz w:val="28"/>
           <w:szCs w:val="28"/>
-          <w:lang w:val="en-US"/>
-        </w:rPr>
-      </w:pPr>
-    </w:p>
-    <w:p>
-      <w:pPr>
-        <w:spacing w:line="360" w:lineRule="auto"/>
-        <w:ind w:firstLine="709"/>
-        <w:jc w:val="both"/>
-        <w:rPr>
-          <w:rFonts w:ascii="Times New Roman" w:hAnsi="Times New Roman" w:cs="Times New Roman"/>
-          <w:sz w:val="28"/>
-          <w:szCs w:val="28"/>
-          <w:lang w:val="en-US"/>
+        </w:rPr>
+      </w:pPr>
+    </w:p>
+    <w:p>
+      <w:pPr>
+        <w:spacing w:line="360" w:lineRule="auto"/>
+        <w:ind w:firstLine="709"/>
+        <w:jc w:val="both"/>
+        <w:rPr>
+          <w:rFonts w:ascii="Times New Roman" w:hAnsi="Times New Roman" w:cs="Times New Roman"/>
+          <w:sz w:val="28"/>
+          <w:szCs w:val="28"/>
         </w:rPr>
       </w:pPr>
       <w:r>
@@ -2757,15 +2422,7 @@
           <w:sz w:val="28"/>
           <w:szCs w:val="28"/>
         </w:rPr>
-        <w:t xml:space="preserve"> показано, что при ухудшении условий массопереноса и снижении температуры существенный вклад в спектр вносят как рост</w:t>
-      </w:r>
-      <w:r>
-        <w:rPr>
-          <w:rFonts w:ascii="Times New Roman" w:hAnsi="Times New Roman" w:cs="Times New Roman"/>
-          <w:sz w:val="28"/>
-          <w:szCs w:val="28"/>
-        </w:rPr>
-        <w:t xml:space="preserve"> </w:t>
+        <w:t xml:space="preserve"> показано, что при ухудшении условий массопереноса и снижении температуры существенный вклад в спектр вносят как рост </w:t>
       </w:r>
       <w:r>
         <w:rPr>
@@ -2796,46 +2453,13 @@
           <w:sz w:val="28"/>
           <w:szCs w:val="28"/>
         </w:rPr>
-        <w:t xml:space="preserve">, </w:t>
-      </w:r>
-      <w:r>
-        <w:rPr>
-          <w:rFonts w:ascii="Times New Roman" w:hAnsi="Times New Roman" w:cs="Times New Roman"/>
-          <w:sz w:val="28"/>
-          <w:szCs w:val="28"/>
-        </w:rPr>
-        <w:t>так и усиление</w:t>
-      </w:r>
-      <w:r>
-        <w:rPr>
-          <w:rFonts w:ascii="Times New Roman" w:hAnsi="Times New Roman" w:cs="Times New Roman"/>
-          <w:sz w:val="28"/>
-          <w:szCs w:val="28"/>
-        </w:rPr>
-        <w:t xml:space="preserve"> </w:t>
-      </w:r>
-      <w:r>
-        <w:rPr>
-          <w:rFonts w:ascii="Times New Roman" w:hAnsi="Times New Roman" w:cs="Times New Roman"/>
-          <w:sz w:val="28"/>
-          <w:szCs w:val="28"/>
-        </w:rPr>
-        <w:t>диффузионной поляризации</w:t>
-      </w:r>
-      <w:r>
-        <w:rPr>
-          <w:rFonts w:ascii="Times New Roman" w:hAnsi="Times New Roman" w:cs="Times New Roman"/>
-          <w:sz w:val="28"/>
-          <w:szCs w:val="28"/>
-        </w:rPr>
-        <w:t xml:space="preserve">. </w:t>
-      </w:r>
-      <w:r>
-        <w:rPr>
-          <w:rFonts w:ascii="Times New Roman" w:hAnsi="Times New Roman" w:cs="Times New Roman"/>
-          <w:sz w:val="28"/>
-          <w:szCs w:val="28"/>
-          <w:lang w:val="en-US"/>
+        <w:t xml:space="preserve">, так и усиление диффузионной поляризации. </w:t>
+      </w:r>
+      <w:r>
+        <w:rPr>
+          <w:rFonts w:ascii="Times New Roman" w:hAnsi="Times New Roman" w:cs="Times New Roman"/>
+          <w:sz w:val="28"/>
+          <w:szCs w:val="28"/>
         </w:rPr>
         <w:t>(</w:t>
       </w:r>
@@ -2848,7 +2472,92 @@
             <w:szCs w:val="28"/>
             <w:lang w:val="en-US"/>
           </w:rPr>
-          <w:t>https://doi.org/10.1021/acsaem.9b01216</w:t>
+          <w:t>https</w:t>
+        </w:r>
+        <w:r>
+          <w:rPr>
+            <w:rStyle w:val="ad"/>
+            <w:rFonts w:ascii="Times New Roman" w:hAnsi="Times New Roman" w:cs="Times New Roman"/>
+            <w:sz w:val="28"/>
+            <w:szCs w:val="28"/>
+          </w:rPr>
+          <w:t>://</w:t>
+        </w:r>
+        <w:r>
+          <w:rPr>
+            <w:rStyle w:val="ad"/>
+            <w:rFonts w:ascii="Times New Roman" w:hAnsi="Times New Roman" w:cs="Times New Roman"/>
+            <w:sz w:val="28"/>
+            <w:szCs w:val="28"/>
+            <w:lang w:val="en-US"/>
+          </w:rPr>
+          <w:t>doi</w:t>
+        </w:r>
+        <w:r>
+          <w:rPr>
+            <w:rStyle w:val="ad"/>
+            <w:rFonts w:ascii="Times New Roman" w:hAnsi="Times New Roman" w:cs="Times New Roman"/>
+            <w:sz w:val="28"/>
+            <w:szCs w:val="28"/>
+          </w:rPr>
+          <w:t>.</w:t>
+        </w:r>
+        <w:r>
+          <w:rPr>
+            <w:rStyle w:val="ad"/>
+            <w:rFonts w:ascii="Times New Roman" w:hAnsi="Times New Roman" w:cs="Times New Roman"/>
+            <w:sz w:val="28"/>
+            <w:szCs w:val="28"/>
+            <w:lang w:val="en-US"/>
+          </w:rPr>
+          <w:t>org</w:t>
+        </w:r>
+        <w:r>
+          <w:rPr>
+            <w:rStyle w:val="ad"/>
+            <w:rFonts w:ascii="Times New Roman" w:hAnsi="Times New Roman" w:cs="Times New Roman"/>
+            <w:sz w:val="28"/>
+            <w:szCs w:val="28"/>
+          </w:rPr>
+          <w:t>/10.1021/</w:t>
+        </w:r>
+        <w:r>
+          <w:rPr>
+            <w:rStyle w:val="ad"/>
+            <w:rFonts w:ascii="Times New Roman" w:hAnsi="Times New Roman" w:cs="Times New Roman"/>
+            <w:sz w:val="28"/>
+            <w:szCs w:val="28"/>
+            <w:lang w:val="en-US"/>
+          </w:rPr>
+          <w:t>acsaem</w:t>
+        </w:r>
+        <w:r>
+          <w:rPr>
+            <w:rStyle w:val="ad"/>
+            <w:rFonts w:ascii="Times New Roman" w:hAnsi="Times New Roman" w:cs="Times New Roman"/>
+            <w:sz w:val="28"/>
+            <w:szCs w:val="28"/>
+          </w:rPr>
+          <w:t>.9</w:t>
+        </w:r>
+        <w:r>
+          <w:rPr>
+            <w:rStyle w:val="ad"/>
+            <w:rFonts w:ascii="Times New Roman" w:hAnsi="Times New Roman" w:cs="Times New Roman"/>
+            <w:sz w:val="28"/>
+            <w:szCs w:val="28"/>
+            <w:lang w:val="en-US"/>
+          </w:rPr>
+          <w:t>b</w:t>
+        </w:r>
+        <w:r>
+          <w:rPr>
+            <w:rStyle w:val="ad"/>
+            <w:rFonts w:ascii="Times New Roman" w:hAnsi="Times New Roman" w:cs="Times New Roman"/>
+            <w:sz w:val="28"/>
+            <w:szCs w:val="28"/>
+          </w:rPr>
+          <w:t>01216</w:t>
         </w:r>
       </w:hyperlink>
       <w:r>
@@ -2856,7 +2565,6 @@
           <w:rFonts w:ascii="Times New Roman" w:hAnsi="Times New Roman" w:cs="Times New Roman"/>
           <w:sz w:val="28"/>
           <w:szCs w:val="28"/>
-          <w:lang w:val="en-US"/>
         </w:rPr>
         <w:t>)</w:t>
       </w:r>
@@ -2878,15 +2586,7 @@
           <w:sz w:val="28"/>
           <w:szCs w:val="28"/>
         </w:rPr>
-        <w:t>Для диагностических целей это означает, что низкочастотный участок диаграммы Найквиста нельзя игнорировать. Он содержит информацию не столько о раннем межфазном старении, сколько о глубинных транспортных ограничениях внутри системы. Поэтому в дальнейшем, при формировании интегрального диагностического критерия, параметр</w:t>
-      </w:r>
-      <w:r>
-        <w:rPr>
-          <w:rFonts w:ascii="Times New Roman" w:hAnsi="Times New Roman" w:cs="Times New Roman"/>
-          <w:sz w:val="28"/>
-          <w:szCs w:val="28"/>
-        </w:rPr>
-        <w:t xml:space="preserve"> </w:t>
+        <w:t xml:space="preserve">Для диагностических целей это означает, что низкочастотный участок диаграммы Найквиста нельзя игнорировать. Он содержит информацию не столько о раннем межфазном старении, сколько о глубинных транспортных ограничениях внутри системы. Поэтому в дальнейшем, при формировании интегрального диагностического критерия, параметр </w:t>
       </w:r>
       <w:r>
         <w:rPr>
@@ -2904,23 +2604,7 @@
           <w:sz w:val="28"/>
           <w:szCs w:val="28"/>
         </w:rPr>
-        <w:t xml:space="preserve"> </w:t>
-      </w:r>
-      <w:r>
-        <w:rPr>
-          <w:rFonts w:ascii="Times New Roman" w:hAnsi="Times New Roman" w:cs="Times New Roman"/>
-          <w:sz w:val="28"/>
-          <w:szCs w:val="28"/>
-        </w:rPr>
-        <w:t>или эквивалентный низкочастотный признак будет использоваться наряду с</w:t>
-      </w:r>
-      <w:r>
-        <w:rPr>
-          <w:rFonts w:ascii="Times New Roman" w:hAnsi="Times New Roman" w:cs="Times New Roman"/>
-          <w:sz w:val="28"/>
-          <w:szCs w:val="28"/>
-        </w:rPr>
-        <w:t xml:space="preserve"> </w:t>
+        <w:t xml:space="preserve"> или эквивалентный низкочастотный признак будет использоваться наряду с </w:t>
       </w:r>
       <w:r>
         <w:rPr>
@@ -2951,35 +2635,18 @@
           <w:sz w:val="28"/>
           <w:szCs w:val="28"/>
         </w:rPr>
-        <w:t xml:space="preserve">, </w:t>
-      </w:r>
-      <w:r>
-        <w:rPr>
-          <w:rFonts w:ascii="Times New Roman" w:hAnsi="Times New Roman" w:cs="Times New Roman"/>
-          <w:sz w:val="28"/>
-          <w:szCs w:val="28"/>
-        </w:rPr>
-        <w:t>хотя и с меньшим весом</w:t>
-      </w:r>
-      <w:r>
-        <w:rPr>
-          <w:rFonts w:ascii="Times New Roman" w:hAnsi="Times New Roman" w:cs="Times New Roman"/>
-          <w:sz w:val="28"/>
-          <w:szCs w:val="28"/>
-        </w:rPr>
-        <w:t>.</w:t>
-      </w:r>
-    </w:p>
-    <w:p>
-      <w:pPr>
-        <w:spacing w:line="360" w:lineRule="auto"/>
-        <w:ind w:firstLine="709"/>
-        <w:jc w:val="both"/>
-        <w:rPr>
-          <w:rFonts w:ascii="Times New Roman" w:hAnsi="Times New Roman" w:cs="Times New Roman"/>
-          <w:sz w:val="28"/>
-          <w:szCs w:val="28"/>
-          <w:lang w:val="en-US"/>
+        <w:t>, хотя и с меньшим весом.</w:t>
+      </w:r>
+    </w:p>
+    <w:p>
+      <w:pPr>
+        <w:spacing w:line="360" w:lineRule="auto"/>
+        <w:ind w:firstLine="709"/>
+        <w:jc w:val="both"/>
+        <w:rPr>
+          <w:rFonts w:ascii="Times New Roman" w:hAnsi="Times New Roman" w:cs="Times New Roman"/>
+          <w:sz w:val="28"/>
+          <w:szCs w:val="28"/>
         </w:rPr>
       </w:pPr>
     </w:p>
@@ -3016,20 +2683,18 @@
           <w:rFonts w:ascii="Times New Roman" w:hAnsi="Times New Roman" w:cs="Times New Roman"/>
           <w:sz w:val="28"/>
           <w:szCs w:val="28"/>
-          <w:lang w:val="en-US"/>
-        </w:rPr>
-      </w:pPr>
-    </w:p>
-    <w:p>
-      <w:pPr>
-        <w:spacing w:line="360" w:lineRule="auto"/>
-        <w:ind w:firstLine="709"/>
-        <w:jc w:val="both"/>
-        <w:rPr>
-          <w:rFonts w:ascii="Times New Roman" w:hAnsi="Times New Roman" w:cs="Times New Roman"/>
-          <w:sz w:val="28"/>
-          <w:szCs w:val="28"/>
-          <w:lang w:val="en-US"/>
+        </w:rPr>
+      </w:pPr>
+    </w:p>
+    <w:p>
+      <w:pPr>
+        <w:spacing w:line="360" w:lineRule="auto"/>
+        <w:ind w:firstLine="709"/>
+        <w:jc w:val="both"/>
+        <w:rPr>
+          <w:rFonts w:ascii="Times New Roman" w:hAnsi="Times New Roman" w:cs="Times New Roman"/>
+          <w:sz w:val="28"/>
+          <w:szCs w:val="28"/>
         </w:rPr>
       </w:pPr>
       <w:r>
@@ -3059,7 +2724,6 @@
           <w:rFonts w:ascii="Times New Roman" w:hAnsi="Times New Roman" w:cs="Times New Roman"/>
           <w:sz w:val="28"/>
           <w:szCs w:val="28"/>
-          <w:lang w:val="en-US"/>
         </w:rPr>
       </w:pPr>
       <w:r>
@@ -3080,24 +2744,15 @@
           <w:rFonts w:ascii="Times New Roman" w:hAnsi="Times New Roman" w:cs="Times New Roman"/>
           <w:sz w:val="28"/>
           <w:szCs w:val="28"/>
-          <w:lang w:val="en-US"/>
-        </w:rPr>
-      </w:pPr>
-      <w:r>
-        <w:rPr>
-          <w:rFonts w:ascii="Times New Roman" w:hAnsi="Times New Roman" w:cs="Times New Roman"/>
-          <w:sz w:val="28"/>
-          <w:szCs w:val="28"/>
-        </w:rPr>
-        <w:t>Для иллюстрации геометрической связи между деградацией и параметрами диаграммы Найквиста построено семейство расчётных кривых при различных уровнях деградации</w:t>
-      </w:r>
-      <w:r>
-        <w:rPr>
-          <w:rFonts w:ascii="Times New Roman" w:hAnsi="Times New Roman" w:cs="Times New Roman"/>
-          <w:sz w:val="28"/>
-          <w:szCs w:val="28"/>
-        </w:rPr>
-        <w:t xml:space="preserve"> </w:t>
+        </w:rPr>
+      </w:pPr>
+      <w:r>
+        <w:rPr>
+          <w:rFonts w:ascii="Times New Roman" w:hAnsi="Times New Roman" w:cs="Times New Roman"/>
+          <w:sz w:val="28"/>
+          <w:szCs w:val="28"/>
+        </w:rPr>
+        <w:t xml:space="preserve">Для иллюстрации геометрической связи между деградацией и параметрами диаграммы Найквиста построено семейство расчётных кривых при различных уровнях деградации </w:t>
       </w:r>
       <w:r>
         <w:rPr>
@@ -3128,7 +2783,6 @@
           <w:rFonts w:ascii="Times New Roman" w:hAnsi="Times New Roman" w:cs="Times New Roman"/>
           <w:sz w:val="28"/>
           <w:szCs w:val="28"/>
-          <w:lang w:val="en-US"/>
         </w:rPr>
       </w:pPr>
     </w:p>
@@ -3240,7 +2894,6 @@
           <w:rFonts w:ascii="Times New Roman" w:hAnsi="Times New Roman" w:cs="Times New Roman"/>
           <w:sz w:val="28"/>
           <w:szCs w:val="28"/>
-          <w:lang w:val="en-US"/>
         </w:rPr>
       </w:pPr>
       <w:r>
@@ -3261,24 +2914,15 @@
           <w:rFonts w:ascii="Times New Roman" w:hAnsi="Times New Roman" w:cs="Times New Roman"/>
           <w:sz w:val="28"/>
           <w:szCs w:val="28"/>
-          <w:lang w:val="en-US"/>
-        </w:rPr>
-      </w:pPr>
-      <w:r>
-        <w:rPr>
-          <w:rFonts w:ascii="Times New Roman" w:hAnsi="Times New Roman" w:cs="Times New Roman"/>
-          <w:sz w:val="28"/>
-          <w:szCs w:val="28"/>
-        </w:rPr>
-        <w:t>Научная ценность рисунка состоит в том, что он связывает аналитический параметр деградации</w:t>
-      </w:r>
-      <w:r>
-        <w:rPr>
-          <w:rFonts w:ascii="Times New Roman" w:hAnsi="Times New Roman" w:cs="Times New Roman"/>
-          <w:sz w:val="28"/>
-          <w:szCs w:val="28"/>
-        </w:rPr>
-        <w:t xml:space="preserve"> </w:t>
+        </w:rPr>
+      </w:pPr>
+      <w:r>
+        <w:rPr>
+          <w:rFonts w:ascii="Times New Roman" w:hAnsi="Times New Roman" w:cs="Times New Roman"/>
+          <w:sz w:val="28"/>
+          <w:szCs w:val="28"/>
+        </w:rPr>
+        <w:t xml:space="preserve">Научная ценность рисунка состоит в том, что он связывает аналитический параметр деградации </w:t>
       </w:r>
       <w:r>
         <w:rPr>
@@ -3297,15 +2941,7 @@
           <w:sz w:val="28"/>
           <w:szCs w:val="28"/>
         </w:rPr>
-        <w:t xml:space="preserve">, </w:t>
-      </w:r>
-      <w:r>
-        <w:rPr>
-          <w:rFonts w:ascii="Times New Roman" w:hAnsi="Times New Roman" w:cs="Times New Roman"/>
-          <w:sz w:val="28"/>
-          <w:szCs w:val="28"/>
-        </w:rPr>
-        <w:t xml:space="preserve">введённый во второй главе, с конкретной геометрией импедансной кривой. Практическая ценность заключается в том, что он задаёт основу для экспресс-диагностики: по форме диаграммы можно предварительно оценивать доминирующий механизм деградации ещё до полного </w:t>
+        <w:t xml:space="preserve">, введённый во второй главе, с конкретной геометрией импедансной кривой. Практическая ценность заключается в том, что он задаёт основу для экспресс-диагностики: по форме диаграммы можно предварительно оценивать доминирующий механизм деградации ещё до полного </w:t>
       </w:r>
       <w:r>
         <w:rPr>
@@ -3334,7 +2970,6 @@
           <w:rFonts w:ascii="Times New Roman" w:hAnsi="Times New Roman" w:cs="Times New Roman"/>
           <w:sz w:val="28"/>
           <w:szCs w:val="28"/>
-          <w:lang w:val="en-US"/>
         </w:rPr>
       </w:pPr>
     </w:p>
@@ -3371,20 +3006,18 @@
           <w:rFonts w:ascii="Times New Roman" w:hAnsi="Times New Roman" w:cs="Times New Roman"/>
           <w:sz w:val="28"/>
           <w:szCs w:val="28"/>
-          <w:lang w:val="en-US"/>
-        </w:rPr>
-      </w:pPr>
-    </w:p>
-    <w:p>
-      <w:pPr>
-        <w:spacing w:line="360" w:lineRule="auto"/>
-        <w:ind w:firstLine="709"/>
-        <w:jc w:val="both"/>
-        <w:rPr>
-          <w:rFonts w:ascii="Times New Roman" w:hAnsi="Times New Roman" w:cs="Times New Roman"/>
-          <w:sz w:val="28"/>
-          <w:szCs w:val="28"/>
-          <w:lang w:val="en-US"/>
+        </w:rPr>
+      </w:pPr>
+    </w:p>
+    <w:p>
+      <w:pPr>
+        <w:spacing w:line="360" w:lineRule="auto"/>
+        <w:ind w:firstLine="709"/>
+        <w:jc w:val="both"/>
+        <w:rPr>
+          <w:rFonts w:ascii="Times New Roman" w:hAnsi="Times New Roman" w:cs="Times New Roman"/>
+          <w:sz w:val="28"/>
+          <w:szCs w:val="28"/>
         </w:rPr>
       </w:pPr>
       <w:r>
@@ -3410,7 +3043,30 @@
           <w:sz w:val="28"/>
           <w:szCs w:val="28"/>
         </w:rPr>
-        <w:t xml:space="preserve"> EIS-параметры, включая</w:t>
+        <w:t xml:space="preserve"> EIS-параметры, включая </w:t>
+      </w:r>
+      <w:r>
+        <w:rPr>
+          <w:rFonts w:ascii="Times New Roman" w:hAnsi="Times New Roman" w:cs="Times New Roman"/>
+          <w:i/>
+          <w:iCs/>
+          <w:sz w:val="28"/>
+          <w:szCs w:val="28"/>
+          <w:lang w:val="en-US"/>
+        </w:rPr>
+        <w:t>R</w:t>
+      </w:r>
+      <w:r>
+        <w:rPr>
+          <w:rFonts w:ascii="Times New Roman" w:hAnsi="Times New Roman" w:cs="Times New Roman"/>
+          <w:i/>
+          <w:iCs/>
+          <w:sz w:val="28"/>
+          <w:szCs w:val="28"/>
+          <w:vertAlign w:val="subscript"/>
+          <w:lang w:val="en-US"/>
+        </w:rPr>
+        <w:t>ct</w:t>
       </w:r>
       <w:r>
         <w:rPr>
@@ -3423,6 +3079,22 @@
       <w:r>
         <w:rPr>
           <w:rFonts w:ascii="Times New Roman" w:hAnsi="Times New Roman" w:cs="Times New Roman"/>
+          <w:sz w:val="28"/>
+          <w:szCs w:val="28"/>
+        </w:rPr>
+        <w:t>и</w:t>
+      </w:r>
+      <w:r>
+        <w:rPr>
+          <w:rFonts w:ascii="Times New Roman" w:hAnsi="Times New Roman" w:cs="Times New Roman"/>
+          <w:sz w:val="28"/>
+          <w:szCs w:val="28"/>
+        </w:rPr>
+        <w:t xml:space="preserve"> </w:t>
+      </w:r>
+      <w:r>
+        <w:rPr>
+          <w:rFonts w:ascii="Times New Roman" w:hAnsi="Times New Roman" w:cs="Times New Roman"/>
           <w:i/>
           <w:iCs/>
           <w:sz w:val="28"/>
@@ -3441,53 +3113,6 @@
           <w:vertAlign w:val="subscript"/>
           <w:lang w:val="en-US"/>
         </w:rPr>
-        <w:t>ct</w:t>
-      </w:r>
-      <w:r>
-        <w:rPr>
-          <w:rFonts w:ascii="Times New Roman" w:hAnsi="Times New Roman" w:cs="Times New Roman"/>
-          <w:sz w:val="28"/>
-          <w:szCs w:val="28"/>
-        </w:rPr>
-        <w:t xml:space="preserve"> </w:t>
-      </w:r>
-      <w:r>
-        <w:rPr>
-          <w:rFonts w:ascii="Times New Roman" w:hAnsi="Times New Roman" w:cs="Times New Roman"/>
-          <w:sz w:val="28"/>
-          <w:szCs w:val="28"/>
-        </w:rPr>
-        <w:t>и</w:t>
-      </w:r>
-      <w:r>
-        <w:rPr>
-          <w:rFonts w:ascii="Times New Roman" w:hAnsi="Times New Roman" w:cs="Times New Roman"/>
-          <w:sz w:val="28"/>
-          <w:szCs w:val="28"/>
-        </w:rPr>
-        <w:t xml:space="preserve"> </w:t>
-      </w:r>
-      <w:r>
-        <w:rPr>
-          <w:rFonts w:ascii="Times New Roman" w:hAnsi="Times New Roman" w:cs="Times New Roman"/>
-          <w:i/>
-          <w:iCs/>
-          <w:sz w:val="28"/>
-          <w:szCs w:val="28"/>
-          <w:lang w:val="en-US"/>
-        </w:rPr>
-        <w:t>R</w:t>
-      </w:r>
-      <w:r>
-        <w:rPr>
-          <w:rFonts w:ascii="Times New Roman" w:hAnsi="Times New Roman" w:cs="Times New Roman"/>
-          <w:i/>
-          <w:iCs/>
-          <w:sz w:val="28"/>
-          <w:szCs w:val="28"/>
-          <w:vertAlign w:val="subscript"/>
-          <w:lang w:val="en-US"/>
-        </w:rPr>
         <w:t>Ω</w:t>
       </w:r>
       <w:r>
@@ -3496,23 +3121,7 @@
           <w:sz w:val="28"/>
           <w:szCs w:val="28"/>
         </w:rPr>
-        <w:t xml:space="preserve">, </w:t>
-      </w:r>
-      <w:r>
-        <w:rPr>
-          <w:rFonts w:ascii="Times New Roman" w:hAnsi="Times New Roman" w:cs="Times New Roman"/>
-          <w:sz w:val="28"/>
-          <w:szCs w:val="28"/>
-        </w:rPr>
-        <w:t>оказываются информативными для построения моделей</w:t>
-      </w:r>
-      <w:r>
-        <w:rPr>
-          <w:rFonts w:ascii="Times New Roman" w:hAnsi="Times New Roman" w:cs="Times New Roman"/>
-          <w:sz w:val="28"/>
-          <w:szCs w:val="28"/>
-        </w:rPr>
-        <w:t xml:space="preserve"> </w:t>
+        <w:t xml:space="preserve">, оказываются информативными для построения моделей </w:t>
       </w:r>
       <w:r>
         <w:rPr>
@@ -3531,23 +3140,7 @@
           <w:sz w:val="28"/>
           <w:szCs w:val="28"/>
         </w:rPr>
-        <w:t xml:space="preserve"> </w:t>
-      </w:r>
-      <w:r>
-        <w:rPr>
-          <w:rFonts w:ascii="Times New Roman" w:hAnsi="Times New Roman" w:cs="Times New Roman"/>
-          <w:sz w:val="28"/>
-          <w:szCs w:val="28"/>
-        </w:rPr>
-        <w:t>с высокой точностью</w:t>
-      </w:r>
-      <w:r>
-        <w:rPr>
-          <w:rFonts w:ascii="Times New Roman" w:hAnsi="Times New Roman" w:cs="Times New Roman"/>
-          <w:sz w:val="28"/>
-          <w:szCs w:val="28"/>
-        </w:rPr>
-        <w:t>. (</w:t>
+        <w:t xml:space="preserve"> с высокой точностью. (</w:t>
       </w:r>
       <w:hyperlink r:id="rId25" w:history="1">
         <w:r>
@@ -3633,15 +3226,7 @@
           <w:sz w:val="28"/>
           <w:szCs w:val="28"/>
         </w:rPr>
-        <w:t xml:space="preserve">) </w:t>
-      </w:r>
-      <w:r>
-        <w:rPr>
-          <w:rFonts w:ascii="Times New Roman" w:hAnsi="Times New Roman" w:cs="Times New Roman"/>
-          <w:sz w:val="28"/>
-          <w:szCs w:val="28"/>
-        </w:rPr>
-        <w:t xml:space="preserve">Для LFP и других </w:t>
+        <w:t xml:space="preserve">) Для LFP и других </w:t>
       </w:r>
       <w:r>
         <w:rPr>
@@ -3675,31 +3260,7 @@
           <w:sz w:val="28"/>
           <w:szCs w:val="28"/>
         </w:rPr>
-        <w:t xml:space="preserve"> показывает, что импедансная диагностика</w:t>
-      </w:r>
-      <w:r>
-        <w:rPr>
-          <w:rFonts w:ascii="Times New Roman" w:hAnsi="Times New Roman" w:cs="Times New Roman"/>
-          <w:sz w:val="28"/>
-          <w:szCs w:val="28"/>
-        </w:rPr>
-        <w:t xml:space="preserve"> </w:t>
-      </w:r>
-      <w:r>
-        <w:rPr>
-          <w:rFonts w:ascii="Times New Roman" w:hAnsi="Times New Roman" w:cs="Times New Roman"/>
-          <w:sz w:val="28"/>
-          <w:szCs w:val="28"/>
-        </w:rPr>
-        <w:t>хорошо подходит как для мониторинга</w:t>
-      </w:r>
-      <w:r>
-        <w:rPr>
-          <w:rFonts w:ascii="Times New Roman" w:hAnsi="Times New Roman" w:cs="Times New Roman"/>
-          <w:sz w:val="28"/>
-          <w:szCs w:val="28"/>
-        </w:rPr>
-        <w:t xml:space="preserve"> </w:t>
+        <w:t xml:space="preserve"> показывает, что импедансная диагностика хорошо подходит как для мониторинга </w:t>
       </w:r>
       <w:r>
         <w:rPr>
@@ -3718,39 +3279,7 @@
           <w:sz w:val="28"/>
           <w:szCs w:val="28"/>
         </w:rPr>
-        <w:t xml:space="preserve">, </w:t>
-      </w:r>
-      <w:r>
-        <w:rPr>
-          <w:rFonts w:ascii="Times New Roman" w:hAnsi="Times New Roman" w:cs="Times New Roman"/>
-          <w:sz w:val="28"/>
-          <w:szCs w:val="28"/>
-        </w:rPr>
-        <w:t>так и для оценки состояния здоровья, но при этом конфигурация спектра зависит от химии</w:t>
-      </w:r>
-      <w:r>
-        <w:rPr>
-          <w:rFonts w:ascii="Times New Roman" w:hAnsi="Times New Roman" w:cs="Times New Roman"/>
-          <w:sz w:val="28"/>
-          <w:szCs w:val="28"/>
-        </w:rPr>
-        <w:t xml:space="preserve"> </w:t>
-      </w:r>
-      <w:r>
-        <w:rPr>
-          <w:rFonts w:ascii="Times New Roman" w:hAnsi="Times New Roman" w:cs="Times New Roman"/>
-          <w:sz w:val="28"/>
-          <w:szCs w:val="28"/>
-        </w:rPr>
-        <w:t>ячейки</w:t>
-      </w:r>
-      <w:r>
-        <w:rPr>
-          <w:rFonts w:ascii="Times New Roman" w:hAnsi="Times New Roman" w:cs="Times New Roman"/>
-          <w:sz w:val="28"/>
-          <w:szCs w:val="28"/>
-        </w:rPr>
-        <w:t>. (</w:t>
+        <w:t>, так и для оценки состояния здоровья, но при этом конфигурация спектра зависит от химии ячейки. (</w:t>
       </w:r>
       <w:hyperlink r:id="rId26" w:history="1">
         <w:r>
@@ -3836,15 +3365,7 @@
           <w:sz w:val="28"/>
           <w:szCs w:val="28"/>
         </w:rPr>
-        <w:t xml:space="preserve">) </w:t>
-      </w:r>
-      <w:r>
-        <w:rPr>
-          <w:rFonts w:ascii="Times New Roman" w:hAnsi="Times New Roman" w:cs="Times New Roman"/>
-          <w:sz w:val="28"/>
-          <w:szCs w:val="28"/>
-        </w:rPr>
-        <w:t>Для Na-ion систем температурно-</w:t>
+        <w:t>) Для Na-ion систем температурно-</w:t>
       </w:r>
       <w:r>
         <w:rPr>
@@ -3853,38 +3374,13 @@
           <w:szCs w:val="28"/>
         </w:rPr>
         <w:lastRenderedPageBreak/>
-        <w:t>зависимая EIS демонстрирует более выраженные</w:t>
-      </w:r>
-      <w:r>
-        <w:rPr>
-          <w:rFonts w:ascii="Times New Roman" w:hAnsi="Times New Roman" w:cs="Times New Roman"/>
-          <w:sz w:val="28"/>
-          <w:szCs w:val="28"/>
-        </w:rPr>
-        <w:t xml:space="preserve"> </w:t>
-      </w:r>
-      <w:r>
-        <w:rPr>
-          <w:rFonts w:ascii="Times New Roman" w:hAnsi="Times New Roman" w:cs="Times New Roman"/>
-          <w:sz w:val="28"/>
-          <w:szCs w:val="28"/>
-        </w:rPr>
-        <w:t>изменения зарядопереносной области и диффузионной поляризации</w:t>
-      </w:r>
-      <w:r>
-        <w:rPr>
-          <w:rFonts w:ascii="Times New Roman" w:hAnsi="Times New Roman" w:cs="Times New Roman"/>
-          <w:sz w:val="28"/>
-          <w:szCs w:val="28"/>
-        </w:rPr>
-        <w:t xml:space="preserve">. </w:t>
-      </w:r>
-      <w:r>
-        <w:rPr>
-          <w:rFonts w:ascii="Times New Roman" w:hAnsi="Times New Roman" w:cs="Times New Roman"/>
-          <w:sz w:val="28"/>
-          <w:szCs w:val="28"/>
-          <w:lang w:val="en-US"/>
+        <w:t xml:space="preserve">зависимая EIS демонстрирует более выраженные изменения зарядопереносной области и диффузионной поляризации. </w:t>
+      </w:r>
+      <w:r>
+        <w:rPr>
+          <w:rFonts w:ascii="Times New Roman" w:hAnsi="Times New Roman" w:cs="Times New Roman"/>
+          <w:sz w:val="28"/>
+          <w:szCs w:val="28"/>
         </w:rPr>
         <w:t>(</w:t>
       </w:r>
@@ -3897,7 +3393,92 @@
             <w:szCs w:val="28"/>
             <w:lang w:val="en-US"/>
           </w:rPr>
-          <w:t>https://doi.org/10.1021/acsaem.9b01216</w:t>
+          <w:t>https</w:t>
+        </w:r>
+        <w:r>
+          <w:rPr>
+            <w:rStyle w:val="ad"/>
+            <w:rFonts w:ascii="Times New Roman" w:hAnsi="Times New Roman" w:cs="Times New Roman"/>
+            <w:sz w:val="28"/>
+            <w:szCs w:val="28"/>
+          </w:rPr>
+          <w:t>://</w:t>
+        </w:r>
+        <w:r>
+          <w:rPr>
+            <w:rStyle w:val="ad"/>
+            <w:rFonts w:ascii="Times New Roman" w:hAnsi="Times New Roman" w:cs="Times New Roman"/>
+            <w:sz w:val="28"/>
+            <w:szCs w:val="28"/>
+            <w:lang w:val="en-US"/>
+          </w:rPr>
+          <w:t>doi</w:t>
+        </w:r>
+        <w:r>
+          <w:rPr>
+            <w:rStyle w:val="ad"/>
+            <w:rFonts w:ascii="Times New Roman" w:hAnsi="Times New Roman" w:cs="Times New Roman"/>
+            <w:sz w:val="28"/>
+            <w:szCs w:val="28"/>
+          </w:rPr>
+          <w:t>.</w:t>
+        </w:r>
+        <w:r>
+          <w:rPr>
+            <w:rStyle w:val="ad"/>
+            <w:rFonts w:ascii="Times New Roman" w:hAnsi="Times New Roman" w:cs="Times New Roman"/>
+            <w:sz w:val="28"/>
+            <w:szCs w:val="28"/>
+            <w:lang w:val="en-US"/>
+          </w:rPr>
+          <w:t>org</w:t>
+        </w:r>
+        <w:r>
+          <w:rPr>
+            <w:rStyle w:val="ad"/>
+            <w:rFonts w:ascii="Times New Roman" w:hAnsi="Times New Roman" w:cs="Times New Roman"/>
+            <w:sz w:val="28"/>
+            <w:szCs w:val="28"/>
+          </w:rPr>
+          <w:t>/10.1021/</w:t>
+        </w:r>
+        <w:r>
+          <w:rPr>
+            <w:rStyle w:val="ad"/>
+            <w:rFonts w:ascii="Times New Roman" w:hAnsi="Times New Roman" w:cs="Times New Roman"/>
+            <w:sz w:val="28"/>
+            <w:szCs w:val="28"/>
+            <w:lang w:val="en-US"/>
+          </w:rPr>
+          <w:t>acsaem</w:t>
+        </w:r>
+        <w:r>
+          <w:rPr>
+            <w:rStyle w:val="ad"/>
+            <w:rFonts w:ascii="Times New Roman" w:hAnsi="Times New Roman" w:cs="Times New Roman"/>
+            <w:sz w:val="28"/>
+            <w:szCs w:val="28"/>
+          </w:rPr>
+          <w:t>.9</w:t>
+        </w:r>
+        <w:r>
+          <w:rPr>
+            <w:rStyle w:val="ad"/>
+            <w:rFonts w:ascii="Times New Roman" w:hAnsi="Times New Roman" w:cs="Times New Roman"/>
+            <w:sz w:val="28"/>
+            <w:szCs w:val="28"/>
+            <w:lang w:val="en-US"/>
+          </w:rPr>
+          <w:t>b</w:t>
+        </w:r>
+        <w:r>
+          <w:rPr>
+            <w:rStyle w:val="ad"/>
+            <w:rFonts w:ascii="Times New Roman" w:hAnsi="Times New Roman" w:cs="Times New Roman"/>
+            <w:sz w:val="28"/>
+            <w:szCs w:val="28"/>
+          </w:rPr>
+          <w:t>01216</w:t>
         </w:r>
       </w:hyperlink>
       <w:r>
@@ -3905,7 +3486,6 @@
           <w:rFonts w:ascii="Times New Roman" w:hAnsi="Times New Roman" w:cs="Times New Roman"/>
           <w:sz w:val="28"/>
           <w:szCs w:val="28"/>
-          <w:lang w:val="en-US"/>
         </w:rPr>
         <w:t>)</w:t>
       </w:r>
@@ -3927,15 +3507,7 @@
           <w:sz w:val="28"/>
           <w:szCs w:val="28"/>
         </w:rPr>
-        <w:t>Следовательно, для одной и той же формы деградационного процесса геометрические параметры диаграммы Найквиста будут различаться в зависимости от химии. Это означает, что дальнейшие диагностические критерии должны быть химически-адаптивными: общая логика будет общей, но численные пороги и коэффициенты должны калиброваться отдельно для</w:t>
-      </w:r>
-      <w:r>
-        <w:rPr>
-          <w:rFonts w:ascii="Times New Roman" w:hAnsi="Times New Roman" w:cs="Times New Roman"/>
-          <w:sz w:val="28"/>
-          <w:szCs w:val="28"/>
-        </w:rPr>
-        <w:t xml:space="preserve"> </w:t>
+        <w:t xml:space="preserve">Следовательно, для одной и той же формы деградационного процесса геометрические параметры диаграммы Найквиста будут различаться в зависимости от химии. Это означает, что дальнейшие диагностические критерии должны быть химически-адаптивными: общая логика будет общей, но численные пороги и коэффициенты должны калиброваться отдельно для </w:t>
       </w:r>
       <w:r>
         <w:rPr>
@@ -4596,15 +4168,7 @@
                 <w:sz w:val="28"/>
                 <w:szCs w:val="28"/>
               </w:rPr>
-              <w:t>Оценка динамики</w:t>
-            </w:r>
-            <w:r>
-              <w:rPr>
-                <w:rFonts w:ascii="Times New Roman" w:hAnsi="Times New Roman" w:cs="Times New Roman"/>
-                <w:sz w:val="28"/>
-                <w:szCs w:val="28"/>
-              </w:rPr>
-              <w:t xml:space="preserve"> </w:t>
+              <w:t xml:space="preserve">Оценка динамики </w:t>
             </w:r>
             <w:r>
               <w:rPr>
@@ -4929,20 +4493,18 @@
           <w:rFonts w:ascii="Times New Roman" w:hAnsi="Times New Roman" w:cs="Times New Roman"/>
           <w:sz w:val="28"/>
           <w:szCs w:val="28"/>
-          <w:lang w:val="en-US"/>
-        </w:rPr>
-      </w:pPr>
-    </w:p>
-    <w:p>
-      <w:pPr>
-        <w:spacing w:line="360" w:lineRule="auto"/>
-        <w:ind w:firstLine="709"/>
-        <w:jc w:val="both"/>
-        <w:rPr>
-          <w:rFonts w:ascii="Times New Roman" w:hAnsi="Times New Roman" w:cs="Times New Roman"/>
-          <w:sz w:val="28"/>
-          <w:szCs w:val="28"/>
-          <w:lang w:val="en-US"/>
+        </w:rPr>
+      </w:pPr>
+    </w:p>
+    <w:p>
+      <w:pPr>
+        <w:spacing w:line="360" w:lineRule="auto"/>
+        <w:ind w:firstLine="709"/>
+        <w:jc w:val="both"/>
+        <w:rPr>
+          <w:rFonts w:ascii="Times New Roman" w:hAnsi="Times New Roman" w:cs="Times New Roman"/>
+          <w:sz w:val="28"/>
+          <w:szCs w:val="28"/>
         </w:rPr>
       </w:pPr>
       <w:r>
@@ -4963,7 +4525,6 @@
           <w:rFonts w:ascii="Times New Roman" w:hAnsi="Times New Roman" w:cs="Times New Roman"/>
           <w:sz w:val="28"/>
           <w:szCs w:val="28"/>
-          <w:lang w:val="en-US"/>
         </w:rPr>
       </w:pPr>
     </w:p>
@@ -5000,121 +4561,47 @@
           <w:rFonts w:ascii="Times New Roman" w:hAnsi="Times New Roman" w:cs="Times New Roman"/>
           <w:sz w:val="28"/>
           <w:szCs w:val="28"/>
-          <w:lang w:val="en-US"/>
-        </w:rPr>
-      </w:pPr>
-    </w:p>
-    <w:p>
-      <w:pPr>
-        <w:spacing w:line="360" w:lineRule="auto"/>
-        <w:ind w:firstLine="709"/>
-        <w:jc w:val="both"/>
-        <w:rPr>
-          <w:rFonts w:ascii="Times New Roman" w:hAnsi="Times New Roman" w:cs="Times New Roman"/>
-          <w:sz w:val="28"/>
-          <w:szCs w:val="28"/>
-        </w:rPr>
-      </w:pPr>
-      <w:r>
-        <w:rPr>
-          <w:rFonts w:ascii="Times New Roman" w:hAnsi="Times New Roman" w:cs="Times New Roman"/>
-          <w:sz w:val="28"/>
-          <w:szCs w:val="28"/>
-        </w:rPr>
-        <w:t>В логике настоящего исследования диаграмма Найквиста рассматривается не как самостоятельный конечный инструмент, а как первый уровень перехода от спектра к критериям состояния. Она позволяет выделить три базовые диагностические оси:</w:t>
-      </w:r>
-      <w:r>
-        <w:rPr>
-          <w:rFonts w:ascii="Times New Roman" w:hAnsi="Times New Roman" w:cs="Times New Roman"/>
-          <w:sz w:val="28"/>
-          <w:szCs w:val="28"/>
-        </w:rPr>
-        <w:t xml:space="preserve"> </w:t>
-      </w:r>
-      <w:r>
-        <w:rPr>
-          <w:rFonts w:ascii="Times New Roman" w:hAnsi="Times New Roman" w:cs="Times New Roman"/>
-          <w:sz w:val="28"/>
-          <w:szCs w:val="28"/>
-        </w:rPr>
-        <w:t>омическую,</w:t>
-      </w:r>
-      <w:r>
-        <w:rPr>
-          <w:rFonts w:ascii="Times New Roman" w:hAnsi="Times New Roman" w:cs="Times New Roman"/>
-          <w:sz w:val="28"/>
-          <w:szCs w:val="28"/>
-        </w:rPr>
-        <w:t xml:space="preserve"> </w:t>
-      </w:r>
-      <w:r>
-        <w:rPr>
-          <w:rFonts w:ascii="Times New Roman" w:hAnsi="Times New Roman" w:cs="Times New Roman"/>
-          <w:sz w:val="28"/>
-          <w:szCs w:val="28"/>
-        </w:rPr>
-        <w:t>зарядопереносную,</w:t>
-      </w:r>
-      <w:r>
-        <w:rPr>
-          <w:rFonts w:ascii="Times New Roman" w:hAnsi="Times New Roman" w:cs="Times New Roman"/>
-          <w:sz w:val="28"/>
-          <w:szCs w:val="28"/>
-        </w:rPr>
-        <w:t xml:space="preserve"> </w:t>
-      </w:r>
-      <w:r>
-        <w:rPr>
-          <w:rFonts w:ascii="Times New Roman" w:hAnsi="Times New Roman" w:cs="Times New Roman"/>
-          <w:sz w:val="28"/>
-          <w:szCs w:val="28"/>
-        </w:rPr>
-        <w:t>диффузионную.</w:t>
-      </w:r>
-    </w:p>
-    <w:p>
-      <w:pPr>
-        <w:spacing w:line="360" w:lineRule="auto"/>
-        <w:ind w:firstLine="709"/>
-        <w:jc w:val="both"/>
-        <w:rPr>
-          <w:rFonts w:ascii="Times New Roman" w:hAnsi="Times New Roman" w:cs="Times New Roman"/>
-          <w:sz w:val="28"/>
-          <w:szCs w:val="28"/>
-          <w:lang w:val="en-US"/>
-        </w:rPr>
-      </w:pPr>
-      <w:r>
-        <w:rPr>
-          <w:rFonts w:ascii="Times New Roman" w:hAnsi="Times New Roman" w:cs="Times New Roman"/>
-          <w:sz w:val="28"/>
-          <w:szCs w:val="28"/>
-        </w:rPr>
-        <w:t>Далее в разделе 3.2 каждая из этих осей будет переведена в параметры модели, подлежащие идентификации. В разделе 3.3 будет введена скорость деградации по импедансным траекториям. В разделах 3.4–3.6 на этой основе будут построены интегральный критерий</w:t>
-      </w:r>
-      <w:r>
-        <w:rPr>
-          <w:rFonts w:ascii="Times New Roman" w:hAnsi="Times New Roman" w:cs="Times New Roman"/>
-          <w:sz w:val="28"/>
-          <w:szCs w:val="28"/>
-        </w:rPr>
-        <w:t xml:space="preserve"> </w:t>
-      </w:r>
-      <w:r>
-        <w:rPr>
-          <w:rFonts w:ascii="Times New Roman" w:hAnsi="Times New Roman" w:cs="Times New Roman"/>
-          <w:sz w:val="28"/>
-          <w:szCs w:val="28"/>
-        </w:rPr>
-        <w:t>состояния, критерий предельного состояния и метод экспресс-оценки</w:t>
-      </w:r>
-      <w:r>
-        <w:rPr>
-          <w:rFonts w:ascii="Times New Roman" w:hAnsi="Times New Roman" w:cs="Times New Roman"/>
-          <w:sz w:val="28"/>
-          <w:szCs w:val="28"/>
-        </w:rPr>
-        <w:t xml:space="preserve"> </w:t>
+        </w:rPr>
+      </w:pPr>
+    </w:p>
+    <w:p>
+      <w:pPr>
+        <w:spacing w:line="360" w:lineRule="auto"/>
+        <w:ind w:firstLine="709"/>
+        <w:jc w:val="both"/>
+        <w:rPr>
+          <w:rFonts w:ascii="Times New Roman" w:hAnsi="Times New Roman" w:cs="Times New Roman"/>
+          <w:sz w:val="28"/>
+          <w:szCs w:val="28"/>
+        </w:rPr>
+      </w:pPr>
+      <w:r>
+        <w:rPr>
+          <w:rFonts w:ascii="Times New Roman" w:hAnsi="Times New Roman" w:cs="Times New Roman"/>
+          <w:sz w:val="28"/>
+          <w:szCs w:val="28"/>
+        </w:rPr>
+        <w:t>В логике настоящего исследования диаграмма Найквиста рассматривается не как самостоятельный конечный инструмент, а как первый уровень перехода от спектра к критериям состояния. Она позволяет выделить три базовые диагностические оси: омическую, зарядопереносную, диффузионную.</w:t>
+      </w:r>
+    </w:p>
+    <w:p>
+      <w:pPr>
+        <w:spacing w:line="360" w:lineRule="auto"/>
+        <w:ind w:firstLine="709"/>
+        <w:jc w:val="both"/>
+        <w:rPr>
+          <w:rFonts w:ascii="Times New Roman" w:hAnsi="Times New Roman" w:cs="Times New Roman"/>
+          <w:sz w:val="28"/>
+          <w:szCs w:val="28"/>
+        </w:rPr>
+      </w:pPr>
+      <w:r>
+        <w:rPr>
+          <w:rFonts w:ascii="Times New Roman" w:hAnsi="Times New Roman" w:cs="Times New Roman"/>
+          <w:sz w:val="28"/>
+          <w:szCs w:val="28"/>
+        </w:rPr>
+        <w:t xml:space="preserve">Далее в разделе 3.2 каждая из этих осей будет переведена в параметры модели, подлежащие идентификации. В разделе 3.3 будет введена скорость деградации по импедансным траекториям. В разделах 3.4–3.6 на этой основе будут построены интегральный критерий состояния, критерий предельного состояния и метод экспресс-оценки </w:t>
       </w:r>
       <w:r>
         <w:rPr>
@@ -5133,31 +4620,7 @@
           <w:sz w:val="28"/>
           <w:szCs w:val="28"/>
         </w:rPr>
-        <w:t xml:space="preserve">. </w:t>
-      </w:r>
-      <w:r>
-        <w:rPr>
-          <w:rFonts w:ascii="Times New Roman" w:hAnsi="Times New Roman" w:cs="Times New Roman"/>
-          <w:sz w:val="28"/>
-          <w:szCs w:val="28"/>
-        </w:rPr>
-        <w:t>Таким образом, раздел 3.1 выполняет роль</w:t>
-      </w:r>
-      <w:r>
-        <w:rPr>
-          <w:rFonts w:ascii="Times New Roman" w:hAnsi="Times New Roman" w:cs="Times New Roman"/>
-          <w:sz w:val="28"/>
-          <w:szCs w:val="28"/>
-        </w:rPr>
-        <w:t xml:space="preserve"> </w:t>
-      </w:r>
-      <w:r>
-        <w:rPr>
-          <w:rFonts w:ascii="Times New Roman" w:hAnsi="Times New Roman" w:cs="Times New Roman"/>
-          <w:sz w:val="28"/>
-          <w:szCs w:val="28"/>
-        </w:rPr>
-        <w:t xml:space="preserve">фундаментального диагностического основания всей главы: он показывает, что структура спектра и геометрия диаграммы Найквиста действительно несут </w:t>
+        <w:t xml:space="preserve">. Таким образом, раздел 3.1 выполняет роль фундаментального диагностического основания всей главы: он показывает, что структура спектра и геометрия диаграммы Найквиста действительно несут </w:t>
       </w:r>
       <w:r>
         <w:rPr>
@@ -5178,7 +4641,6 @@
           <w:rFonts w:ascii="Times New Roman" w:hAnsi="Times New Roman" w:cs="Times New Roman"/>
           <w:sz w:val="28"/>
           <w:szCs w:val="28"/>
-          <w:lang w:val="en-US"/>
         </w:rPr>
       </w:pPr>
     </w:p>
@@ -5193,7 +4655,6 @@
           <w:bCs/>
           <w:sz w:val="28"/>
           <w:szCs w:val="28"/>
-          <w:lang w:val="en-US"/>
         </w:rPr>
       </w:pPr>
       <w:r>
@@ -5216,28 +4677,191 @@
           <w:rFonts w:ascii="Times New Roman" w:hAnsi="Times New Roman" w:cs="Times New Roman"/>
           <w:sz w:val="28"/>
           <w:szCs w:val="28"/>
-          <w:lang w:val="en-US"/>
-        </w:rPr>
-      </w:pPr>
-    </w:p>
-    <w:p>
-      <w:pPr>
-        <w:spacing w:line="360" w:lineRule="auto"/>
-        <w:ind w:firstLine="709"/>
-        <w:jc w:val="both"/>
-        <w:rPr>
-          <w:rFonts w:ascii="Times New Roman" w:hAnsi="Times New Roman" w:cs="Times New Roman"/>
-          <w:sz w:val="28"/>
-          <w:szCs w:val="28"/>
-        </w:rPr>
-      </w:pPr>
-      <w:r>
-        <w:rPr>
-          <w:rFonts w:ascii="Times New Roman" w:hAnsi="Times New Roman" w:cs="Times New Roman"/>
-          <w:sz w:val="28"/>
-          <w:szCs w:val="28"/>
-        </w:rPr>
-        <w:t>В разделе 3.1 показано, что параметры диаграммы Найквиста обладают прямой диагностической связью с физическими механизмами старения аккумуляторной батареи. Высокочастотная точка пересечения соответствует омическому сопротивлению</w:t>
+        </w:rPr>
+      </w:pPr>
+    </w:p>
+    <w:p>
+      <w:pPr>
+        <w:spacing w:line="360" w:lineRule="auto"/>
+        <w:ind w:firstLine="709"/>
+        <w:jc w:val="both"/>
+        <w:rPr>
+          <w:rFonts w:ascii="Times New Roman" w:hAnsi="Times New Roman" w:cs="Times New Roman"/>
+          <w:sz w:val="28"/>
+          <w:szCs w:val="28"/>
+          <w:lang w:val="en-US"/>
+        </w:rPr>
+      </w:pPr>
+      <w:r>
+        <w:rPr>
+          <w:rFonts w:ascii="Times New Roman" w:hAnsi="Times New Roman" w:cs="Times New Roman"/>
+          <w:sz w:val="28"/>
+          <w:szCs w:val="28"/>
+        </w:rPr>
+        <w:t xml:space="preserve">В разделе 3.1 показано, что параметры диаграммы Найквиста обладают прямой диагностической связью с физическими механизмами старения аккумуляторной батареи. Высокочастотная точка пересечения соответствует омическому сопротивлению </w:t>
+      </w:r>
+      <w:r>
+        <w:rPr>
+          <w:rFonts w:ascii="Times New Roman" w:hAnsi="Times New Roman" w:cs="Times New Roman"/>
+          <w:i/>
+          <w:iCs/>
+          <w:sz w:val="28"/>
+          <w:szCs w:val="28"/>
+          <w:lang w:val="en-US"/>
+        </w:rPr>
+        <w:t>R</w:t>
+      </w:r>
+      <w:r>
+        <w:rPr>
+          <w:rFonts w:ascii="Times New Roman" w:hAnsi="Times New Roman" w:cs="Times New Roman"/>
+          <w:i/>
+          <w:iCs/>
+          <w:sz w:val="28"/>
+          <w:szCs w:val="28"/>
+          <w:vertAlign w:val="subscript"/>
+          <w:lang w:val="en-US"/>
+        </w:rPr>
+        <w:t>Ω</w:t>
+      </w:r>
+      <w:r>
+        <w:rPr>
+          <w:rFonts w:ascii="Times New Roman" w:hAnsi="Times New Roman" w:cs="Times New Roman"/>
+          <w:sz w:val="28"/>
+          <w:szCs w:val="28"/>
+        </w:rPr>
+        <w:t xml:space="preserve">, диаметр основного полукруга — сопротивлению переноса заряда </w:t>
+      </w:r>
+      <w:r>
+        <w:rPr>
+          <w:rFonts w:ascii="Times New Roman" w:hAnsi="Times New Roman" w:cs="Times New Roman"/>
+          <w:i/>
+          <w:iCs/>
+          <w:sz w:val="28"/>
+          <w:szCs w:val="28"/>
+          <w:lang w:val="en-US"/>
+        </w:rPr>
+        <w:t>R</w:t>
+      </w:r>
+      <w:r>
+        <w:rPr>
+          <w:rFonts w:ascii="Times New Roman" w:hAnsi="Times New Roman" w:cs="Times New Roman"/>
+          <w:i/>
+          <w:iCs/>
+          <w:sz w:val="28"/>
+          <w:szCs w:val="28"/>
+          <w:vertAlign w:val="subscript"/>
+          <w:lang w:val="en-US"/>
+        </w:rPr>
+        <w:t>ct</w:t>
+      </w:r>
+      <w:r>
+        <w:rPr>
+          <w:rFonts w:ascii="Times New Roman" w:hAnsi="Times New Roman" w:cs="Times New Roman"/>
+          <w:sz w:val="28"/>
+          <w:szCs w:val="28"/>
+        </w:rPr>
+        <w:t xml:space="preserve"> является наиболее чувствительным признаком деградации, тогда как </w:t>
+      </w:r>
+      <w:r>
+        <w:rPr>
+          <w:rFonts w:ascii="Times New Roman" w:hAnsi="Times New Roman" w:cs="Times New Roman"/>
+          <w:i/>
+          <w:iCs/>
+          <w:sz w:val="28"/>
+          <w:szCs w:val="28"/>
+          <w:lang w:val="en-US"/>
+        </w:rPr>
+        <w:t>R</w:t>
+      </w:r>
+      <w:r>
+        <w:rPr>
+          <w:rFonts w:ascii="Times New Roman" w:hAnsi="Times New Roman" w:cs="Times New Roman"/>
+          <w:i/>
+          <w:iCs/>
+          <w:sz w:val="28"/>
+          <w:szCs w:val="28"/>
+          <w:vertAlign w:val="subscript"/>
+          <w:lang w:val="en-US"/>
+        </w:rPr>
+        <w:t>Ω</w:t>
+      </w:r>
+      <w:r>
+        <w:rPr>
+          <w:rFonts w:ascii="Times New Roman" w:hAnsi="Times New Roman" w:cs="Times New Roman"/>
+          <w:sz w:val="28"/>
+          <w:szCs w:val="28"/>
+        </w:rPr>
+        <w:t xml:space="preserve"> и диффузионные признаки играют уточняющую и дополняющую роль. Показано также, что, несмотря на универсальность диагностической логики диаграммы Найквиста, численные значения её параметров и темпы их изменения зависят от химической системы аккумулятора. Тем самым создана теоретическая основа для следующего раздела 3.2, в котором будет выполнена формализованная идентификация сопротивления переноса заряда, омического сопротивления и диффузионной составляющей.</w:t>
+      </w:r>
+    </w:p>
+    <w:p>
+      <w:pPr>
+        <w:spacing w:line="360" w:lineRule="auto"/>
+        <w:ind w:firstLine="709"/>
+        <w:jc w:val="both"/>
+        <w:rPr>
+          <w:rFonts w:ascii="Times New Roman" w:hAnsi="Times New Roman" w:cs="Times New Roman"/>
+          <w:sz w:val="28"/>
+          <w:szCs w:val="28"/>
+          <w:lang w:val="en-US"/>
+        </w:rPr>
+      </w:pPr>
+    </w:p>
+    <w:p>
+      <w:pPr>
+        <w:spacing w:line="360" w:lineRule="auto"/>
+        <w:ind w:firstLine="709"/>
+        <w:jc w:val="both"/>
+        <w:rPr>
+          <w:rFonts w:ascii="Times New Roman" w:hAnsi="Times New Roman" w:cs="Times New Roman"/>
+          <w:b/>
+          <w:bCs/>
+          <w:sz w:val="28"/>
+          <w:szCs w:val="28"/>
+        </w:rPr>
+      </w:pPr>
+      <w:r>
+        <w:rPr>
+          <w:rFonts w:ascii="Times New Roman" w:hAnsi="Times New Roman" w:cs="Times New Roman"/>
+          <w:b/>
+          <w:bCs/>
+          <w:sz w:val="28"/>
+          <w:szCs w:val="28"/>
+        </w:rPr>
+        <w:t>3.2 Идентификация сопротивления переноса заряда, омического сопротивления и диффузионной составляющей</w:t>
+      </w:r>
+    </w:p>
+    <w:p>
+      <w:pPr>
+        <w:spacing w:line="360" w:lineRule="auto"/>
+        <w:ind w:firstLine="709"/>
+        <w:jc w:val="both"/>
+        <w:rPr>
+          <w:rFonts w:ascii="Times New Roman" w:hAnsi="Times New Roman" w:cs="Times New Roman"/>
+          <w:sz w:val="28"/>
+          <w:szCs w:val="28"/>
+          <w:lang w:val="en-US"/>
+        </w:rPr>
+      </w:pPr>
+    </w:p>
+    <w:p>
+      <w:pPr>
+        <w:spacing w:line="360" w:lineRule="auto"/>
+        <w:ind w:firstLine="709"/>
+        <w:jc w:val="both"/>
+        <w:rPr>
+          <w:rFonts w:ascii="Times New Roman" w:hAnsi="Times New Roman" w:cs="Times New Roman"/>
+          <w:sz w:val="28"/>
+          <w:szCs w:val="28"/>
+        </w:rPr>
+      </w:pPr>
+      <w:r>
+        <w:rPr>
+          <w:rFonts w:ascii="Times New Roman" w:hAnsi="Times New Roman" w:cs="Times New Roman"/>
+          <w:sz w:val="28"/>
+          <w:szCs w:val="28"/>
+        </w:rPr>
+        <w:t>Если в разделе 3.1 была установлена качественная и геометрическая связь между формой диаграммы Найквиста и деградацией аккумуляторной батареи, то следующим необходимым шагом является формализованное извлечение параметров</w:t>
       </w:r>
       <w:r>
         <w:rPr>
@@ -5281,10 +4905,25 @@
       <w:r>
         <w:rPr>
           <w:rFonts w:ascii="Times New Roman" w:hAnsi="Times New Roman" w:cs="Times New Roman"/>
-          <w:sz w:val="28"/>
-          <w:szCs w:val="28"/>
-        </w:rPr>
-        <w:t>диаметр</w:t>
+          <w:i/>
+          <w:iCs/>
+          <w:sz w:val="28"/>
+          <w:szCs w:val="28"/>
+          <w:lang w:val="en-US"/>
+        </w:rPr>
+        <w:t>R</w:t>
+      </w:r>
+      <w:r>
+        <w:rPr>
+          <w:rFonts w:ascii="Times New Roman" w:hAnsi="Times New Roman" w:cs="Times New Roman"/>
+          <w:i/>
+          <w:iCs/>
+          <w:sz w:val="28"/>
+          <w:szCs w:val="28"/>
+          <w:vertAlign w:val="subscript"/>
+          <w:lang w:val="en-US"/>
+        </w:rPr>
+        <w:t>ct</w:t>
       </w:r>
       <w:r>
         <w:rPr>
@@ -5300,7 +4939,7 @@
           <w:sz w:val="28"/>
           <w:szCs w:val="28"/>
         </w:rPr>
-        <w:t>основного полукруга — сопротивлению переноса заряда</w:t>
+        <w:t>и</w:t>
       </w:r>
       <w:r>
         <w:rPr>
@@ -5313,6 +4952,227 @@
       <w:r>
         <w:rPr>
           <w:rFonts w:ascii="Times New Roman" w:hAnsi="Times New Roman" w:cs="Times New Roman"/>
+          <w:sz w:val="28"/>
+          <w:szCs w:val="28"/>
+        </w:rPr>
+        <w:t>диффузионной составляющей из измеренного спектра.</w:t>
+      </w:r>
+      <w:r>
+        <w:rPr>
+          <w:rFonts w:ascii="Times New Roman" w:hAnsi="Times New Roman" w:cs="Times New Roman"/>
+          <w:sz w:val="28"/>
+          <w:szCs w:val="28"/>
+        </w:rPr>
+        <w:t xml:space="preserve"> </w:t>
+      </w:r>
+      <w:r>
+        <w:rPr>
+          <w:rFonts w:ascii="Times New Roman" w:hAnsi="Times New Roman" w:cs="Times New Roman"/>
+          <w:sz w:val="28"/>
+          <w:szCs w:val="28"/>
+        </w:rPr>
+        <w:t xml:space="preserve">Именно этот переход переводит анализ из области визуальной интерпретации в область строгой диагностики. Современные исследования по </w:t>
+      </w:r>
+      <w:r>
+        <w:rPr>
+          <w:rFonts w:ascii="Times New Roman" w:hAnsi="Times New Roman" w:cs="Times New Roman"/>
+          <w:sz w:val="28"/>
+          <w:szCs w:val="28"/>
+          <w:highlight w:val="yellow"/>
+        </w:rPr>
+        <w:t xml:space="preserve">battery parameter </w:t>
+      </w:r>
+      <w:r>
+        <w:rPr>
+          <w:rFonts w:ascii="Times New Roman" w:hAnsi="Times New Roman" w:cs="Times New Roman"/>
+          <w:sz w:val="28"/>
+          <w:szCs w:val="28"/>
+          <w:highlight w:val="yellow"/>
+        </w:rPr>
+        <w:lastRenderedPageBreak/>
+        <w:t>analysis through</w:t>
+      </w:r>
+      <w:r>
+        <w:rPr>
+          <w:rFonts w:ascii="Times New Roman" w:hAnsi="Times New Roman" w:cs="Times New Roman"/>
+          <w:sz w:val="28"/>
+          <w:szCs w:val="28"/>
+        </w:rPr>
+        <w:t xml:space="preserve"> EIS показывают, что для </w:t>
+      </w:r>
+      <w:r>
+        <w:rPr>
+          <w:rFonts w:ascii="Times New Roman" w:hAnsi="Times New Roman" w:cs="Times New Roman"/>
+          <w:sz w:val="28"/>
+          <w:szCs w:val="28"/>
+          <w:highlight w:val="yellow"/>
+        </w:rPr>
+        <w:t>инженерно пригодной</w:t>
+      </w:r>
+      <w:r>
+        <w:rPr>
+          <w:rFonts w:ascii="Times New Roman" w:hAnsi="Times New Roman" w:cs="Times New Roman"/>
+          <w:sz w:val="28"/>
+          <w:szCs w:val="28"/>
+        </w:rPr>
+        <w:t xml:space="preserve"> модели состояния батареи недостаточно оперировать только «формой» спектра; требуется устойчивая процедура извлечения параметров эквивалентной схемы, причём особенно важна </w:t>
+      </w:r>
+      <w:r>
+        <w:rPr>
+          <w:rFonts w:ascii="Times New Roman" w:hAnsi="Times New Roman" w:cs="Times New Roman"/>
+          <w:sz w:val="28"/>
+          <w:szCs w:val="28"/>
+          <w:highlight w:val="yellow"/>
+        </w:rPr>
+        <w:t>робастность к шуму</w:t>
+      </w:r>
+      <w:r>
+        <w:rPr>
+          <w:rFonts w:ascii="Times New Roman" w:hAnsi="Times New Roman" w:cs="Times New Roman"/>
+          <w:sz w:val="28"/>
+          <w:szCs w:val="28"/>
+        </w:rPr>
+        <w:t xml:space="preserve"> и к ограниченности частотного диапазона</w:t>
+      </w:r>
+      <w:r>
+        <w:rPr>
+          <w:rFonts w:ascii="Times New Roman" w:hAnsi="Times New Roman" w:cs="Times New Roman"/>
+          <w:sz w:val="28"/>
+          <w:szCs w:val="28"/>
+        </w:rPr>
+        <w:t>. (</w:t>
+      </w:r>
+      <w:r>
+        <w:rPr>
+          <w:rFonts w:ascii="Times New Roman" w:hAnsi="Times New Roman" w:cs="Times New Roman"/>
+          <w:sz w:val="28"/>
+          <w:szCs w:val="28"/>
+        </w:rPr>
+        <w:t>DOI: 10.3390/pr12102166; DOI: 10.3390/jlpea13020029</w:t>
+      </w:r>
+      <w:r>
+        <w:rPr>
+          <w:rFonts w:ascii="Times New Roman" w:hAnsi="Times New Roman" w:cs="Times New Roman"/>
+          <w:sz w:val="28"/>
+          <w:szCs w:val="28"/>
+        </w:rPr>
+        <w:t>)</w:t>
+      </w:r>
+    </w:p>
+    <w:p>
+      <w:pPr>
+        <w:spacing w:line="360" w:lineRule="auto"/>
+        <w:ind w:firstLine="709"/>
+        <w:jc w:val="both"/>
+        <w:rPr>
+          <w:rFonts w:ascii="Times New Roman" w:hAnsi="Times New Roman" w:cs="Times New Roman"/>
+          <w:sz w:val="28"/>
+          <w:szCs w:val="28"/>
+          <w:lang w:val="en-US"/>
+        </w:rPr>
+      </w:pPr>
+      <w:r>
+        <w:rPr>
+          <w:rFonts w:ascii="Times New Roman" w:hAnsi="Times New Roman" w:cs="Times New Roman"/>
+          <w:sz w:val="28"/>
+          <w:szCs w:val="28"/>
+        </w:rPr>
+        <w:t>В рамках настоящей диссертации идентификация импедансных параметров рассматривается как диагностическая задача восстановления физически интерпретируемого вектора состояния</w:t>
+      </w:r>
+    </w:p>
+    <w:p>
+      <w:pPr>
+        <w:spacing w:line="360" w:lineRule="auto"/>
+        <w:ind w:firstLine="709"/>
+        <w:jc w:val="both"/>
+        <w:rPr>
+          <w:rFonts w:ascii="Times New Roman" w:hAnsi="Times New Roman" w:cs="Times New Roman"/>
+          <w:sz w:val="28"/>
+          <w:szCs w:val="28"/>
+          <w:lang w:val="en-US"/>
+        </w:rPr>
+      </w:pPr>
+    </w:p>
+    <w:p>
+      <w:pPr>
+        <w:spacing w:line="360" w:lineRule="auto"/>
+        <w:ind w:firstLine="709"/>
+        <w:jc w:val="both"/>
+        <w:rPr>
+          <w:rFonts w:ascii="Times New Roman" w:hAnsi="Times New Roman" w:cs="Times New Roman"/>
+          <w:sz w:val="28"/>
+          <w:szCs w:val="28"/>
+          <w:lang w:val="en-US"/>
+        </w:rPr>
+      </w:pPr>
+      <w:r>
+        <w:rPr>
+          <w:rFonts w:ascii="Times New Roman" w:hAnsi="Times New Roman" w:cs="Times New Roman"/>
+          <w:position w:val="-14"/>
+          <w:sz w:val="28"/>
+          <w:szCs w:val="28"/>
+          <w:lang w:val="en-US"/>
+        </w:rPr>
+        <w:object w:dxaOrig="1920" w:dyaOrig="400" w14:anchorId="62043890">
+          <v:shape id="_x0000_i1032" type="#_x0000_t75" style="width:95.8pt;height:20.05pt" o:ole="">
+            <v:imagedata r:id="rId28" o:title=""/>
+          </v:shape>
+          <o:OLEObject Type="Embed" ProgID="Equation.DSMT4" ShapeID="_x0000_i1032" DrawAspect="Content" ObjectID="_1837193248" r:id="rId29"/>
+        </w:object>
+      </w:r>
+      <w:r>
+        <w:rPr>
+          <w:rFonts w:ascii="Times New Roman" w:hAnsi="Times New Roman" w:cs="Times New Roman"/>
+          <w:sz w:val="28"/>
+          <w:szCs w:val="28"/>
+          <w:lang w:val="en-US"/>
+        </w:rPr>
+        <w:t>,</w:t>
+      </w:r>
+    </w:p>
+    <w:p>
+      <w:pPr>
+        <w:spacing w:line="360" w:lineRule="auto"/>
+        <w:ind w:firstLine="709"/>
+        <w:jc w:val="both"/>
+        <w:rPr>
+          <w:rFonts w:ascii="Times New Roman" w:hAnsi="Times New Roman" w:cs="Times New Roman"/>
+          <w:sz w:val="28"/>
+          <w:szCs w:val="28"/>
+          <w:lang w:val="en-US"/>
+        </w:rPr>
+      </w:pPr>
+    </w:p>
+    <w:p>
+      <w:pPr>
+        <w:spacing w:line="360" w:lineRule="auto"/>
+        <w:ind w:firstLine="709"/>
+        <w:jc w:val="both"/>
+        <w:rPr>
+          <w:rFonts w:ascii="Times New Roman" w:hAnsi="Times New Roman" w:cs="Times New Roman"/>
+          <w:sz w:val="28"/>
+          <w:szCs w:val="28"/>
+        </w:rPr>
+      </w:pPr>
+      <w:r>
+        <w:rPr>
+          <w:rFonts w:ascii="Times New Roman" w:hAnsi="Times New Roman" w:cs="Times New Roman"/>
+          <w:sz w:val="28"/>
+          <w:szCs w:val="28"/>
+        </w:rPr>
+        <w:t>где первостепенный интерес представляют именно</w:t>
+      </w:r>
+      <w:r>
+        <w:rPr>
+          <w:rFonts w:ascii="Times New Roman" w:hAnsi="Times New Roman" w:cs="Times New Roman"/>
+          <w:sz w:val="28"/>
+          <w:szCs w:val="28"/>
+        </w:rPr>
+        <w:t xml:space="preserve"> </w:t>
+      </w:r>
+      <w:r>
+        <w:rPr>
+          <w:rFonts w:ascii="Times New Roman" w:hAnsi="Times New Roman" w:cs="Times New Roman"/>
           <w:i/>
           <w:iCs/>
           <w:sz w:val="28"/>
@@ -5331,6 +5191,37 @@
           <w:vertAlign w:val="subscript"/>
           <w:lang w:val="en-US"/>
         </w:rPr>
+        <w:t>Ω</w:t>
+      </w:r>
+      <w:r>
+        <w:rPr>
+          <w:rFonts w:ascii="Times New Roman" w:hAnsi="Times New Roman" w:cs="Times New Roman"/>
+          <w:sz w:val="28"/>
+          <w:szCs w:val="28"/>
+        </w:rPr>
+        <w:t xml:space="preserve">, </w:t>
+      </w:r>
+      <w:r>
+        <w:rPr>
+          <w:rFonts w:ascii="Times New Roman" w:hAnsi="Times New Roman" w:cs="Times New Roman"/>
+          <w:i/>
+          <w:iCs/>
+          <w:sz w:val="28"/>
+          <w:szCs w:val="28"/>
+          <w:lang w:val="en-US"/>
+        </w:rPr>
+        <w:t>R</w:t>
+      </w:r>
+      <w:r>
+        <w:rPr>
+          <w:rFonts w:ascii="Times New Roman" w:hAnsi="Times New Roman" w:cs="Times New Roman"/>
+          <w:i/>
+          <w:iCs/>
+          <w:sz w:val="28"/>
+          <w:szCs w:val="28"/>
+          <w:vertAlign w:val="subscript"/>
+          <w:lang w:val="en-US"/>
+        </w:rPr>
         <w:t>ct</w:t>
       </w:r>
       <w:r>
@@ -5347,7 +5238,34 @@
           <w:sz w:val="28"/>
           <w:szCs w:val="28"/>
         </w:rPr>
-        <w:t>является наиболее чувствительным признаком деградации, тогда как</w:t>
+        <w:t xml:space="preserve">и </w:t>
+      </w:r>
+      <w:r>
+        <w:rPr>
+          <w:rFonts w:ascii="Times New Roman" w:hAnsi="Times New Roman" w:cs="Times New Roman"/>
+          <w:i/>
+          <w:iCs/>
+          <w:sz w:val="28"/>
+          <w:szCs w:val="28"/>
+          <w:lang w:val="en-US"/>
+        </w:rPr>
+        <w:t>σ</w:t>
+      </w:r>
+      <w:r>
+        <w:rPr>
+          <w:rFonts w:ascii="Times New Roman" w:hAnsi="Times New Roman" w:cs="Times New Roman"/>
+          <w:sz w:val="28"/>
+          <w:szCs w:val="28"/>
+        </w:rPr>
+        <w:t xml:space="preserve">. </w:t>
+      </w:r>
+      <w:r>
+        <w:rPr>
+          <w:rFonts w:ascii="Times New Roman" w:hAnsi="Times New Roman" w:cs="Times New Roman"/>
+          <w:sz w:val="28"/>
+          <w:szCs w:val="28"/>
+        </w:rPr>
+        <w:t>Такой выбор обусловлен тем, что эти три параметра соответствуют трём фундаментальным механизмам: омическим потерям, межфазному переносу заряда и диффузионным ограничениям.</w:t>
       </w:r>
       <w:r>
         <w:rPr>
@@ -5360,6 +5278,76 @@
       <w:r>
         <w:rPr>
           <w:rFonts w:ascii="Times New Roman" w:hAnsi="Times New Roman" w:cs="Times New Roman"/>
+          <w:sz w:val="28"/>
+          <w:szCs w:val="28"/>
+        </w:rPr>
+        <w:t>В литературе по EIS</w:t>
+      </w:r>
+      <w:r>
+        <w:rPr>
+          <w:rFonts w:ascii="Times New Roman" w:hAnsi="Times New Roman" w:cs="Times New Roman"/>
+          <w:sz w:val="28"/>
+          <w:szCs w:val="28"/>
+        </w:rPr>
+        <w:t>-</w:t>
+      </w:r>
+      <w:r>
+        <w:t xml:space="preserve"> </w:t>
+      </w:r>
+      <w:r>
+        <w:rPr>
+          <w:rFonts w:ascii="Times New Roman" w:hAnsi="Times New Roman" w:cs="Times New Roman"/>
+          <w:sz w:val="28"/>
+          <w:szCs w:val="28"/>
+        </w:rPr>
+        <w:t>оценке</w:t>
+      </w:r>
+      <w:r>
+        <w:rPr>
+          <w:rFonts w:ascii="Times New Roman" w:hAnsi="Times New Roman" w:cs="Times New Roman"/>
+          <w:sz w:val="28"/>
+          <w:szCs w:val="28"/>
+        </w:rPr>
+        <w:t xml:space="preserve"> </w:t>
+      </w:r>
+      <w:r>
+        <w:rPr>
+          <w:rFonts w:ascii="Times New Roman" w:hAnsi="Times New Roman" w:cs="Times New Roman"/>
+          <w:i/>
+          <w:iCs/>
+          <w:sz w:val="28"/>
+          <w:szCs w:val="28"/>
+          <w:lang w:val="en-US"/>
+        </w:rPr>
+        <w:t>SOH</w:t>
+      </w:r>
+      <w:r>
+        <w:rPr>
+          <w:rFonts w:ascii="Times New Roman" w:hAnsi="Times New Roman" w:cs="Times New Roman"/>
+          <w:sz w:val="28"/>
+          <w:szCs w:val="28"/>
+        </w:rPr>
+        <w:t xml:space="preserve"> </w:t>
+      </w:r>
+      <w:r>
+        <w:rPr>
+          <w:rFonts w:ascii="Times New Roman" w:hAnsi="Times New Roman" w:cs="Times New Roman"/>
+          <w:sz w:val="28"/>
+          <w:szCs w:val="28"/>
+        </w:rPr>
+        <w:t>именно</w:t>
+      </w:r>
+      <w:r>
+        <w:rPr>
+          <w:rFonts w:ascii="Times New Roman" w:hAnsi="Times New Roman" w:cs="Times New Roman"/>
+          <w:sz w:val="28"/>
+          <w:szCs w:val="28"/>
+        </w:rPr>
+        <w:t xml:space="preserve"> </w:t>
+      </w:r>
+      <w:r>
+        <w:rPr>
+          <w:rFonts w:ascii="Times New Roman" w:hAnsi="Times New Roman" w:cs="Times New Roman"/>
           <w:i/>
           <w:iCs/>
           <w:sz w:val="28"/>
@@ -5386,15 +5374,4884 @@
           <w:sz w:val="28"/>
           <w:szCs w:val="28"/>
         </w:rPr>
+        <w:t xml:space="preserve"> и</w:t>
+      </w:r>
+      <w:r>
+        <w:rPr>
+          <w:rFonts w:ascii="Times New Roman" w:hAnsi="Times New Roman" w:cs="Times New Roman"/>
+          <w:sz w:val="28"/>
+          <w:szCs w:val="28"/>
+        </w:rPr>
         <w:t xml:space="preserve"> </w:t>
       </w:r>
       <w:r>
         <w:rPr>
           <w:rFonts w:ascii="Times New Roman" w:hAnsi="Times New Roman" w:cs="Times New Roman"/>
-          <w:sz w:val="28"/>
-          <w:szCs w:val="28"/>
-        </w:rPr>
-        <w:t>и диффузионные признаки играют уточняющую и дополняющую роль. Показано также, что, несмотря на универсальность диагностической логики диаграммы Найквиста, численные значения её параметров и темпы их изменения зависят от химической системы аккумулятора. Тем самым создана теоретическая основа для следующего раздела 3.2, в котором будет выполнена формализованная идентификация сопротивления переноса заряда, омического сопротивления и диффузионной составляющей</w:t>
+          <w:i/>
+          <w:iCs/>
+          <w:sz w:val="28"/>
+          <w:szCs w:val="28"/>
+          <w:lang w:val="en-US"/>
+        </w:rPr>
+        <w:t>R</w:t>
+      </w:r>
+      <w:r>
+        <w:rPr>
+          <w:rFonts w:ascii="Times New Roman" w:hAnsi="Times New Roman" w:cs="Times New Roman"/>
+          <w:i/>
+          <w:iCs/>
+          <w:sz w:val="28"/>
+          <w:szCs w:val="28"/>
+          <w:vertAlign w:val="subscript"/>
+          <w:lang w:val="en-US"/>
+        </w:rPr>
+        <w:t>ct</w:t>
+      </w:r>
+      <w:r>
+        <w:rPr>
+          <w:rFonts w:ascii="Times New Roman" w:hAnsi="Times New Roman" w:cs="Times New Roman"/>
+          <w:i/>
+          <w:iCs/>
+          <w:sz w:val="28"/>
+          <w:szCs w:val="28"/>
+        </w:rPr>
+        <w:t xml:space="preserve"> </w:t>
+      </w:r>
+      <w:r>
+        <w:rPr>
+          <w:rFonts w:ascii="Times New Roman" w:hAnsi="Times New Roman" w:cs="Times New Roman"/>
+          <w:sz w:val="28"/>
+          <w:szCs w:val="28"/>
+        </w:rPr>
+        <w:t xml:space="preserve">часто выделяются как наиболее </w:t>
+      </w:r>
+      <w:r>
+        <w:rPr>
+          <w:rFonts w:ascii="Times New Roman" w:hAnsi="Times New Roman" w:cs="Times New Roman"/>
+          <w:sz w:val="28"/>
+          <w:szCs w:val="28"/>
+          <w:highlight w:val="yellow"/>
+        </w:rPr>
+        <w:t>practically useful</w:t>
+      </w:r>
+      <w:r>
+        <w:rPr>
+          <w:rFonts w:ascii="Times New Roman" w:hAnsi="Times New Roman" w:cs="Times New Roman"/>
+          <w:sz w:val="28"/>
+          <w:szCs w:val="28"/>
+        </w:rPr>
+        <w:t xml:space="preserve"> признаки, а диффузионная часть рассматривается как дополнительный, но физически важный дескриптор глубинной деградации</w:t>
+      </w:r>
+      <w:r>
+        <w:rPr>
+          <w:rFonts w:ascii="Times New Roman" w:hAnsi="Times New Roman" w:cs="Times New Roman"/>
+          <w:sz w:val="28"/>
+          <w:szCs w:val="28"/>
+        </w:rPr>
+        <w:t>ю (</w:t>
+      </w:r>
+      <w:r>
+        <w:rPr>
+          <w:rFonts w:ascii="Times New Roman" w:hAnsi="Times New Roman" w:cs="Times New Roman"/>
+          <w:sz w:val="28"/>
+          <w:szCs w:val="28"/>
+        </w:rPr>
+        <w:t>DOI: 10.3390/wevj12030156; DOI: 10.1016/j.est.2022.104608</w:t>
+      </w:r>
+      <w:r>
+        <w:rPr>
+          <w:rFonts w:ascii="Times New Roman" w:hAnsi="Times New Roman" w:cs="Times New Roman"/>
+          <w:sz w:val="28"/>
+          <w:szCs w:val="28"/>
+        </w:rPr>
+        <w:t>)</w:t>
+      </w:r>
+    </w:p>
+    <w:p>
+      <w:pPr>
+        <w:spacing w:line="360" w:lineRule="auto"/>
+        <w:ind w:firstLine="709"/>
+        <w:jc w:val="both"/>
+        <w:rPr>
+          <w:rFonts w:ascii="Times New Roman" w:hAnsi="Times New Roman" w:cs="Times New Roman"/>
+          <w:sz w:val="28"/>
+          <w:szCs w:val="28"/>
+        </w:rPr>
+      </w:pPr>
+    </w:p>
+    <w:p>
+      <w:pPr>
+        <w:spacing w:line="360" w:lineRule="auto"/>
+        <w:ind w:firstLine="709"/>
+        <w:jc w:val="both"/>
+        <w:rPr>
+          <w:rFonts w:ascii="Times New Roman" w:hAnsi="Times New Roman" w:cs="Times New Roman"/>
+          <w:b/>
+          <w:bCs/>
+          <w:sz w:val="28"/>
+          <w:szCs w:val="28"/>
+        </w:rPr>
+      </w:pPr>
+      <w:r>
+        <w:rPr>
+          <w:rFonts w:ascii="Times New Roman" w:hAnsi="Times New Roman" w:cs="Times New Roman"/>
+          <w:b/>
+          <w:bCs/>
+          <w:sz w:val="28"/>
+          <w:szCs w:val="28"/>
+        </w:rPr>
+        <w:t>3.2.1 Идентификация омического сопротивления</w:t>
+      </w:r>
+      <w:r>
+        <w:rPr>
+          <w:rFonts w:ascii="Times New Roman" w:hAnsi="Times New Roman" w:cs="Times New Roman"/>
+          <w:b/>
+          <w:bCs/>
+          <w:sz w:val="28"/>
+          <w:szCs w:val="28"/>
+        </w:rPr>
+        <w:t xml:space="preserve"> </w:t>
+      </w:r>
+      <w:r>
+        <w:rPr>
+          <w:rFonts w:ascii="Times New Roman" w:hAnsi="Times New Roman" w:cs="Times New Roman"/>
+          <w:b/>
+          <w:bCs/>
+          <w:i/>
+          <w:iCs/>
+          <w:sz w:val="28"/>
+          <w:szCs w:val="28"/>
+          <w:lang w:val="en-US"/>
+        </w:rPr>
+        <w:t>R</w:t>
+      </w:r>
+      <w:r>
+        <w:rPr>
+          <w:rFonts w:ascii="Times New Roman" w:hAnsi="Times New Roman" w:cs="Times New Roman"/>
+          <w:b/>
+          <w:bCs/>
+          <w:i/>
+          <w:iCs/>
+          <w:sz w:val="28"/>
+          <w:szCs w:val="28"/>
+          <w:vertAlign w:val="subscript"/>
+          <w:lang w:val="en-US"/>
+        </w:rPr>
+        <w:t>Ω</w:t>
+      </w:r>
+    </w:p>
+    <w:p>
+      <w:pPr>
+        <w:spacing w:line="360" w:lineRule="auto"/>
+        <w:ind w:firstLine="709"/>
+        <w:jc w:val="both"/>
+        <w:rPr>
+          <w:rFonts w:ascii="Times New Roman" w:hAnsi="Times New Roman" w:cs="Times New Roman"/>
+          <w:sz w:val="28"/>
+          <w:szCs w:val="28"/>
+        </w:rPr>
+      </w:pPr>
+    </w:p>
+    <w:p>
+      <w:pPr>
+        <w:spacing w:line="360" w:lineRule="auto"/>
+        <w:ind w:firstLine="709"/>
+        <w:jc w:val="both"/>
+        <w:rPr>
+          <w:rFonts w:ascii="Times New Roman" w:hAnsi="Times New Roman" w:cs="Times New Roman"/>
+          <w:sz w:val="28"/>
+          <w:szCs w:val="28"/>
+        </w:rPr>
+      </w:pPr>
+      <w:r>
+        <w:rPr>
+          <w:rFonts w:ascii="Times New Roman" w:hAnsi="Times New Roman" w:cs="Times New Roman"/>
+          <w:sz w:val="28"/>
+          <w:szCs w:val="28"/>
+        </w:rPr>
+        <w:t>Наиболее устойчиво идентифицируемым параметром спектра является омическое сопротивление. В идеализированной постановке оно определяется как высокочастотный предел действительной части импеданса:</w:t>
+      </w:r>
+    </w:p>
+    <w:p>
+      <w:pPr>
+        <w:spacing w:line="360" w:lineRule="auto"/>
+        <w:ind w:firstLine="709"/>
+        <w:jc w:val="both"/>
+        <w:rPr>
+          <w:rFonts w:ascii="Times New Roman" w:hAnsi="Times New Roman" w:cs="Times New Roman"/>
+          <w:sz w:val="28"/>
+          <w:szCs w:val="28"/>
+        </w:rPr>
+      </w:pPr>
+    </w:p>
+    <w:p>
+      <w:pPr>
+        <w:spacing w:line="360" w:lineRule="auto"/>
+        <w:ind w:firstLine="709"/>
+        <w:jc w:val="both"/>
+        <w:rPr>
+          <w:rFonts w:ascii="Times New Roman" w:hAnsi="Times New Roman" w:cs="Times New Roman"/>
+          <w:sz w:val="28"/>
+          <w:szCs w:val="28"/>
+          <w:lang w:val="en-US"/>
+        </w:rPr>
+      </w:pPr>
+      <w:r>
+        <w:rPr>
+          <w:rFonts w:ascii="Times New Roman" w:hAnsi="Times New Roman" w:cs="Times New Roman"/>
+          <w:position w:val="-20"/>
+          <w:sz w:val="28"/>
+          <w:szCs w:val="28"/>
+        </w:rPr>
+        <w:object w:dxaOrig="1980" w:dyaOrig="460" w14:anchorId="29F38982">
+          <v:shape id="_x0000_i1035" type="#_x0000_t75" style="width:98.9pt;height:23.15pt" o:ole="">
+            <v:imagedata r:id="rId30" o:title=""/>
+          </v:shape>
+          <o:OLEObject Type="Embed" ProgID="Equation.DSMT4" ShapeID="_x0000_i1035" DrawAspect="Content" ObjectID="_1837193249" r:id="rId31"/>
+        </w:object>
+      </w:r>
+      <w:r>
+        <w:rPr>
+          <w:rFonts w:ascii="Times New Roman" w:hAnsi="Times New Roman" w:cs="Times New Roman"/>
+          <w:sz w:val="28"/>
+          <w:szCs w:val="28"/>
+          <w:lang w:val="en-US"/>
+        </w:rPr>
+        <w:t>.</w:t>
+      </w:r>
+    </w:p>
+    <w:p>
+      <w:pPr>
+        <w:spacing w:line="360" w:lineRule="auto"/>
+        <w:ind w:firstLine="709"/>
+        <w:jc w:val="both"/>
+        <w:rPr>
+          <w:rFonts w:ascii="Times New Roman" w:hAnsi="Times New Roman" w:cs="Times New Roman"/>
+          <w:sz w:val="28"/>
+          <w:szCs w:val="28"/>
+          <w:lang w:val="en-US"/>
+        </w:rPr>
+      </w:pPr>
+    </w:p>
+    <w:p>
+      <w:pPr>
+        <w:spacing w:line="360" w:lineRule="auto"/>
+        <w:ind w:firstLine="709"/>
+        <w:jc w:val="both"/>
+        <w:rPr>
+          <w:rFonts w:ascii="Times New Roman" w:hAnsi="Times New Roman" w:cs="Times New Roman"/>
+          <w:sz w:val="28"/>
+          <w:szCs w:val="28"/>
+          <w:lang w:val="en-US"/>
+        </w:rPr>
+      </w:pPr>
+      <w:r>
+        <w:rPr>
+          <w:rFonts w:ascii="Times New Roman" w:hAnsi="Times New Roman" w:cs="Times New Roman"/>
+          <w:sz w:val="28"/>
+          <w:szCs w:val="28"/>
+        </w:rPr>
+        <w:t>Практически это означает, что</w:t>
+      </w:r>
+      <w:r>
+        <w:rPr>
+          <w:rFonts w:ascii="Times New Roman" w:hAnsi="Times New Roman" w:cs="Times New Roman"/>
+          <w:sz w:val="28"/>
+          <w:szCs w:val="28"/>
+        </w:rPr>
+        <w:t xml:space="preserve"> </w:t>
+      </w:r>
+      <w:r>
+        <w:rPr>
+          <w:rFonts w:ascii="Times New Roman" w:hAnsi="Times New Roman" w:cs="Times New Roman"/>
+          <w:i/>
+          <w:iCs/>
+          <w:sz w:val="28"/>
+          <w:szCs w:val="28"/>
+          <w:lang w:val="en-US"/>
+        </w:rPr>
+        <w:t>R</w:t>
+      </w:r>
+      <w:r>
+        <w:rPr>
+          <w:rFonts w:ascii="Times New Roman" w:hAnsi="Times New Roman" w:cs="Times New Roman"/>
+          <w:i/>
+          <w:iCs/>
+          <w:sz w:val="28"/>
+          <w:szCs w:val="28"/>
+          <w:vertAlign w:val="subscript"/>
+          <w:lang w:val="en-US"/>
+        </w:rPr>
+        <w:t>Ω</w:t>
+      </w:r>
+      <w:r>
+        <w:rPr>
+          <w:rFonts w:ascii="Times New Roman" w:hAnsi="Times New Roman" w:cs="Times New Roman"/>
+          <w:sz w:val="28"/>
+          <w:szCs w:val="28"/>
+        </w:rPr>
+        <w:t xml:space="preserve"> </w:t>
+      </w:r>
+      <w:r>
+        <w:rPr>
+          <w:rFonts w:ascii="Times New Roman" w:hAnsi="Times New Roman" w:cs="Times New Roman"/>
+          <w:sz w:val="28"/>
+          <w:szCs w:val="28"/>
+        </w:rPr>
+        <w:t>оценивается по первой точке пересечения диаграммы Найквиста с осью</w:t>
+      </w:r>
+      <w:r>
+        <w:rPr>
+          <w:rFonts w:ascii="Times New Roman" w:hAnsi="Times New Roman" w:cs="Times New Roman"/>
+          <w:sz w:val="28"/>
+          <w:szCs w:val="28"/>
+        </w:rPr>
+        <w:t xml:space="preserve"> </w:t>
+      </w:r>
+      <w:r>
+        <w:rPr>
+          <w:rFonts w:ascii="Times New Roman" w:hAnsi="Times New Roman" w:cs="Times New Roman"/>
+          <w:i/>
+          <w:iCs/>
+          <w:sz w:val="28"/>
+          <w:szCs w:val="28"/>
+          <w:lang w:val="en-US"/>
+        </w:rPr>
+        <w:t>Re</w:t>
+      </w:r>
+      <w:r>
+        <w:rPr>
+          <w:rFonts w:ascii="Times New Roman" w:hAnsi="Times New Roman" w:cs="Times New Roman"/>
+          <w:sz w:val="28"/>
+          <w:szCs w:val="28"/>
+        </w:rPr>
+        <w:t>(</w:t>
+      </w:r>
+      <w:r>
+        <w:rPr>
+          <w:rFonts w:ascii="Times New Roman" w:hAnsi="Times New Roman" w:cs="Times New Roman"/>
+          <w:i/>
+          <w:iCs/>
+          <w:sz w:val="28"/>
+          <w:szCs w:val="28"/>
+          <w:lang w:val="en-US"/>
+        </w:rPr>
+        <w:t>Z</w:t>
+      </w:r>
+      <w:r>
+        <w:rPr>
+          <w:rFonts w:ascii="Times New Roman" w:hAnsi="Times New Roman" w:cs="Times New Roman"/>
+          <w:sz w:val="28"/>
+          <w:szCs w:val="28"/>
+        </w:rPr>
+        <w:t xml:space="preserve">) </w:t>
+      </w:r>
+      <w:r>
+        <w:rPr>
+          <w:rFonts w:ascii="Times New Roman" w:hAnsi="Times New Roman" w:cs="Times New Roman"/>
+          <w:sz w:val="28"/>
+          <w:szCs w:val="28"/>
+        </w:rPr>
+        <w:t>в высокочастотной</w:t>
+      </w:r>
+      <w:r>
+        <w:rPr>
+          <w:rFonts w:ascii="Times New Roman" w:hAnsi="Times New Roman" w:cs="Times New Roman"/>
+          <w:sz w:val="28"/>
+          <w:szCs w:val="28"/>
+        </w:rPr>
+        <w:t xml:space="preserve"> </w:t>
+      </w:r>
+      <w:r>
+        <w:rPr>
+          <w:rFonts w:ascii="Times New Roman" w:hAnsi="Times New Roman" w:cs="Times New Roman"/>
+          <w:sz w:val="28"/>
+          <w:szCs w:val="28"/>
+        </w:rPr>
+        <w:t>области.</w:t>
+      </w:r>
+      <w:r>
+        <w:rPr>
+          <w:rFonts w:ascii="Times New Roman" w:hAnsi="Times New Roman" w:cs="Times New Roman"/>
+          <w:sz w:val="28"/>
+          <w:szCs w:val="28"/>
+        </w:rPr>
+        <w:t xml:space="preserve"> </w:t>
+      </w:r>
+      <w:r>
+        <w:rPr>
+          <w:rFonts w:ascii="Times New Roman" w:hAnsi="Times New Roman" w:cs="Times New Roman"/>
+          <w:sz w:val="28"/>
+          <w:szCs w:val="28"/>
+        </w:rPr>
+        <w:t>Причина высокой устойчивости такой оценки заключается в том, что при больших частотах вклад ёмкостной и диффузионной поляризации минимален, а спектр определяется почти исключительно активными потерями.</w:t>
+      </w:r>
+    </w:p>
+    <w:p>
+      <w:pPr>
+        <w:spacing w:line="360" w:lineRule="auto"/>
+        <w:ind w:firstLine="709"/>
+        <w:jc w:val="both"/>
+        <w:rPr>
+          <w:rFonts w:ascii="Times New Roman" w:hAnsi="Times New Roman" w:cs="Times New Roman"/>
+          <w:sz w:val="28"/>
+          <w:szCs w:val="28"/>
+          <w:lang w:val="en-US"/>
+        </w:rPr>
+      </w:pPr>
+      <w:r>
+        <w:rPr>
+          <w:rFonts w:ascii="Times New Roman" w:hAnsi="Times New Roman" w:cs="Times New Roman"/>
+          <w:sz w:val="28"/>
+          <w:szCs w:val="28"/>
+        </w:rPr>
+        <w:t>С физической точки зрения</w:t>
+      </w:r>
+      <w:r>
+        <w:rPr>
+          <w:rFonts w:ascii="Times New Roman" w:hAnsi="Times New Roman" w:cs="Times New Roman"/>
+          <w:sz w:val="28"/>
+          <w:szCs w:val="28"/>
+        </w:rPr>
+        <w:t xml:space="preserve"> </w:t>
+      </w:r>
+      <w:r>
+        <w:rPr>
+          <w:rFonts w:ascii="Times New Roman" w:hAnsi="Times New Roman" w:cs="Times New Roman"/>
+          <w:i/>
+          <w:iCs/>
+          <w:sz w:val="28"/>
+          <w:szCs w:val="28"/>
+          <w:lang w:val="en-US"/>
+        </w:rPr>
+        <w:t>R</w:t>
+      </w:r>
+      <w:r>
+        <w:rPr>
+          <w:rFonts w:ascii="Times New Roman" w:hAnsi="Times New Roman" w:cs="Times New Roman"/>
+          <w:i/>
+          <w:iCs/>
+          <w:sz w:val="28"/>
+          <w:szCs w:val="28"/>
+          <w:vertAlign w:val="subscript"/>
+          <w:lang w:val="en-US"/>
+        </w:rPr>
+        <w:t>Ω</w:t>
+      </w:r>
+      <w:r>
+        <w:rPr>
+          <w:rFonts w:ascii="Times New Roman" w:hAnsi="Times New Roman" w:cs="Times New Roman"/>
+          <w:sz w:val="28"/>
+          <w:szCs w:val="28"/>
+        </w:rPr>
+        <w:t xml:space="preserve"> </w:t>
+      </w:r>
+      <w:r>
+        <w:rPr>
+          <w:rFonts w:ascii="Times New Roman" w:hAnsi="Times New Roman" w:cs="Times New Roman"/>
+          <w:sz w:val="28"/>
+          <w:szCs w:val="28"/>
+        </w:rPr>
+        <w:t>агрегирует сопротивление электролита, токосъёмников, внутренних контактов и части проводящей матрицы электрода. Для диагностических целей это означает, что рост</w:t>
+      </w:r>
+      <w:r>
+        <w:rPr>
+          <w:rFonts w:ascii="Times New Roman" w:hAnsi="Times New Roman" w:cs="Times New Roman"/>
+          <w:sz w:val="28"/>
+          <w:szCs w:val="28"/>
+        </w:rPr>
+        <w:t xml:space="preserve"> </w:t>
+      </w:r>
+      <w:r>
+        <w:rPr>
+          <w:rFonts w:ascii="Times New Roman" w:hAnsi="Times New Roman" w:cs="Times New Roman"/>
+          <w:i/>
+          <w:iCs/>
+          <w:sz w:val="28"/>
+          <w:szCs w:val="28"/>
+          <w:lang w:val="en-US"/>
+        </w:rPr>
+        <w:t>R</w:t>
+      </w:r>
+      <w:r>
+        <w:rPr>
+          <w:rFonts w:ascii="Times New Roman" w:hAnsi="Times New Roman" w:cs="Times New Roman"/>
+          <w:i/>
+          <w:iCs/>
+          <w:sz w:val="28"/>
+          <w:szCs w:val="28"/>
+          <w:vertAlign w:val="subscript"/>
+          <w:lang w:val="en-US"/>
+        </w:rPr>
+        <w:t>Ω</w:t>
+      </w:r>
+      <w:r>
+        <w:rPr>
+          <w:rFonts w:ascii="Times New Roman" w:hAnsi="Times New Roman" w:cs="Times New Roman"/>
+          <w:sz w:val="28"/>
+          <w:szCs w:val="28"/>
+        </w:rPr>
+        <w:t xml:space="preserve"> </w:t>
+      </w:r>
+      <w:r>
+        <w:rPr>
+          <w:rFonts w:ascii="Times New Roman" w:hAnsi="Times New Roman" w:cs="Times New Roman"/>
+          <w:sz w:val="28"/>
+          <w:szCs w:val="28"/>
+        </w:rPr>
+        <w:t>может интерпретироваться как признак ухудшения ионной</w:t>
+      </w:r>
+      <w:r>
+        <w:rPr>
+          <w:rFonts w:ascii="Times New Roman" w:hAnsi="Times New Roman" w:cs="Times New Roman"/>
+          <w:sz w:val="28"/>
+          <w:szCs w:val="28"/>
+        </w:rPr>
+        <w:t xml:space="preserve"> </w:t>
+      </w:r>
+      <w:r>
+        <w:rPr>
+          <w:rFonts w:ascii="Times New Roman" w:hAnsi="Times New Roman" w:cs="Times New Roman"/>
+          <w:sz w:val="28"/>
+          <w:szCs w:val="28"/>
+        </w:rPr>
+        <w:t>проводимости, деградации электролита или роста контактных потерь.</w:t>
+      </w:r>
+      <w:r>
+        <w:rPr>
+          <w:rFonts w:ascii="Times New Roman" w:hAnsi="Times New Roman" w:cs="Times New Roman"/>
+          <w:sz w:val="28"/>
+          <w:szCs w:val="28"/>
+        </w:rPr>
+        <w:t xml:space="preserve"> </w:t>
+      </w:r>
+      <w:r>
+        <w:rPr>
+          <w:rFonts w:ascii="Times New Roman" w:hAnsi="Times New Roman" w:cs="Times New Roman"/>
+          <w:sz w:val="28"/>
+          <w:szCs w:val="28"/>
+        </w:rPr>
+        <w:t xml:space="preserve">Однако сам по себе этот параметр редко является наиболее чувствительным индикатором раннего старения. Его основная ценность в том, что он задаёт омическую базовую линию спектра и служит опорной величиной при выделении остальных компонентов. Эта логика хорошо согласуется с современными </w:t>
+      </w:r>
+      <w:r>
+        <w:rPr>
+          <w:rFonts w:ascii="Times New Roman" w:hAnsi="Times New Roman" w:cs="Times New Roman"/>
+          <w:sz w:val="28"/>
+          <w:szCs w:val="28"/>
+          <w:highlight w:val="yellow"/>
+        </w:rPr>
+        <w:t>EIS-based ECM studies</w:t>
+      </w:r>
+      <w:r>
+        <w:rPr>
+          <w:rFonts w:ascii="Times New Roman" w:hAnsi="Times New Roman" w:cs="Times New Roman"/>
+          <w:sz w:val="28"/>
+          <w:szCs w:val="28"/>
+        </w:rPr>
+        <w:t>, где высокочастотное сопротивление обычно выделяется в первую очередь и затем фиксируется при оценке более сложных параметров</w:t>
+      </w:r>
+      <w:r>
+        <w:rPr>
+          <w:rFonts w:ascii="Times New Roman" w:hAnsi="Times New Roman" w:cs="Times New Roman"/>
+          <w:sz w:val="28"/>
+          <w:szCs w:val="28"/>
+        </w:rPr>
+        <w:t xml:space="preserve">. </w:t>
+      </w:r>
+      <w:r>
+        <w:rPr>
+          <w:rFonts w:ascii="Times New Roman" w:hAnsi="Times New Roman" w:cs="Times New Roman"/>
+          <w:sz w:val="28"/>
+          <w:szCs w:val="28"/>
+          <w:lang w:val="en-US"/>
+        </w:rPr>
+        <w:t>(</w:t>
+      </w:r>
+      <w:r>
+        <w:rPr>
+          <w:rFonts w:ascii="Times New Roman" w:hAnsi="Times New Roman" w:cs="Times New Roman"/>
+          <w:sz w:val="28"/>
+          <w:szCs w:val="28"/>
+        </w:rPr>
+        <w:t>DOI: 10.3390/pr12102166; DOI: 10.3390/jlpea13020029</w:t>
+      </w:r>
+      <w:r>
+        <w:rPr>
+          <w:rFonts w:ascii="Times New Roman" w:hAnsi="Times New Roman" w:cs="Times New Roman"/>
+          <w:sz w:val="28"/>
+          <w:szCs w:val="28"/>
+          <w:lang w:val="en-US"/>
+        </w:rPr>
+        <w:t>)</w:t>
+      </w:r>
+    </w:p>
+    <w:p>
+      <w:pPr>
+        <w:spacing w:line="360" w:lineRule="auto"/>
+        <w:ind w:firstLine="709"/>
+        <w:jc w:val="both"/>
+        <w:rPr>
+          <w:rFonts w:ascii="Times New Roman" w:hAnsi="Times New Roman" w:cs="Times New Roman"/>
+          <w:sz w:val="28"/>
+          <w:szCs w:val="28"/>
+          <w:lang w:val="en-US"/>
+        </w:rPr>
+      </w:pPr>
+    </w:p>
+    <w:p>
+      <w:pPr>
+        <w:spacing w:line="360" w:lineRule="auto"/>
+        <w:ind w:firstLine="709"/>
+        <w:jc w:val="both"/>
+        <w:rPr>
+          <w:rFonts w:ascii="Times New Roman" w:hAnsi="Times New Roman" w:cs="Times New Roman"/>
+          <w:b/>
+          <w:bCs/>
+          <w:sz w:val="28"/>
+          <w:szCs w:val="28"/>
+        </w:rPr>
+      </w:pPr>
+      <w:r>
+        <w:rPr>
+          <w:rFonts w:ascii="Times New Roman" w:hAnsi="Times New Roman" w:cs="Times New Roman"/>
+          <w:b/>
+          <w:bCs/>
+          <w:sz w:val="28"/>
+          <w:szCs w:val="28"/>
+        </w:rPr>
+        <w:t>3.2.2 Идентификация сопротивления переноса заряда</w:t>
+      </w:r>
+      <w:r>
+        <w:rPr>
+          <w:rFonts w:ascii="Times New Roman" w:hAnsi="Times New Roman" w:cs="Times New Roman"/>
+          <w:b/>
+          <w:bCs/>
+          <w:sz w:val="28"/>
+          <w:szCs w:val="28"/>
+        </w:rPr>
+        <w:t xml:space="preserve"> </w:t>
+      </w:r>
+      <w:r>
+        <w:rPr>
+          <w:rFonts w:ascii="Times New Roman" w:hAnsi="Times New Roman" w:cs="Times New Roman"/>
+          <w:b/>
+          <w:bCs/>
+          <w:i/>
+          <w:iCs/>
+          <w:sz w:val="28"/>
+          <w:szCs w:val="28"/>
+          <w:lang w:val="en-US"/>
+        </w:rPr>
+        <w:t>R</w:t>
+      </w:r>
+      <w:r>
+        <w:rPr>
+          <w:rFonts w:ascii="Times New Roman" w:hAnsi="Times New Roman" w:cs="Times New Roman"/>
+          <w:b/>
+          <w:bCs/>
+          <w:i/>
+          <w:iCs/>
+          <w:sz w:val="28"/>
+          <w:szCs w:val="28"/>
+          <w:vertAlign w:val="subscript"/>
+          <w:lang w:val="en-US"/>
+        </w:rPr>
+        <w:t>ct</w:t>
+      </w:r>
+    </w:p>
+    <w:p>
+      <w:pPr>
+        <w:spacing w:line="360" w:lineRule="auto"/>
+        <w:ind w:firstLine="709"/>
+        <w:jc w:val="both"/>
+        <w:rPr>
+          <w:rFonts w:ascii="Times New Roman" w:hAnsi="Times New Roman" w:cs="Times New Roman"/>
+          <w:sz w:val="28"/>
+          <w:szCs w:val="28"/>
+          <w:lang w:val="en-US"/>
+        </w:rPr>
+      </w:pPr>
+    </w:p>
+    <w:p>
+      <w:pPr>
+        <w:spacing w:line="360" w:lineRule="auto"/>
+        <w:ind w:firstLine="709"/>
+        <w:jc w:val="both"/>
+        <w:rPr>
+          <w:rFonts w:ascii="Times New Roman" w:hAnsi="Times New Roman" w:cs="Times New Roman"/>
+          <w:sz w:val="28"/>
+          <w:szCs w:val="28"/>
+          <w:lang w:val="en-US"/>
+        </w:rPr>
+      </w:pPr>
+      <w:r>
+        <w:rPr>
+          <w:rFonts w:ascii="Times New Roman" w:hAnsi="Times New Roman" w:cs="Times New Roman"/>
+          <w:sz w:val="28"/>
+          <w:szCs w:val="28"/>
+        </w:rPr>
+        <w:t>Сопротивление переноса заряда является центральным параметром всей диагностической схемы диссертации. В идеальной модели Рэндлса величина</w:t>
+      </w:r>
+      <w:r>
+        <w:rPr>
+          <w:rFonts w:ascii="Times New Roman" w:hAnsi="Times New Roman" w:cs="Times New Roman"/>
+          <w:sz w:val="28"/>
+          <w:szCs w:val="28"/>
+        </w:rPr>
+        <w:t xml:space="preserve"> </w:t>
+      </w:r>
+      <w:r>
+        <w:rPr>
+          <w:rFonts w:ascii="Times New Roman" w:hAnsi="Times New Roman" w:cs="Times New Roman"/>
+          <w:i/>
+          <w:iCs/>
+          <w:sz w:val="28"/>
+          <w:szCs w:val="28"/>
+          <w:lang w:val="en-US"/>
+        </w:rPr>
+        <w:t>R</w:t>
+      </w:r>
+      <w:r>
+        <w:rPr>
+          <w:rFonts w:ascii="Times New Roman" w:hAnsi="Times New Roman" w:cs="Times New Roman"/>
+          <w:i/>
+          <w:iCs/>
+          <w:sz w:val="28"/>
+          <w:szCs w:val="28"/>
+          <w:vertAlign w:val="subscript"/>
+          <w:lang w:val="en-US"/>
+        </w:rPr>
+        <w:t>ct</w:t>
+      </w:r>
+      <w:r>
+        <w:rPr>
+          <w:rFonts w:ascii="Times New Roman" w:hAnsi="Times New Roman" w:cs="Times New Roman"/>
+          <w:sz w:val="28"/>
+          <w:szCs w:val="28"/>
+        </w:rPr>
+        <w:t xml:space="preserve"> </w:t>
+      </w:r>
+      <w:r>
+        <w:rPr>
+          <w:rFonts w:ascii="Times New Roman" w:hAnsi="Times New Roman" w:cs="Times New Roman"/>
+          <w:sz w:val="28"/>
+          <w:szCs w:val="28"/>
+        </w:rPr>
+        <w:t>соответствует диаметру основного полукруга на диаграмме Найквиста:</w:t>
+      </w:r>
+    </w:p>
+    <w:p>
+      <w:pPr>
+        <w:spacing w:line="360" w:lineRule="auto"/>
+        <w:ind w:firstLine="709"/>
+        <w:jc w:val="both"/>
+        <w:rPr>
+          <w:rFonts w:ascii="Times New Roman" w:hAnsi="Times New Roman" w:cs="Times New Roman"/>
+          <w:sz w:val="28"/>
+          <w:szCs w:val="28"/>
+          <w:lang w:val="en-US"/>
+        </w:rPr>
+      </w:pPr>
+    </w:p>
+    <w:p>
+      <w:pPr>
+        <w:spacing w:line="360" w:lineRule="auto"/>
+        <w:ind w:firstLine="709"/>
+        <w:jc w:val="both"/>
+        <w:rPr>
+          <w:rFonts w:ascii="Times New Roman" w:hAnsi="Times New Roman" w:cs="Times New Roman"/>
+          <w:sz w:val="28"/>
+          <w:szCs w:val="28"/>
+          <w:lang w:val="en-US"/>
+        </w:rPr>
+      </w:pPr>
+      <w:r>
+        <w:rPr>
+          <w:rFonts w:ascii="Times New Roman" w:hAnsi="Times New Roman" w:cs="Times New Roman"/>
+          <w:position w:val="-18"/>
+          <w:sz w:val="28"/>
+          <w:szCs w:val="28"/>
+          <w:lang w:val="en-US"/>
+        </w:rPr>
+        <w:object w:dxaOrig="4020" w:dyaOrig="440" w14:anchorId="09FE5CBE">
+          <v:shape id="_x0000_i1038" type="#_x0000_t75" style="width:200.95pt;height:21.9pt" o:ole="">
+            <v:imagedata r:id="rId32" o:title=""/>
+          </v:shape>
+          <o:OLEObject Type="Embed" ProgID="Equation.DSMT4" ShapeID="_x0000_i1038" DrawAspect="Content" ObjectID="_1837193250" r:id="rId33"/>
+        </w:object>
+      </w:r>
+      <w:r>
+        <w:rPr>
+          <w:rFonts w:ascii="Times New Roman" w:hAnsi="Times New Roman" w:cs="Times New Roman"/>
+          <w:sz w:val="28"/>
+          <w:szCs w:val="28"/>
+          <w:lang w:val="en-US"/>
+        </w:rPr>
+        <w:t>.</w:t>
+      </w:r>
+    </w:p>
+    <w:p>
+      <w:pPr>
+        <w:spacing w:line="360" w:lineRule="auto"/>
+        <w:ind w:firstLine="709"/>
+        <w:jc w:val="both"/>
+        <w:rPr>
+          <w:rFonts w:ascii="Times New Roman" w:hAnsi="Times New Roman" w:cs="Times New Roman"/>
+          <w:sz w:val="28"/>
+          <w:szCs w:val="28"/>
+          <w:lang w:val="en-US"/>
+        </w:rPr>
+      </w:pPr>
+    </w:p>
+    <w:p>
+      <w:pPr>
+        <w:spacing w:line="360" w:lineRule="auto"/>
+        <w:ind w:firstLine="709"/>
+        <w:jc w:val="both"/>
+        <w:rPr>
+          <w:rFonts w:ascii="Times New Roman" w:hAnsi="Times New Roman" w:cs="Times New Roman"/>
+          <w:sz w:val="28"/>
+          <w:szCs w:val="28"/>
+          <w:lang w:val="en-US"/>
+        </w:rPr>
+      </w:pPr>
+      <w:r>
+        <w:rPr>
+          <w:rFonts w:ascii="Times New Roman" w:hAnsi="Times New Roman" w:cs="Times New Roman"/>
+          <w:sz w:val="28"/>
+          <w:szCs w:val="28"/>
+        </w:rPr>
+        <w:t>В аналитической форме это вытекает из выражения</w:t>
+      </w:r>
+    </w:p>
+    <w:p>
+      <w:pPr>
+        <w:spacing w:line="360" w:lineRule="auto"/>
+        <w:ind w:firstLine="709"/>
+        <w:jc w:val="both"/>
+        <w:rPr>
+          <w:rFonts w:ascii="Times New Roman" w:hAnsi="Times New Roman" w:cs="Times New Roman"/>
+          <w:sz w:val="28"/>
+          <w:szCs w:val="28"/>
+          <w:lang w:val="en-US"/>
+        </w:rPr>
+      </w:pPr>
+    </w:p>
+    <w:p>
+      <w:pPr>
+        <w:spacing w:line="360" w:lineRule="auto"/>
+        <w:ind w:firstLine="709"/>
+        <w:jc w:val="both"/>
+        <w:rPr>
+          <w:rFonts w:ascii="Times New Roman" w:hAnsi="Times New Roman" w:cs="Times New Roman"/>
+          <w:sz w:val="28"/>
+          <w:szCs w:val="28"/>
+          <w:lang w:val="en-US"/>
+        </w:rPr>
+      </w:pPr>
+      <w:r>
+        <w:rPr>
+          <w:rFonts w:ascii="Times New Roman" w:hAnsi="Times New Roman" w:cs="Times New Roman"/>
+          <w:position w:val="-30"/>
+          <w:sz w:val="28"/>
+          <w:szCs w:val="28"/>
+          <w:lang w:val="en-US"/>
+        </w:rPr>
+        <w:object w:dxaOrig="1939" w:dyaOrig="680" w14:anchorId="3D707F47">
+          <v:shape id="_x0000_i1041" type="#_x0000_t75" style="width:97.05pt;height:33.8pt" o:ole="">
+            <v:imagedata r:id="rId34" o:title=""/>
+          </v:shape>
+          <o:OLEObject Type="Embed" ProgID="Equation.DSMT4" ShapeID="_x0000_i1041" DrawAspect="Content" ObjectID="_1837193251" r:id="rId35"/>
+        </w:object>
+      </w:r>
+      <w:r>
+        <w:rPr>
+          <w:rFonts w:ascii="Times New Roman" w:hAnsi="Times New Roman" w:cs="Times New Roman"/>
+          <w:sz w:val="28"/>
+          <w:szCs w:val="28"/>
+          <w:lang w:val="en-US"/>
+        </w:rPr>
+        <w:t>,</w:t>
+      </w:r>
+    </w:p>
+    <w:p>
+      <w:pPr>
+        <w:spacing w:line="360" w:lineRule="auto"/>
+        <w:ind w:firstLine="709"/>
+        <w:jc w:val="both"/>
+        <w:rPr>
+          <w:rFonts w:ascii="Times New Roman" w:hAnsi="Times New Roman" w:cs="Times New Roman"/>
+          <w:sz w:val="28"/>
+          <w:szCs w:val="28"/>
+          <w:lang w:val="en-US"/>
+        </w:rPr>
+      </w:pPr>
+    </w:p>
+    <w:p>
+      <w:pPr>
+        <w:spacing w:line="360" w:lineRule="auto"/>
+        <w:ind w:firstLine="709"/>
+        <w:jc w:val="both"/>
+        <w:rPr>
+          <w:rFonts w:ascii="Times New Roman" w:hAnsi="Times New Roman" w:cs="Times New Roman"/>
+          <w:sz w:val="28"/>
+          <w:szCs w:val="28"/>
+          <w:lang w:val="en-US"/>
+        </w:rPr>
+      </w:pPr>
+      <w:r>
+        <w:rPr>
+          <w:rFonts w:ascii="Times New Roman" w:hAnsi="Times New Roman" w:cs="Times New Roman"/>
+          <w:sz w:val="28"/>
+          <w:szCs w:val="28"/>
+        </w:rPr>
+        <w:t>поскольку именно эта ветвь отвечает за геометрию среднечастотной части спектра.</w:t>
+      </w:r>
+    </w:p>
+    <w:p>
+      <w:pPr>
+        <w:spacing w:line="360" w:lineRule="auto"/>
+        <w:ind w:firstLine="709"/>
+        <w:jc w:val="both"/>
+        <w:rPr>
+          <w:rFonts w:ascii="Times New Roman" w:hAnsi="Times New Roman" w:cs="Times New Roman"/>
+          <w:sz w:val="28"/>
+          <w:szCs w:val="28"/>
+          <w:lang w:val="en-US"/>
+        </w:rPr>
+      </w:pPr>
+      <w:r>
+        <w:rPr>
+          <w:rFonts w:ascii="Times New Roman" w:hAnsi="Times New Roman" w:cs="Times New Roman"/>
+          <w:sz w:val="28"/>
+          <w:szCs w:val="28"/>
+        </w:rPr>
+        <w:t>Практически идентификация</w:t>
+      </w:r>
+      <w:r>
+        <w:rPr>
+          <w:rFonts w:ascii="Times New Roman" w:hAnsi="Times New Roman" w:cs="Times New Roman"/>
+          <w:sz w:val="28"/>
+          <w:szCs w:val="28"/>
+        </w:rPr>
+        <w:t xml:space="preserve"> </w:t>
+      </w:r>
+      <w:r>
+        <w:rPr>
+          <w:rFonts w:ascii="Times New Roman" w:hAnsi="Times New Roman" w:cs="Times New Roman"/>
+          <w:i/>
+          <w:iCs/>
+          <w:sz w:val="28"/>
+          <w:szCs w:val="28"/>
+          <w:lang w:val="en-US"/>
+        </w:rPr>
+        <w:t>R</w:t>
+      </w:r>
+      <w:r>
+        <w:rPr>
+          <w:rFonts w:ascii="Times New Roman" w:hAnsi="Times New Roman" w:cs="Times New Roman"/>
+          <w:i/>
+          <w:iCs/>
+          <w:sz w:val="28"/>
+          <w:szCs w:val="28"/>
+          <w:vertAlign w:val="subscript"/>
+          <w:lang w:val="en-US"/>
+        </w:rPr>
+        <w:t>ct</w:t>
+      </w:r>
+      <w:r>
+        <w:rPr>
+          <w:rFonts w:ascii="Times New Roman" w:hAnsi="Times New Roman" w:cs="Times New Roman"/>
+          <w:sz w:val="28"/>
+          <w:szCs w:val="28"/>
+        </w:rPr>
+        <w:t xml:space="preserve"> </w:t>
+      </w:r>
+      <w:r>
+        <w:rPr>
+          <w:rFonts w:ascii="Times New Roman" w:hAnsi="Times New Roman" w:cs="Times New Roman"/>
+          <w:sz w:val="28"/>
+          <w:szCs w:val="28"/>
+        </w:rPr>
+        <w:t>может выполняться двумя способами. Первый способ — геометрический, через оценку диаметра</w:t>
+      </w:r>
+      <w:r>
+        <w:rPr>
+          <w:rFonts w:ascii="Times New Roman" w:hAnsi="Times New Roman" w:cs="Times New Roman"/>
+          <w:sz w:val="28"/>
+          <w:szCs w:val="28"/>
+        </w:rPr>
+        <w:t xml:space="preserve"> </w:t>
+      </w:r>
+      <w:r>
+        <w:rPr>
+          <w:rFonts w:ascii="Times New Roman" w:hAnsi="Times New Roman" w:cs="Times New Roman"/>
+          <w:sz w:val="28"/>
+          <w:szCs w:val="28"/>
+        </w:rPr>
+        <w:t xml:space="preserve">полукруга. Второй способ — параметрический, через </w:t>
+      </w:r>
+      <w:r>
+        <w:rPr>
+          <w:rFonts w:ascii="Times New Roman" w:hAnsi="Times New Roman" w:cs="Times New Roman"/>
+          <w:sz w:val="28"/>
+          <w:szCs w:val="28"/>
+          <w:highlight w:val="yellow"/>
+        </w:rPr>
+        <w:t>fitting</w:t>
+      </w:r>
+      <w:r>
+        <w:rPr>
+          <w:rFonts w:ascii="Times New Roman" w:hAnsi="Times New Roman" w:cs="Times New Roman"/>
+          <w:sz w:val="28"/>
+          <w:szCs w:val="28"/>
+        </w:rPr>
+        <w:t xml:space="preserve"> полной эквивалентной схемы методом нелинейных наименьших квадратов. Геометрический способ удобен для экспресс-оценки, однако он хуже работает при сплюснутых или перекрывающихся дугах. Поэтому для строгой диагностики в диссертации принимается именно параметрическая идентификация, а геометрическая оценка используется как начальное приближение.</w:t>
+      </w:r>
+    </w:p>
+    <w:p>
+      <w:pPr>
+        <w:spacing w:line="360" w:lineRule="auto"/>
+        <w:ind w:firstLine="709"/>
+        <w:jc w:val="both"/>
+        <w:rPr>
+          <w:rFonts w:ascii="Times New Roman" w:hAnsi="Times New Roman" w:cs="Times New Roman"/>
+          <w:sz w:val="28"/>
+          <w:szCs w:val="28"/>
+          <w:lang w:val="en-US"/>
+        </w:rPr>
+      </w:pPr>
+      <w:r>
+        <w:rPr>
+          <w:rFonts w:ascii="Times New Roman" w:hAnsi="Times New Roman" w:cs="Times New Roman"/>
+          <w:sz w:val="28"/>
+          <w:szCs w:val="28"/>
+        </w:rPr>
+        <w:t>Современные исследования подтверждают, что</w:t>
+      </w:r>
+      <w:r>
+        <w:rPr>
+          <w:rFonts w:ascii="Times New Roman" w:hAnsi="Times New Roman" w:cs="Times New Roman"/>
+          <w:sz w:val="28"/>
+          <w:szCs w:val="28"/>
+        </w:rPr>
+        <w:t xml:space="preserve"> </w:t>
+      </w:r>
+      <w:r>
+        <w:rPr>
+          <w:rFonts w:ascii="Times New Roman" w:hAnsi="Times New Roman" w:cs="Times New Roman"/>
+          <w:i/>
+          <w:iCs/>
+          <w:sz w:val="28"/>
+          <w:szCs w:val="28"/>
+          <w:lang w:val="en-US"/>
+        </w:rPr>
+        <w:t>R</w:t>
+      </w:r>
+      <w:r>
+        <w:rPr>
+          <w:rFonts w:ascii="Times New Roman" w:hAnsi="Times New Roman" w:cs="Times New Roman"/>
+          <w:i/>
+          <w:iCs/>
+          <w:sz w:val="28"/>
+          <w:szCs w:val="28"/>
+          <w:vertAlign w:val="subscript"/>
+          <w:lang w:val="en-US"/>
+        </w:rPr>
+        <w:t>ct</w:t>
+      </w:r>
+      <w:r>
+        <w:rPr>
+          <w:rFonts w:ascii="Times New Roman" w:hAnsi="Times New Roman" w:cs="Times New Roman"/>
+          <w:sz w:val="28"/>
+          <w:szCs w:val="28"/>
+        </w:rPr>
+        <w:t xml:space="preserve"> </w:t>
+      </w:r>
+      <w:r>
+        <w:rPr>
+          <w:rFonts w:ascii="Times New Roman" w:hAnsi="Times New Roman" w:cs="Times New Roman"/>
+          <w:sz w:val="28"/>
+          <w:szCs w:val="28"/>
+        </w:rPr>
+        <w:t xml:space="preserve">является одним из наиболее информативных параметров состояния батареи. Для LTO основанных </w:t>
+      </w:r>
+      <w:r>
+        <w:rPr>
+          <w:rFonts w:ascii="Times New Roman" w:hAnsi="Times New Roman" w:cs="Times New Roman"/>
+          <w:sz w:val="28"/>
+          <w:szCs w:val="28"/>
+          <w:highlight w:val="yellow"/>
+        </w:rPr>
+        <w:t>lithium-ion cells</w:t>
+      </w:r>
+      <w:r>
+        <w:rPr>
+          <w:rFonts w:ascii="Times New Roman" w:hAnsi="Times New Roman" w:cs="Times New Roman"/>
+          <w:sz w:val="28"/>
+          <w:szCs w:val="28"/>
+        </w:rPr>
+        <w:t xml:space="preserve"> он был непосредственно выбран как ключевой индикатор состояния вместе с </w:t>
+      </w:r>
+      <w:r>
+        <w:rPr>
+          <w:rFonts w:ascii="Times New Roman" w:hAnsi="Times New Roman" w:cs="Times New Roman"/>
+          <w:sz w:val="28"/>
+          <w:szCs w:val="28"/>
+          <w:highlight w:val="yellow"/>
+        </w:rPr>
+        <w:t>ohmic resistance</w:t>
+      </w:r>
+      <w:r>
+        <w:rPr>
+          <w:rFonts w:ascii="Times New Roman" w:hAnsi="Times New Roman" w:cs="Times New Roman"/>
+          <w:sz w:val="28"/>
+          <w:szCs w:val="28"/>
+        </w:rPr>
+        <w:t xml:space="preserve"> в модели оценки</w:t>
+      </w:r>
+      <w:r>
+        <w:rPr>
+          <w:rFonts w:ascii="Times New Roman" w:hAnsi="Times New Roman" w:cs="Times New Roman"/>
+          <w:sz w:val="28"/>
+          <w:szCs w:val="28"/>
+        </w:rPr>
+        <w:t xml:space="preserve">. </w:t>
+      </w:r>
+      <w:r>
+        <w:rPr>
+          <w:rFonts w:ascii="Times New Roman" w:hAnsi="Times New Roman" w:cs="Times New Roman"/>
+          <w:i/>
+          <w:iCs/>
+          <w:sz w:val="28"/>
+          <w:szCs w:val="28"/>
+          <w:lang w:val="en-US"/>
+        </w:rPr>
+        <w:t>SOH</w:t>
+      </w:r>
+      <w:r>
+        <w:rPr>
+          <w:rFonts w:ascii="Times New Roman" w:hAnsi="Times New Roman" w:cs="Times New Roman"/>
+          <w:sz w:val="28"/>
+          <w:szCs w:val="28"/>
+        </w:rPr>
+        <w:t xml:space="preserve"> (</w:t>
+      </w:r>
+      <w:r>
+        <w:rPr>
+          <w:rFonts w:ascii="Times New Roman" w:hAnsi="Times New Roman" w:cs="Times New Roman"/>
+          <w:sz w:val="28"/>
+          <w:szCs w:val="28"/>
+        </w:rPr>
+        <w:t>DOI: 10.3390/wevj12030156</w:t>
+      </w:r>
+      <w:r>
+        <w:rPr>
+          <w:rFonts w:ascii="Times New Roman" w:hAnsi="Times New Roman" w:cs="Times New Roman"/>
+          <w:sz w:val="28"/>
+          <w:szCs w:val="28"/>
+        </w:rPr>
+        <w:t xml:space="preserve">) </w:t>
+      </w:r>
+      <w:r>
+        <w:rPr>
+          <w:rFonts w:ascii="Times New Roman" w:hAnsi="Times New Roman" w:cs="Times New Roman"/>
+          <w:sz w:val="28"/>
+          <w:szCs w:val="28"/>
+        </w:rPr>
+        <w:t xml:space="preserve">Для коммерческих </w:t>
+      </w:r>
+      <w:r>
+        <w:rPr>
+          <w:rFonts w:ascii="Times New Roman" w:hAnsi="Times New Roman" w:cs="Times New Roman"/>
+          <w:sz w:val="28"/>
+          <w:szCs w:val="28"/>
+          <w:highlight w:val="yellow"/>
+        </w:rPr>
+        <w:t>Li-ion polymer cells</w:t>
+      </w:r>
+      <w:r>
+        <w:rPr>
+          <w:rFonts w:ascii="Times New Roman" w:hAnsi="Times New Roman" w:cs="Times New Roman"/>
+          <w:sz w:val="28"/>
+          <w:szCs w:val="28"/>
+        </w:rPr>
+        <w:t xml:space="preserve"> корреляционный анализ </w:t>
+      </w:r>
+      <w:r>
+        <w:rPr>
+          <w:rFonts w:ascii="Times New Roman" w:hAnsi="Times New Roman" w:cs="Times New Roman"/>
+          <w:sz w:val="28"/>
+          <w:szCs w:val="28"/>
+          <w:highlight w:val="yellow"/>
+        </w:rPr>
+        <w:t>McCarthy et al.</w:t>
+      </w:r>
+      <w:r>
+        <w:rPr>
+          <w:rFonts w:ascii="Times New Roman" w:hAnsi="Times New Roman" w:cs="Times New Roman"/>
+          <w:sz w:val="28"/>
+          <w:szCs w:val="28"/>
+        </w:rPr>
+        <w:t xml:space="preserve"> </w:t>
+      </w:r>
+      <w:r>
+        <w:rPr>
+          <w:rFonts w:ascii="Times New Roman" w:hAnsi="Times New Roman" w:cs="Times New Roman"/>
+          <w:sz w:val="28"/>
+          <w:szCs w:val="28"/>
+        </w:rPr>
+        <w:t>П</w:t>
+      </w:r>
+      <w:r>
+        <w:rPr>
+          <w:rFonts w:ascii="Times New Roman" w:hAnsi="Times New Roman" w:cs="Times New Roman"/>
+          <w:sz w:val="28"/>
+          <w:szCs w:val="28"/>
+        </w:rPr>
+        <w:t>оказал</w:t>
+      </w:r>
+      <w:r>
+        <w:rPr>
+          <w:rFonts w:ascii="Times New Roman" w:hAnsi="Times New Roman" w:cs="Times New Roman"/>
+          <w:sz w:val="28"/>
+          <w:szCs w:val="28"/>
+        </w:rPr>
+        <w:t xml:space="preserve"> </w:t>
+      </w:r>
+      <w:r>
+        <w:rPr>
+          <w:rFonts w:ascii="Times New Roman" w:hAnsi="Times New Roman" w:cs="Times New Roman"/>
+          <w:sz w:val="28"/>
+          <w:szCs w:val="28"/>
+        </w:rPr>
+        <w:t xml:space="preserve">выраженную зависимость </w:t>
+      </w:r>
+      <w:r>
+        <w:rPr>
+          <w:rFonts w:ascii="Times New Roman" w:hAnsi="Times New Roman" w:cs="Times New Roman"/>
+          <w:sz w:val="28"/>
+          <w:szCs w:val="28"/>
+          <w:highlight w:val="yellow"/>
+        </w:rPr>
+        <w:t>equivalent circuit elements</w:t>
+      </w:r>
+      <w:r>
+        <w:rPr>
+          <w:rFonts w:ascii="Times New Roman" w:hAnsi="Times New Roman" w:cs="Times New Roman"/>
+          <w:sz w:val="28"/>
+          <w:szCs w:val="28"/>
+        </w:rPr>
+        <w:t>, в том числе</w:t>
+      </w:r>
+      <w:r>
+        <w:rPr>
+          <w:rFonts w:ascii="Times New Roman" w:hAnsi="Times New Roman" w:cs="Times New Roman"/>
+          <w:sz w:val="28"/>
+          <w:szCs w:val="28"/>
+        </w:rPr>
+        <w:t xml:space="preserve"> </w:t>
+      </w:r>
+      <w:r>
+        <w:rPr>
+          <w:rFonts w:ascii="Times New Roman" w:hAnsi="Times New Roman" w:cs="Times New Roman"/>
+          <w:i/>
+          <w:iCs/>
+          <w:sz w:val="28"/>
+          <w:szCs w:val="28"/>
+          <w:lang w:val="en-US"/>
+        </w:rPr>
+        <w:t>R</w:t>
+      </w:r>
+      <w:r>
+        <w:rPr>
+          <w:rFonts w:ascii="Times New Roman" w:hAnsi="Times New Roman" w:cs="Times New Roman"/>
+          <w:i/>
+          <w:iCs/>
+          <w:sz w:val="28"/>
+          <w:szCs w:val="28"/>
+          <w:vertAlign w:val="subscript"/>
+          <w:lang w:val="en-US"/>
+        </w:rPr>
+        <w:t>ct</w:t>
+      </w:r>
+      <w:r>
+        <w:rPr>
+          <w:rFonts w:ascii="Times New Roman" w:hAnsi="Times New Roman" w:cs="Times New Roman"/>
+          <w:sz w:val="28"/>
+          <w:szCs w:val="28"/>
+        </w:rPr>
+        <w:t xml:space="preserve">, </w:t>
+      </w:r>
+      <w:r>
+        <w:rPr>
+          <w:rFonts w:ascii="Times New Roman" w:hAnsi="Times New Roman" w:cs="Times New Roman"/>
+          <w:sz w:val="28"/>
+          <w:szCs w:val="28"/>
+        </w:rPr>
+        <w:t xml:space="preserve">от </w:t>
+      </w:r>
+      <w:r>
+        <w:rPr>
+          <w:rFonts w:ascii="Times New Roman" w:hAnsi="Times New Roman" w:cs="Times New Roman"/>
+          <w:i/>
+          <w:iCs/>
+          <w:sz w:val="28"/>
+          <w:szCs w:val="28"/>
+          <w:lang w:val="en-US"/>
+        </w:rPr>
+        <w:t>SOC</w:t>
+      </w:r>
+      <w:r>
+        <w:rPr>
+          <w:rFonts w:ascii="Times New Roman" w:hAnsi="Times New Roman" w:cs="Times New Roman"/>
+          <w:sz w:val="28"/>
+          <w:szCs w:val="28"/>
+        </w:rPr>
+        <w:t xml:space="preserve">, </w:t>
+      </w:r>
+      <w:r>
+        <w:rPr>
+          <w:rFonts w:ascii="Times New Roman" w:hAnsi="Times New Roman" w:cs="Times New Roman"/>
+          <w:i/>
+          <w:iCs/>
+          <w:sz w:val="28"/>
+          <w:szCs w:val="28"/>
+          <w:lang w:val="en-US"/>
+        </w:rPr>
+        <w:t>SOH</w:t>
+      </w:r>
+      <w:r>
+        <w:rPr>
+          <w:rFonts w:ascii="Times New Roman" w:hAnsi="Times New Roman" w:cs="Times New Roman"/>
+          <w:sz w:val="28"/>
+          <w:szCs w:val="28"/>
+        </w:rPr>
+        <w:t xml:space="preserve"> </w:t>
+      </w:r>
+      <w:r>
+        <w:rPr>
+          <w:rFonts w:ascii="Times New Roman" w:hAnsi="Times New Roman" w:cs="Times New Roman"/>
+          <w:sz w:val="28"/>
+          <w:szCs w:val="28"/>
+        </w:rPr>
+        <w:t xml:space="preserve">и </w:t>
+      </w:r>
+      <w:r>
+        <w:rPr>
+          <w:rFonts w:ascii="Times New Roman" w:hAnsi="Times New Roman" w:cs="Times New Roman"/>
+          <w:sz w:val="28"/>
+          <w:szCs w:val="28"/>
+        </w:rPr>
+        <w:t>внутренней температуры</w:t>
+      </w:r>
+      <w:r>
+        <w:rPr>
+          <w:rFonts w:ascii="Times New Roman" w:hAnsi="Times New Roman" w:cs="Times New Roman"/>
+          <w:sz w:val="28"/>
+          <w:szCs w:val="28"/>
+        </w:rPr>
+        <w:t>. (</w:t>
+      </w:r>
+      <w:r>
+        <w:rPr>
+          <w:rFonts w:ascii="Times New Roman" w:hAnsi="Times New Roman" w:cs="Times New Roman"/>
+          <w:sz w:val="28"/>
+          <w:szCs w:val="28"/>
+        </w:rPr>
+        <w:t>DOI:</w:t>
+      </w:r>
+      <w:r>
+        <w:t xml:space="preserve"> </w:t>
+      </w:r>
+      <w:r>
+        <w:rPr>
+          <w:rFonts w:ascii="Times New Roman" w:hAnsi="Times New Roman" w:cs="Times New Roman"/>
+          <w:sz w:val="28"/>
+          <w:szCs w:val="28"/>
+        </w:rPr>
+        <w:t>10.1016/j.est.2022.104608</w:t>
+      </w:r>
+      <w:r>
+        <w:rPr>
+          <w:rFonts w:ascii="Times New Roman" w:hAnsi="Times New Roman" w:cs="Times New Roman"/>
+          <w:sz w:val="28"/>
+          <w:szCs w:val="28"/>
+        </w:rPr>
+        <w:t>)</w:t>
+      </w:r>
+    </w:p>
+    <w:p>
+      <w:pPr>
+        <w:spacing w:line="360" w:lineRule="auto"/>
+        <w:ind w:firstLine="709"/>
+        <w:jc w:val="both"/>
+        <w:rPr>
+          <w:rFonts w:ascii="Times New Roman" w:hAnsi="Times New Roman" w:cs="Times New Roman"/>
+          <w:sz w:val="28"/>
+          <w:szCs w:val="28"/>
+          <w:lang w:val="en-US"/>
+        </w:rPr>
+      </w:pPr>
+    </w:p>
+    <w:p>
+      <w:pPr>
+        <w:spacing w:line="360" w:lineRule="auto"/>
+        <w:ind w:firstLine="709"/>
+        <w:jc w:val="both"/>
+        <w:rPr>
+          <w:rFonts w:ascii="Times New Roman" w:hAnsi="Times New Roman" w:cs="Times New Roman"/>
+          <w:b/>
+          <w:bCs/>
+          <w:sz w:val="28"/>
+          <w:szCs w:val="28"/>
+          <w:lang w:val="en-US"/>
+        </w:rPr>
+      </w:pPr>
+      <w:r>
+        <w:rPr>
+          <w:rFonts w:ascii="Times New Roman" w:hAnsi="Times New Roman" w:cs="Times New Roman"/>
+          <w:b/>
+          <w:bCs/>
+          <w:sz w:val="28"/>
+          <w:szCs w:val="28"/>
+        </w:rPr>
+        <w:t>3.2.3 Идентификация диффузионной составляющей</w:t>
+      </w:r>
+    </w:p>
+    <w:p>
+      <w:pPr>
+        <w:spacing w:line="360" w:lineRule="auto"/>
+        <w:ind w:firstLine="709"/>
+        <w:jc w:val="both"/>
+        <w:rPr>
+          <w:rFonts w:ascii="Times New Roman" w:hAnsi="Times New Roman" w:cs="Times New Roman"/>
+          <w:sz w:val="28"/>
+          <w:szCs w:val="28"/>
+          <w:lang w:val="en-US"/>
+        </w:rPr>
+      </w:pPr>
+    </w:p>
+    <w:p>
+      <w:pPr>
+        <w:spacing w:line="360" w:lineRule="auto"/>
+        <w:ind w:firstLine="709"/>
+        <w:jc w:val="both"/>
+        <w:rPr>
+          <w:rFonts w:ascii="Times New Roman" w:hAnsi="Times New Roman" w:cs="Times New Roman"/>
+          <w:sz w:val="28"/>
+          <w:szCs w:val="28"/>
+          <w:lang w:val="en-US"/>
+        </w:rPr>
+      </w:pPr>
+      <w:r>
+        <w:rPr>
+          <w:rFonts w:ascii="Times New Roman" w:hAnsi="Times New Roman" w:cs="Times New Roman"/>
+          <w:sz w:val="28"/>
+          <w:szCs w:val="28"/>
+        </w:rPr>
+        <w:t>Идентификация диффузионной составляющей существенно сложнее, чем оценка</w:t>
+      </w:r>
+      <w:r>
+        <w:rPr>
+          <w:rFonts w:ascii="Times New Roman" w:hAnsi="Times New Roman" w:cs="Times New Roman"/>
+          <w:sz w:val="28"/>
+          <w:szCs w:val="28"/>
+        </w:rPr>
+        <w:t xml:space="preserve"> </w:t>
+      </w:r>
+      <w:r>
+        <w:rPr>
+          <w:rFonts w:ascii="Times New Roman" w:hAnsi="Times New Roman" w:cs="Times New Roman"/>
+          <w:i/>
+          <w:iCs/>
+          <w:sz w:val="28"/>
+          <w:szCs w:val="28"/>
+          <w:lang w:val="en-US"/>
+        </w:rPr>
+        <w:t>R</w:t>
+      </w:r>
+      <w:r>
+        <w:rPr>
+          <w:rFonts w:ascii="Times New Roman" w:hAnsi="Times New Roman" w:cs="Times New Roman"/>
+          <w:i/>
+          <w:iCs/>
+          <w:sz w:val="28"/>
+          <w:szCs w:val="28"/>
+          <w:vertAlign w:val="subscript"/>
+          <w:lang w:val="en-US"/>
+        </w:rPr>
+        <w:t>Ω</w:t>
+      </w:r>
+      <w:r>
+        <w:rPr>
+          <w:rFonts w:ascii="Times New Roman" w:hAnsi="Times New Roman" w:cs="Times New Roman"/>
+          <w:sz w:val="28"/>
+          <w:szCs w:val="28"/>
+        </w:rPr>
+        <w:t xml:space="preserve"> </w:t>
+      </w:r>
+      <w:r>
+        <w:rPr>
+          <w:rFonts w:ascii="Times New Roman" w:hAnsi="Times New Roman" w:cs="Times New Roman"/>
+          <w:sz w:val="28"/>
+          <w:szCs w:val="28"/>
+        </w:rPr>
+        <w:t>и</w:t>
+      </w:r>
+      <w:r>
+        <w:rPr>
+          <w:rFonts w:ascii="Times New Roman" w:hAnsi="Times New Roman" w:cs="Times New Roman"/>
+          <w:sz w:val="28"/>
+          <w:szCs w:val="28"/>
+        </w:rPr>
+        <w:t xml:space="preserve"> </w:t>
+      </w:r>
+      <w:r>
+        <w:rPr>
+          <w:rFonts w:ascii="Times New Roman" w:hAnsi="Times New Roman" w:cs="Times New Roman"/>
+          <w:i/>
+          <w:iCs/>
+          <w:sz w:val="28"/>
+          <w:szCs w:val="28"/>
+          <w:lang w:val="en-US"/>
+        </w:rPr>
+        <w:t>R</w:t>
+      </w:r>
+      <w:r>
+        <w:rPr>
+          <w:rFonts w:ascii="Times New Roman" w:hAnsi="Times New Roman" w:cs="Times New Roman"/>
+          <w:i/>
+          <w:iCs/>
+          <w:sz w:val="28"/>
+          <w:szCs w:val="28"/>
+          <w:vertAlign w:val="subscript"/>
+          <w:lang w:val="en-US"/>
+        </w:rPr>
+        <w:t>ct</w:t>
+      </w:r>
+      <w:r>
+        <w:rPr>
+          <w:rFonts w:ascii="Times New Roman" w:hAnsi="Times New Roman" w:cs="Times New Roman"/>
+          <w:sz w:val="28"/>
+          <w:szCs w:val="28"/>
+        </w:rPr>
+        <w:t xml:space="preserve">. </w:t>
+      </w:r>
+      <w:r>
+        <w:rPr>
+          <w:rFonts w:ascii="Times New Roman" w:hAnsi="Times New Roman" w:cs="Times New Roman"/>
+          <w:sz w:val="28"/>
+          <w:szCs w:val="28"/>
+        </w:rPr>
+        <w:t>Причина заключается в том, что низкочастотная область спектра обычно наиболее чувствительна к шуму, к дрейфу рабочей точки и к неполному выходу системы на</w:t>
+      </w:r>
+      <w:r>
+        <w:rPr>
+          <w:rFonts w:ascii="Times New Roman" w:hAnsi="Times New Roman" w:cs="Times New Roman"/>
+          <w:sz w:val="28"/>
+          <w:szCs w:val="28"/>
+        </w:rPr>
+        <w:t xml:space="preserve"> </w:t>
+      </w:r>
+      <w:r>
+        <w:rPr>
+          <w:rFonts w:ascii="Times New Roman" w:hAnsi="Times New Roman" w:cs="Times New Roman"/>
+          <w:sz w:val="28"/>
+          <w:szCs w:val="28"/>
+        </w:rPr>
+        <w:t>квазистационарный режим. Тем не менее именно этот участок несёт информацию о затруднениях массопереноса в электроде и электролите.</w:t>
+      </w:r>
+    </w:p>
+    <w:p>
+      <w:pPr>
+        <w:spacing w:line="360" w:lineRule="auto"/>
+        <w:ind w:firstLine="709"/>
+        <w:jc w:val="both"/>
+        <w:rPr>
+          <w:rFonts w:ascii="Times New Roman" w:hAnsi="Times New Roman" w:cs="Times New Roman"/>
+          <w:sz w:val="28"/>
+          <w:szCs w:val="28"/>
+          <w:lang w:val="en-US"/>
+        </w:rPr>
+      </w:pPr>
+      <w:r>
+        <w:rPr>
+          <w:rFonts w:ascii="Times New Roman" w:hAnsi="Times New Roman" w:cs="Times New Roman"/>
+          <w:sz w:val="28"/>
+          <w:szCs w:val="28"/>
+        </w:rPr>
+        <w:t>В классической постановке полуограниченной диффузии импеданс Варбурга записывается как</w:t>
+      </w:r>
+    </w:p>
+    <w:p>
+      <w:pPr>
+        <w:spacing w:line="360" w:lineRule="auto"/>
+        <w:ind w:firstLine="709"/>
+        <w:jc w:val="both"/>
+        <w:rPr>
+          <w:rFonts w:ascii="Times New Roman" w:hAnsi="Times New Roman" w:cs="Times New Roman"/>
+          <w:sz w:val="28"/>
+          <w:szCs w:val="28"/>
+          <w:lang w:val="en-US"/>
+        </w:rPr>
+      </w:pPr>
+    </w:p>
+    <w:p>
+      <w:pPr>
+        <w:spacing w:line="360" w:lineRule="auto"/>
+        <w:ind w:firstLine="709"/>
+        <w:jc w:val="both"/>
+        <w:rPr>
+          <w:rFonts w:ascii="Times New Roman" w:hAnsi="Times New Roman" w:cs="Times New Roman"/>
+          <w:sz w:val="28"/>
+          <w:szCs w:val="28"/>
+          <w:lang w:val="en-US"/>
+        </w:rPr>
+      </w:pPr>
+      <w:r>
+        <w:rPr>
+          <w:rFonts w:ascii="Times New Roman" w:hAnsi="Times New Roman" w:cs="Times New Roman"/>
+          <w:position w:val="-32"/>
+          <w:sz w:val="28"/>
+          <w:szCs w:val="28"/>
+          <w:lang w:val="en-US"/>
+        </w:rPr>
+        <w:object w:dxaOrig="1500" w:dyaOrig="700" w14:anchorId="2942C28E">
+          <v:shape id="_x0000_i1044" type="#_x0000_t75" style="width:75.15pt;height:35.05pt" o:ole="">
+            <v:imagedata r:id="rId36" o:title=""/>
+          </v:shape>
+          <o:OLEObject Type="Embed" ProgID="Equation.DSMT4" ShapeID="_x0000_i1044" DrawAspect="Content" ObjectID="_1837193252" r:id="rId37"/>
+        </w:object>
+      </w:r>
+      <w:r>
+        <w:rPr>
+          <w:rFonts w:ascii="Times New Roman" w:hAnsi="Times New Roman" w:cs="Times New Roman"/>
+          <w:sz w:val="28"/>
+          <w:szCs w:val="28"/>
+          <w:lang w:val="en-US"/>
+        </w:rPr>
+        <w:t>,</w:t>
+      </w:r>
+    </w:p>
+    <w:p>
+      <w:pPr>
+        <w:spacing w:line="360" w:lineRule="auto"/>
+        <w:ind w:firstLine="709"/>
+        <w:jc w:val="both"/>
+        <w:rPr>
+          <w:rFonts w:ascii="Times New Roman" w:hAnsi="Times New Roman" w:cs="Times New Roman"/>
+          <w:sz w:val="28"/>
+          <w:szCs w:val="28"/>
+          <w:lang w:val="en-US"/>
+        </w:rPr>
+      </w:pPr>
+    </w:p>
+    <w:p>
+      <w:pPr>
+        <w:spacing w:line="360" w:lineRule="auto"/>
+        <w:ind w:firstLine="709"/>
+        <w:jc w:val="both"/>
+        <w:rPr>
+          <w:rFonts w:ascii="Times New Roman" w:hAnsi="Times New Roman" w:cs="Times New Roman"/>
+          <w:sz w:val="28"/>
+          <w:szCs w:val="28"/>
+          <w:lang w:val="en-US"/>
+        </w:rPr>
+      </w:pPr>
+      <w:r>
+        <w:rPr>
+          <w:rFonts w:ascii="Times New Roman" w:hAnsi="Times New Roman" w:cs="Times New Roman"/>
+          <w:sz w:val="28"/>
+          <w:szCs w:val="28"/>
+        </w:rPr>
+        <w:t>и тогда действительная и мнимая части в низкочастотной области масштабируются как</w:t>
+      </w:r>
+      <w:r>
+        <w:rPr>
+          <w:rFonts w:ascii="Times New Roman" w:hAnsi="Times New Roman" w:cs="Times New Roman"/>
+          <w:sz w:val="28"/>
+          <w:szCs w:val="28"/>
+        </w:rPr>
+        <w:t xml:space="preserve"> </w:t>
+      </w:r>
+      <w:r>
+        <w:rPr>
+          <w:rFonts w:ascii="Times New Roman" w:hAnsi="Times New Roman" w:cs="Times New Roman"/>
+          <w:i/>
+          <w:iCs/>
+          <w:sz w:val="28"/>
+          <w:szCs w:val="28"/>
+        </w:rPr>
+        <w:t>ω</w:t>
+      </w:r>
+      <w:r>
+        <w:rPr>
+          <w:rFonts w:ascii="Times New Roman" w:hAnsi="Times New Roman" w:cs="Times New Roman"/>
+          <w:i/>
+          <w:iCs/>
+          <w:sz w:val="28"/>
+          <w:szCs w:val="28"/>
+          <w:vertAlign w:val="superscript"/>
+        </w:rPr>
+        <w:t>-1/2</w:t>
+      </w:r>
+      <w:r>
+        <w:rPr>
+          <w:rFonts w:ascii="Times New Roman" w:hAnsi="Times New Roman" w:cs="Times New Roman"/>
+          <w:sz w:val="28"/>
+          <w:szCs w:val="28"/>
+        </w:rPr>
+        <w:t xml:space="preserve">. </w:t>
+      </w:r>
+      <w:r>
+        <w:rPr>
+          <w:rFonts w:ascii="Times New Roman" w:hAnsi="Times New Roman" w:cs="Times New Roman"/>
+          <w:sz w:val="28"/>
+          <w:szCs w:val="28"/>
+        </w:rPr>
+        <w:t>Следовательно, параметр</w:t>
+      </w:r>
+      <w:r>
+        <w:rPr>
+          <w:rFonts w:ascii="Times New Roman" w:hAnsi="Times New Roman" w:cs="Times New Roman"/>
+          <w:sz w:val="28"/>
+          <w:szCs w:val="28"/>
+        </w:rPr>
+        <w:t xml:space="preserve"> </w:t>
+      </w:r>
+      <w:r>
+        <w:rPr>
+          <w:rFonts w:ascii="Times New Roman" w:hAnsi="Times New Roman" w:cs="Times New Roman"/>
+          <w:i/>
+          <w:iCs/>
+          <w:sz w:val="28"/>
+          <w:szCs w:val="28"/>
+          <w:lang w:val="en-US"/>
+        </w:rPr>
+        <w:t>σ</w:t>
+      </w:r>
+      <w:r>
+        <w:rPr>
+          <w:rFonts w:ascii="Times New Roman" w:hAnsi="Times New Roman" w:cs="Times New Roman"/>
+          <w:sz w:val="28"/>
+          <w:szCs w:val="28"/>
+        </w:rPr>
+        <w:t xml:space="preserve"> </w:t>
+      </w:r>
+      <w:r>
+        <w:rPr>
+          <w:rFonts w:ascii="Times New Roman" w:hAnsi="Times New Roman" w:cs="Times New Roman"/>
+          <w:sz w:val="28"/>
+          <w:szCs w:val="28"/>
+        </w:rPr>
+        <w:t>может быть</w:t>
+      </w:r>
+      <w:r>
+        <w:rPr>
+          <w:rFonts w:ascii="Times New Roman" w:hAnsi="Times New Roman" w:cs="Times New Roman"/>
+          <w:sz w:val="28"/>
+          <w:szCs w:val="28"/>
+        </w:rPr>
+        <w:t xml:space="preserve"> </w:t>
+      </w:r>
+      <w:r>
+        <w:rPr>
+          <w:rFonts w:ascii="Times New Roman" w:hAnsi="Times New Roman" w:cs="Times New Roman"/>
+          <w:sz w:val="28"/>
+          <w:szCs w:val="28"/>
+        </w:rPr>
+        <w:t xml:space="preserve">идентифицирован либо напрямую через </w:t>
+      </w:r>
+      <w:r>
+        <w:rPr>
+          <w:rFonts w:ascii="Times New Roman" w:hAnsi="Times New Roman" w:cs="Times New Roman"/>
+          <w:sz w:val="28"/>
+          <w:szCs w:val="28"/>
+          <w:highlight w:val="yellow"/>
+        </w:rPr>
+        <w:t>fitting</w:t>
+      </w:r>
+      <w:r>
+        <w:rPr>
+          <w:rFonts w:ascii="Times New Roman" w:hAnsi="Times New Roman" w:cs="Times New Roman"/>
+          <w:sz w:val="28"/>
+          <w:szCs w:val="28"/>
+        </w:rPr>
+        <w:t xml:space="preserve"> полной модели, либо через анализ наклона и длины низкочастотного </w:t>
+      </w:r>
+      <w:r>
+        <w:rPr>
+          <w:rFonts w:ascii="Times New Roman" w:hAnsi="Times New Roman" w:cs="Times New Roman"/>
+          <w:sz w:val="28"/>
+          <w:szCs w:val="28"/>
+          <w:highlight w:val="yellow"/>
+        </w:rPr>
+        <w:t>хвоста Найквиста</w:t>
+      </w:r>
+      <w:r>
+        <w:rPr>
+          <w:rFonts w:ascii="Times New Roman" w:hAnsi="Times New Roman" w:cs="Times New Roman"/>
+          <w:sz w:val="28"/>
+          <w:szCs w:val="28"/>
+        </w:rPr>
+        <w:t>.</w:t>
+      </w:r>
+    </w:p>
+    <w:p>
+      <w:pPr>
+        <w:spacing w:line="360" w:lineRule="auto"/>
+        <w:ind w:firstLine="709"/>
+        <w:jc w:val="both"/>
+        <w:rPr>
+          <w:rFonts w:ascii="Times New Roman" w:hAnsi="Times New Roman" w:cs="Times New Roman"/>
+          <w:sz w:val="28"/>
+          <w:szCs w:val="28"/>
+          <w:lang w:val="en-US"/>
+        </w:rPr>
+      </w:pPr>
+      <w:r>
+        <w:rPr>
+          <w:rFonts w:ascii="Times New Roman" w:hAnsi="Times New Roman" w:cs="Times New Roman"/>
+          <w:sz w:val="28"/>
+          <w:szCs w:val="28"/>
+        </w:rPr>
+        <w:t xml:space="preserve">Современные работы подчёркивают, что низкочастотные импедансные признаки особенно важны для натрий-ионных систем, где транспортные ограничения часто выражены сильнее, чем в традиционных </w:t>
+      </w:r>
+      <w:r>
+        <w:rPr>
+          <w:rFonts w:ascii="Times New Roman" w:hAnsi="Times New Roman" w:cs="Times New Roman"/>
+          <w:sz w:val="28"/>
+          <w:szCs w:val="28"/>
+          <w:highlight w:val="yellow"/>
+        </w:rPr>
+        <w:t>Li-ion chemistry</w:t>
+      </w:r>
+      <w:r>
+        <w:rPr>
+          <w:rFonts w:ascii="Times New Roman" w:hAnsi="Times New Roman" w:cs="Times New Roman"/>
+          <w:sz w:val="28"/>
+          <w:szCs w:val="28"/>
+        </w:rPr>
+        <w:t>.</w:t>
+      </w:r>
+      <w:r>
+        <w:rPr>
+          <w:rFonts w:ascii="Times New Roman" w:hAnsi="Times New Roman" w:cs="Times New Roman"/>
+          <w:sz w:val="28"/>
+          <w:szCs w:val="28"/>
+        </w:rPr>
+        <w:t xml:space="preserve"> </w:t>
+      </w:r>
+      <w:r>
+        <w:rPr>
+          <w:rFonts w:ascii="Times New Roman" w:hAnsi="Times New Roman" w:cs="Times New Roman"/>
+          <w:sz w:val="28"/>
+          <w:szCs w:val="28"/>
+        </w:rPr>
+        <w:t xml:space="preserve">В частности, исследование </w:t>
+      </w:r>
+      <w:r>
+        <w:rPr>
+          <w:rFonts w:ascii="Times New Roman" w:hAnsi="Times New Roman" w:cs="Times New Roman"/>
+          <w:sz w:val="28"/>
+          <w:szCs w:val="28"/>
+          <w:highlight w:val="yellow"/>
+        </w:rPr>
+        <w:t>sodium-ion battery EIS characteristics under varying states</w:t>
+      </w:r>
+      <w:r>
+        <w:rPr>
+          <w:rFonts w:ascii="Times New Roman" w:hAnsi="Times New Roman" w:cs="Times New Roman"/>
+          <w:sz w:val="28"/>
+          <w:szCs w:val="28"/>
+        </w:rPr>
+        <w:t xml:space="preserve"> показало, что спектры </w:t>
+      </w:r>
+      <w:r>
+        <w:rPr>
+          <w:rFonts w:ascii="Times New Roman" w:hAnsi="Times New Roman" w:cs="Times New Roman"/>
+          <w:sz w:val="28"/>
+          <w:szCs w:val="28"/>
+          <w:highlight w:val="yellow"/>
+        </w:rPr>
+        <w:t>SIB</w:t>
+      </w:r>
+      <w:r>
+        <w:rPr>
+          <w:rFonts w:ascii="Times New Roman" w:hAnsi="Times New Roman" w:cs="Times New Roman"/>
+          <w:sz w:val="28"/>
+          <w:szCs w:val="28"/>
+        </w:rPr>
+        <w:t xml:space="preserve"> существенно реагируют на изменение состояния именно через межфазные и транспортные параметры, а их интерпретация требует отдельного учёта низкочастотной части отклика</w:t>
+      </w:r>
+      <w:r>
+        <w:rPr>
+          <w:rFonts w:ascii="Times New Roman" w:hAnsi="Times New Roman" w:cs="Times New Roman"/>
+          <w:sz w:val="28"/>
+          <w:szCs w:val="28"/>
+        </w:rPr>
+        <w:t>.</w:t>
+      </w:r>
+      <w:r>
+        <w:rPr>
+          <w:rFonts w:ascii="Times New Roman" w:hAnsi="Times New Roman" w:cs="Times New Roman"/>
+          <w:sz w:val="28"/>
+          <w:szCs w:val="28"/>
+        </w:rPr>
+        <w:t xml:space="preserve"> (DOI: 10.3390/molecules29204963; DOI: 10.1021/acsaem.9b01216)</w:t>
+      </w:r>
+    </w:p>
+    <w:p>
+      <w:pPr>
+        <w:spacing w:line="360" w:lineRule="auto"/>
+        <w:ind w:firstLine="709"/>
+        <w:jc w:val="both"/>
+        <w:rPr>
+          <w:rFonts w:ascii="Times New Roman" w:hAnsi="Times New Roman" w:cs="Times New Roman"/>
+          <w:sz w:val="28"/>
+          <w:szCs w:val="28"/>
+          <w:lang w:val="en-US"/>
+        </w:rPr>
+      </w:pPr>
+      <w:r>
+        <w:rPr>
+          <w:rFonts w:ascii="Times New Roman" w:hAnsi="Times New Roman" w:cs="Times New Roman"/>
+          <w:sz w:val="28"/>
+          <w:szCs w:val="28"/>
+        </w:rPr>
+        <w:t>В диагностическом смысле диффузионная составляющая не должна подменять собой</w:t>
+      </w:r>
+      <w:r>
+        <w:rPr>
+          <w:rFonts w:ascii="Times New Roman" w:hAnsi="Times New Roman" w:cs="Times New Roman"/>
+          <w:sz w:val="28"/>
+          <w:szCs w:val="28"/>
+        </w:rPr>
+        <w:t xml:space="preserve"> </w:t>
+      </w:r>
+      <w:r>
+        <w:rPr>
+          <w:rFonts w:ascii="Times New Roman" w:hAnsi="Times New Roman" w:cs="Times New Roman"/>
+          <w:i/>
+          <w:iCs/>
+          <w:sz w:val="28"/>
+          <w:szCs w:val="28"/>
+          <w:lang w:val="en-US"/>
+        </w:rPr>
+        <w:t>R</w:t>
+      </w:r>
+      <w:r>
+        <w:rPr>
+          <w:rFonts w:ascii="Times New Roman" w:hAnsi="Times New Roman" w:cs="Times New Roman"/>
+          <w:i/>
+          <w:iCs/>
+          <w:sz w:val="28"/>
+          <w:szCs w:val="28"/>
+          <w:vertAlign w:val="subscript"/>
+          <w:lang w:val="en-US"/>
+        </w:rPr>
+        <w:t>ct</w:t>
+      </w:r>
+      <w:r>
+        <w:rPr>
+          <w:rFonts w:ascii="Times New Roman" w:hAnsi="Times New Roman" w:cs="Times New Roman"/>
+          <w:sz w:val="28"/>
+          <w:szCs w:val="28"/>
+        </w:rPr>
+        <w:t xml:space="preserve">, </w:t>
+      </w:r>
+      <w:r>
+        <w:rPr>
+          <w:rFonts w:ascii="Times New Roman" w:hAnsi="Times New Roman" w:cs="Times New Roman"/>
+          <w:sz w:val="28"/>
+          <w:szCs w:val="28"/>
+        </w:rPr>
+        <w:t xml:space="preserve">но и не может быть исключена из модели. Она особенно важна в двух случаях: при анализе поздних стадий деградации и при сравнении </w:t>
+      </w:r>
+      <w:r>
+        <w:rPr>
+          <w:rFonts w:ascii="Times New Roman" w:hAnsi="Times New Roman" w:cs="Times New Roman"/>
+          <w:sz w:val="28"/>
+          <w:szCs w:val="28"/>
+        </w:rPr>
+        <w:lastRenderedPageBreak/>
+        <w:t>разных химических систем, где транспортные свойства ионов существенно различаются.</w:t>
+      </w:r>
+    </w:p>
+    <w:p>
+      <w:pPr>
+        <w:spacing w:line="360" w:lineRule="auto"/>
+        <w:ind w:firstLine="709"/>
+        <w:jc w:val="both"/>
+        <w:rPr>
+          <w:rFonts w:ascii="Times New Roman" w:hAnsi="Times New Roman" w:cs="Times New Roman"/>
+          <w:sz w:val="28"/>
+          <w:szCs w:val="28"/>
+          <w:lang w:val="en-US"/>
+        </w:rPr>
+      </w:pPr>
+    </w:p>
+    <w:p>
+      <w:pPr>
+        <w:spacing w:line="360" w:lineRule="auto"/>
+        <w:ind w:firstLine="709"/>
+        <w:jc w:val="both"/>
+        <w:rPr>
+          <w:rFonts w:ascii="Times New Roman" w:hAnsi="Times New Roman" w:cs="Times New Roman"/>
+          <w:b/>
+          <w:bCs/>
+          <w:sz w:val="28"/>
+          <w:szCs w:val="28"/>
+        </w:rPr>
+      </w:pPr>
+      <w:r>
+        <w:rPr>
+          <w:rFonts w:ascii="Times New Roman" w:hAnsi="Times New Roman" w:cs="Times New Roman"/>
+          <w:b/>
+          <w:bCs/>
+          <w:sz w:val="28"/>
+          <w:szCs w:val="28"/>
+        </w:rPr>
+        <w:t>3.2.4 Совместная идентификация параметров и проблема коррелированности</w:t>
+      </w:r>
+    </w:p>
+    <w:p>
+      <w:pPr>
+        <w:spacing w:line="360" w:lineRule="auto"/>
+        <w:ind w:firstLine="709"/>
+        <w:jc w:val="both"/>
+        <w:rPr>
+          <w:rFonts w:ascii="Times New Roman" w:hAnsi="Times New Roman" w:cs="Times New Roman"/>
+          <w:sz w:val="28"/>
+          <w:szCs w:val="28"/>
+          <w:lang w:val="en-US"/>
+        </w:rPr>
+      </w:pPr>
+    </w:p>
+    <w:p>
+      <w:pPr>
+        <w:spacing w:line="360" w:lineRule="auto"/>
+        <w:ind w:firstLine="709"/>
+        <w:jc w:val="both"/>
+        <w:rPr>
+          <w:rFonts w:ascii="Times New Roman" w:hAnsi="Times New Roman" w:cs="Times New Roman"/>
+          <w:sz w:val="28"/>
+          <w:szCs w:val="28"/>
+          <w:lang w:val="en-US"/>
+        </w:rPr>
+      </w:pPr>
+      <w:r>
+        <w:rPr>
+          <w:rFonts w:ascii="Times New Roman" w:hAnsi="Times New Roman" w:cs="Times New Roman"/>
+          <w:sz w:val="28"/>
+          <w:szCs w:val="28"/>
+        </w:rPr>
+        <w:t>Хотя</w:t>
+      </w:r>
+      <w:r>
+        <w:rPr>
+          <w:rFonts w:ascii="Times New Roman" w:hAnsi="Times New Roman" w:cs="Times New Roman"/>
+          <w:sz w:val="28"/>
+          <w:szCs w:val="28"/>
+        </w:rPr>
+        <w:t xml:space="preserve"> </w:t>
+      </w:r>
+      <w:r>
+        <w:rPr>
+          <w:rFonts w:ascii="Times New Roman" w:hAnsi="Times New Roman" w:cs="Times New Roman"/>
+          <w:i/>
+          <w:iCs/>
+          <w:sz w:val="28"/>
+          <w:szCs w:val="28"/>
+          <w:lang w:val="en-US"/>
+        </w:rPr>
+        <w:t>R</w:t>
+      </w:r>
+      <w:r>
+        <w:rPr>
+          <w:rFonts w:ascii="Times New Roman" w:hAnsi="Times New Roman" w:cs="Times New Roman"/>
+          <w:i/>
+          <w:iCs/>
+          <w:sz w:val="28"/>
+          <w:szCs w:val="28"/>
+          <w:vertAlign w:val="subscript"/>
+          <w:lang w:val="en-US"/>
+        </w:rPr>
+        <w:t>Ω</w:t>
+      </w:r>
+      <w:r>
+        <w:rPr>
+          <w:rFonts w:ascii="Times New Roman" w:hAnsi="Times New Roman" w:cs="Times New Roman"/>
+          <w:sz w:val="28"/>
+          <w:szCs w:val="28"/>
+        </w:rPr>
+        <w:t>,</w:t>
+      </w:r>
+      <w:r>
+        <w:rPr>
+          <w:rFonts w:ascii="Times New Roman" w:hAnsi="Times New Roman" w:cs="Times New Roman"/>
+          <w:sz w:val="28"/>
+          <w:szCs w:val="28"/>
+        </w:rPr>
+        <w:t xml:space="preserve"> </w:t>
+      </w:r>
+      <w:r>
+        <w:rPr>
+          <w:rFonts w:ascii="Times New Roman" w:hAnsi="Times New Roman" w:cs="Times New Roman"/>
+          <w:i/>
+          <w:iCs/>
+          <w:sz w:val="28"/>
+          <w:szCs w:val="28"/>
+          <w:lang w:val="en-US"/>
+        </w:rPr>
+        <w:t>R</w:t>
+      </w:r>
+      <w:r>
+        <w:rPr>
+          <w:rFonts w:ascii="Times New Roman" w:hAnsi="Times New Roman" w:cs="Times New Roman"/>
+          <w:i/>
+          <w:iCs/>
+          <w:sz w:val="28"/>
+          <w:szCs w:val="28"/>
+          <w:vertAlign w:val="subscript"/>
+          <w:lang w:val="en-US"/>
+        </w:rPr>
+        <w:t>ct</w:t>
+      </w:r>
+      <w:r>
+        <w:rPr>
+          <w:rFonts w:ascii="Times New Roman" w:hAnsi="Times New Roman" w:cs="Times New Roman"/>
+          <w:sz w:val="28"/>
+          <w:szCs w:val="28"/>
+        </w:rPr>
+        <w:t xml:space="preserve"> </w:t>
+      </w:r>
+      <w:r>
+        <w:rPr>
+          <w:rFonts w:ascii="Times New Roman" w:hAnsi="Times New Roman" w:cs="Times New Roman"/>
+          <w:sz w:val="28"/>
+          <w:szCs w:val="28"/>
+        </w:rPr>
+        <w:t>и</w:t>
+      </w:r>
+      <w:r>
+        <w:rPr>
+          <w:rFonts w:ascii="Times New Roman" w:hAnsi="Times New Roman" w:cs="Times New Roman"/>
+          <w:i/>
+          <w:iCs/>
+          <w:sz w:val="28"/>
+          <w:szCs w:val="28"/>
+        </w:rPr>
+        <w:t xml:space="preserve"> </w:t>
+      </w:r>
+      <w:r>
+        <w:rPr>
+          <w:rFonts w:ascii="Times New Roman" w:hAnsi="Times New Roman" w:cs="Times New Roman"/>
+          <w:i/>
+          <w:iCs/>
+          <w:sz w:val="28"/>
+          <w:szCs w:val="28"/>
+          <w:lang w:val="en-US"/>
+        </w:rPr>
+        <w:t>σ</w:t>
+      </w:r>
+      <w:r>
+        <w:rPr>
+          <w:rFonts w:ascii="Times New Roman" w:hAnsi="Times New Roman" w:cs="Times New Roman"/>
+          <w:sz w:val="28"/>
+          <w:szCs w:val="28"/>
+        </w:rPr>
+        <w:t xml:space="preserve"> </w:t>
+      </w:r>
+      <w:r>
+        <w:rPr>
+          <w:rFonts w:ascii="Times New Roman" w:hAnsi="Times New Roman" w:cs="Times New Roman"/>
+          <w:sz w:val="28"/>
+          <w:szCs w:val="28"/>
+        </w:rPr>
+        <w:t>имеют различную физическую природу, их оценки не являются полностью независимыми. Если частотное окно</w:t>
+      </w:r>
+      <w:r>
+        <w:rPr>
+          <w:rFonts w:ascii="Times New Roman" w:hAnsi="Times New Roman" w:cs="Times New Roman"/>
+          <w:sz w:val="28"/>
+          <w:szCs w:val="28"/>
+        </w:rPr>
+        <w:t xml:space="preserve"> </w:t>
+      </w:r>
+      <w:r>
+        <w:rPr>
+          <w:rFonts w:ascii="Times New Roman" w:hAnsi="Times New Roman" w:cs="Times New Roman"/>
+          <w:sz w:val="28"/>
+          <w:szCs w:val="28"/>
+        </w:rPr>
+        <w:t>измерения недостаточно широкое, если полукруг плохо выражен или если низкочастотная область содержит значительный шум, возникает коррелированность параметров. В этом случае разные наборы коэффициентов могут давать близкий спектральный отклик. Поэтому совместная идентификация должна строиться не как механическая подгонка по всему спектру, а как физически структурированная процедура.</w:t>
+      </w:r>
+    </w:p>
+    <w:p>
+      <w:pPr>
+        <w:spacing w:line="360" w:lineRule="auto"/>
+        <w:ind w:firstLine="709"/>
+        <w:jc w:val="both"/>
+        <w:rPr>
+          <w:rFonts w:ascii="Times New Roman" w:hAnsi="Times New Roman" w:cs="Times New Roman"/>
+          <w:sz w:val="28"/>
+          <w:szCs w:val="28"/>
+          <w:lang w:val="en-US"/>
+        </w:rPr>
+      </w:pPr>
+      <w:r>
+        <w:rPr>
+          <w:rFonts w:ascii="Times New Roman" w:hAnsi="Times New Roman" w:cs="Times New Roman"/>
+          <w:sz w:val="28"/>
+          <w:szCs w:val="28"/>
+        </w:rPr>
+        <w:t>В диссертации для этого используется следующая логика:</w:t>
+      </w:r>
+    </w:p>
+    <w:p>
+      <w:pPr>
+        <w:spacing w:line="360" w:lineRule="auto"/>
+        <w:ind w:firstLine="709"/>
+        <w:jc w:val="both"/>
+        <w:rPr>
+          <w:rFonts w:ascii="Times New Roman" w:hAnsi="Times New Roman" w:cs="Times New Roman"/>
+          <w:sz w:val="28"/>
+          <w:szCs w:val="28"/>
+        </w:rPr>
+      </w:pPr>
+      <w:r>
+        <w:rPr>
+          <w:rFonts w:ascii="Times New Roman" w:hAnsi="Times New Roman" w:cs="Times New Roman"/>
+          <w:sz w:val="28"/>
+          <w:szCs w:val="28"/>
+        </w:rPr>
+        <w:t>сначала по высокочастотной области оценивается</w:t>
+      </w:r>
+      <w:r>
+        <w:rPr>
+          <w:rFonts w:ascii="Times New Roman" w:hAnsi="Times New Roman" w:cs="Times New Roman"/>
+          <w:sz w:val="28"/>
+          <w:szCs w:val="28"/>
+        </w:rPr>
+        <w:t xml:space="preserve"> </w:t>
+      </w:r>
+      <w:r>
+        <w:rPr>
+          <w:rFonts w:ascii="Times New Roman" w:hAnsi="Times New Roman" w:cs="Times New Roman"/>
+          <w:i/>
+          <w:iCs/>
+          <w:sz w:val="28"/>
+          <w:szCs w:val="28"/>
+          <w:lang w:val="en-US"/>
+        </w:rPr>
+        <w:t>R</w:t>
+      </w:r>
+      <w:r>
+        <w:rPr>
+          <w:rFonts w:ascii="Times New Roman" w:hAnsi="Times New Roman" w:cs="Times New Roman"/>
+          <w:i/>
+          <w:iCs/>
+          <w:sz w:val="28"/>
+          <w:szCs w:val="28"/>
+          <w:vertAlign w:val="subscript"/>
+          <w:lang w:val="en-US"/>
+        </w:rPr>
+        <w:t>Ω</w:t>
+      </w:r>
+      <w:r>
+        <w:rPr>
+          <w:rFonts w:ascii="Times New Roman" w:hAnsi="Times New Roman" w:cs="Times New Roman"/>
+          <w:sz w:val="28"/>
+          <w:szCs w:val="28"/>
+        </w:rPr>
+        <w:t>;</w:t>
+      </w:r>
+    </w:p>
+    <w:p>
+      <w:pPr>
+        <w:spacing w:line="360" w:lineRule="auto"/>
+        <w:ind w:firstLine="709"/>
+        <w:jc w:val="both"/>
+        <w:rPr>
+          <w:rFonts w:ascii="Times New Roman" w:hAnsi="Times New Roman" w:cs="Times New Roman"/>
+          <w:sz w:val="28"/>
+          <w:szCs w:val="28"/>
+          <w:lang w:val="en-US"/>
+        </w:rPr>
+      </w:pPr>
+      <w:r>
+        <w:rPr>
+          <w:rFonts w:ascii="Times New Roman" w:hAnsi="Times New Roman" w:cs="Times New Roman"/>
+          <w:sz w:val="28"/>
+          <w:szCs w:val="28"/>
+        </w:rPr>
+        <w:t>затем по среднечастотной области уточняется</w:t>
+      </w:r>
+      <w:r>
+        <w:rPr>
+          <w:rFonts w:ascii="Times New Roman" w:hAnsi="Times New Roman" w:cs="Times New Roman"/>
+          <w:sz w:val="28"/>
+          <w:szCs w:val="28"/>
+        </w:rPr>
+        <w:t xml:space="preserve"> </w:t>
+      </w:r>
+      <w:r>
+        <w:rPr>
+          <w:rFonts w:ascii="Times New Roman" w:hAnsi="Times New Roman" w:cs="Times New Roman"/>
+          <w:i/>
+          <w:iCs/>
+          <w:sz w:val="28"/>
+          <w:szCs w:val="28"/>
+          <w:lang w:val="en-US"/>
+        </w:rPr>
+        <w:t>R</w:t>
+      </w:r>
+      <w:r>
+        <w:rPr>
+          <w:rFonts w:ascii="Times New Roman" w:hAnsi="Times New Roman" w:cs="Times New Roman"/>
+          <w:i/>
+          <w:iCs/>
+          <w:sz w:val="28"/>
+          <w:szCs w:val="28"/>
+          <w:vertAlign w:val="subscript"/>
+          <w:lang w:val="en-US"/>
+        </w:rPr>
+        <w:t>ct</w:t>
+      </w:r>
+      <w:r>
+        <w:rPr>
+          <w:rFonts w:ascii="Times New Roman" w:hAnsi="Times New Roman" w:cs="Times New Roman"/>
+          <w:sz w:val="28"/>
+          <w:szCs w:val="28"/>
+        </w:rPr>
+        <w:t xml:space="preserve"> </w:t>
+      </w:r>
+      <w:r>
+        <w:rPr>
+          <w:rFonts w:ascii="Times New Roman" w:hAnsi="Times New Roman" w:cs="Times New Roman"/>
+          <w:sz w:val="28"/>
+          <w:szCs w:val="28"/>
+        </w:rPr>
+        <w:t>и связанный с ним</w:t>
+      </w:r>
+      <w:r>
+        <w:rPr>
+          <w:rFonts w:ascii="Times New Roman" w:hAnsi="Times New Roman" w:cs="Times New Roman"/>
+          <w:sz w:val="28"/>
+          <w:szCs w:val="28"/>
+        </w:rPr>
+        <w:t xml:space="preserve"> </w:t>
+      </w:r>
+      <w:r>
+        <w:rPr>
+          <w:rFonts w:ascii="Times New Roman" w:hAnsi="Times New Roman" w:cs="Times New Roman"/>
+          <w:i/>
+          <w:iCs/>
+          <w:sz w:val="28"/>
+          <w:szCs w:val="28"/>
+          <w:lang w:val="en-US"/>
+        </w:rPr>
+        <w:t>C</w:t>
+      </w:r>
+      <w:r>
+        <w:rPr>
+          <w:rFonts w:ascii="Times New Roman" w:hAnsi="Times New Roman" w:cs="Times New Roman"/>
+          <w:i/>
+          <w:iCs/>
+          <w:sz w:val="28"/>
+          <w:szCs w:val="28"/>
+          <w:vertAlign w:val="subscript"/>
+          <w:lang w:val="en-US"/>
+        </w:rPr>
+        <w:t>dl</w:t>
+      </w:r>
+      <w:r>
+        <w:rPr>
+          <w:rFonts w:ascii="Times New Roman" w:hAnsi="Times New Roman" w:cs="Times New Roman"/>
+          <w:sz w:val="28"/>
+          <w:szCs w:val="28"/>
+        </w:rPr>
+        <w:t>;</w:t>
+      </w:r>
+    </w:p>
+    <w:p>
+      <w:pPr>
+        <w:spacing w:line="360" w:lineRule="auto"/>
+        <w:ind w:firstLine="709"/>
+        <w:jc w:val="both"/>
+        <w:rPr>
+          <w:rFonts w:ascii="Times New Roman" w:hAnsi="Times New Roman" w:cs="Times New Roman"/>
+          <w:sz w:val="28"/>
+          <w:szCs w:val="28"/>
+          <w:lang w:val="en-US"/>
+        </w:rPr>
+      </w:pPr>
+      <w:r>
+        <w:rPr>
+          <w:rFonts w:ascii="Times New Roman" w:hAnsi="Times New Roman" w:cs="Times New Roman"/>
+          <w:sz w:val="28"/>
+          <w:szCs w:val="28"/>
+        </w:rPr>
+        <w:t xml:space="preserve">после этого по низкочастотному участку </w:t>
+      </w:r>
+      <w:r>
+        <w:rPr>
+          <w:rFonts w:ascii="Times New Roman" w:hAnsi="Times New Roman" w:cs="Times New Roman"/>
+          <w:sz w:val="28"/>
+          <w:szCs w:val="28"/>
+          <w:highlight w:val="yellow"/>
+        </w:rPr>
+        <w:t>дооценивается</w:t>
+      </w:r>
+      <w:r>
+        <w:rPr>
+          <w:rFonts w:ascii="Times New Roman" w:hAnsi="Times New Roman" w:cs="Times New Roman"/>
+          <w:sz w:val="28"/>
+          <w:szCs w:val="28"/>
+        </w:rPr>
+        <w:t xml:space="preserve"> </w:t>
+      </w:r>
+      <w:r>
+        <w:rPr>
+          <w:rFonts w:ascii="Times New Roman" w:hAnsi="Times New Roman" w:cs="Times New Roman"/>
+          <w:i/>
+          <w:iCs/>
+          <w:sz w:val="28"/>
+          <w:szCs w:val="28"/>
+          <w:lang w:val="en-US"/>
+        </w:rPr>
+        <w:t>σ</w:t>
+      </w:r>
+      <w:r>
+        <w:rPr>
+          <w:rFonts w:ascii="Times New Roman" w:hAnsi="Times New Roman" w:cs="Times New Roman"/>
+          <w:sz w:val="28"/>
+          <w:szCs w:val="28"/>
+        </w:rPr>
+        <w:t>;</w:t>
+      </w:r>
+    </w:p>
+    <w:p>
+      <w:pPr>
+        <w:spacing w:line="360" w:lineRule="auto"/>
+        <w:ind w:firstLine="709"/>
+        <w:jc w:val="both"/>
+        <w:rPr>
+          <w:rFonts w:ascii="Times New Roman" w:hAnsi="Times New Roman" w:cs="Times New Roman"/>
+          <w:sz w:val="28"/>
+          <w:szCs w:val="28"/>
+          <w:lang w:val="en-US"/>
+        </w:rPr>
+      </w:pPr>
+      <w:r>
+        <w:rPr>
+          <w:rFonts w:ascii="Times New Roman" w:hAnsi="Times New Roman" w:cs="Times New Roman"/>
+          <w:sz w:val="28"/>
+          <w:szCs w:val="28"/>
+        </w:rPr>
+        <w:t>затем выполняется глобальный пересчёт полного вектора параметров</w:t>
+      </w:r>
+      <w:r>
+        <w:rPr>
+          <w:rFonts w:ascii="Times New Roman" w:hAnsi="Times New Roman" w:cs="Times New Roman"/>
+          <w:sz w:val="28"/>
+          <w:szCs w:val="28"/>
+        </w:rPr>
+        <w:t xml:space="preserve"> </w:t>
+      </w:r>
+      <w:r>
+        <w:rPr>
+          <w:rFonts w:ascii="Times New Roman" w:hAnsi="Times New Roman" w:cs="Times New Roman"/>
+          <w:i/>
+          <w:iCs/>
+          <w:sz w:val="28"/>
+          <w:szCs w:val="28"/>
+        </w:rPr>
+        <w:t>θ</w:t>
+      </w:r>
+      <w:r>
+        <w:t xml:space="preserve"> </w:t>
+      </w:r>
+      <w:r>
+        <w:rPr>
+          <w:rFonts w:ascii="Times New Roman" w:hAnsi="Times New Roman" w:cs="Times New Roman"/>
+          <w:sz w:val="28"/>
+          <w:szCs w:val="28"/>
+        </w:rPr>
+        <w:t>по всему спектру.</w:t>
+      </w:r>
+    </w:p>
+    <w:p>
+      <w:pPr>
+        <w:spacing w:line="360" w:lineRule="auto"/>
+        <w:ind w:firstLine="709"/>
+        <w:jc w:val="both"/>
+        <w:rPr>
+          <w:rFonts w:ascii="Times New Roman" w:hAnsi="Times New Roman" w:cs="Times New Roman"/>
+          <w:sz w:val="28"/>
+          <w:szCs w:val="28"/>
+          <w:lang w:val="en-US"/>
+        </w:rPr>
+      </w:pPr>
+      <w:r>
+        <w:rPr>
+          <w:rFonts w:ascii="Times New Roman" w:hAnsi="Times New Roman" w:cs="Times New Roman"/>
+          <w:sz w:val="28"/>
+          <w:szCs w:val="28"/>
+        </w:rPr>
+        <w:t xml:space="preserve">Такой подход соответствует общей методологии </w:t>
+      </w:r>
+      <w:r>
+        <w:rPr>
+          <w:rFonts w:ascii="Times New Roman" w:hAnsi="Times New Roman" w:cs="Times New Roman"/>
+          <w:sz w:val="28"/>
+          <w:szCs w:val="28"/>
+          <w:highlight w:val="yellow"/>
+        </w:rPr>
+        <w:t>robust ECM parameter extraction from EIS</w:t>
+      </w:r>
+      <w:r>
+        <w:rPr>
+          <w:rFonts w:ascii="Times New Roman" w:hAnsi="Times New Roman" w:cs="Times New Roman"/>
+          <w:sz w:val="28"/>
+          <w:szCs w:val="28"/>
+        </w:rPr>
+        <w:t xml:space="preserve">, где предварительное частотное разделение параметров уменьшает влияние коррелированности и повышает устойчивость </w:t>
+      </w:r>
+      <w:r>
+        <w:rPr>
+          <w:rFonts w:ascii="Times New Roman" w:hAnsi="Times New Roman" w:cs="Times New Roman"/>
+          <w:sz w:val="28"/>
+          <w:szCs w:val="28"/>
+          <w:highlight w:val="yellow"/>
+        </w:rPr>
+        <w:t>fitting-процедуры</w:t>
+      </w:r>
+      <w:r>
+        <w:rPr>
+          <w:rFonts w:ascii="Times New Roman" w:hAnsi="Times New Roman" w:cs="Times New Roman"/>
+          <w:sz w:val="28"/>
+          <w:szCs w:val="28"/>
+        </w:rPr>
+        <w:t xml:space="preserve"> (DOI: 10.3390/pr12102166; DOI: 10.3390/jlpea13020029).</w:t>
+      </w:r>
+    </w:p>
+    <w:p>
+      <w:pPr>
+        <w:spacing w:line="360" w:lineRule="auto"/>
+        <w:ind w:firstLine="709"/>
+        <w:jc w:val="both"/>
+        <w:rPr>
+          <w:rFonts w:ascii="Times New Roman" w:hAnsi="Times New Roman" w:cs="Times New Roman"/>
+          <w:sz w:val="28"/>
+          <w:szCs w:val="28"/>
+          <w:lang w:val="en-US"/>
+        </w:rPr>
+      </w:pPr>
+    </w:p>
+    <w:p>
+      <w:pPr>
+        <w:spacing w:line="360" w:lineRule="auto"/>
+        <w:ind w:firstLine="709"/>
+        <w:jc w:val="both"/>
+        <w:rPr>
+          <w:rFonts w:ascii="Times New Roman" w:hAnsi="Times New Roman" w:cs="Times New Roman"/>
+          <w:b/>
+          <w:bCs/>
+          <w:sz w:val="28"/>
+          <w:szCs w:val="28"/>
+        </w:rPr>
+      </w:pPr>
+      <w:r>
+        <w:rPr>
+          <w:rFonts w:ascii="Times New Roman" w:hAnsi="Times New Roman" w:cs="Times New Roman"/>
+          <w:b/>
+          <w:bCs/>
+          <w:sz w:val="28"/>
+          <w:szCs w:val="28"/>
+        </w:rPr>
+        <w:t>3.2.5 Диагностическая чувствительность параметров к деградации</w:t>
+      </w:r>
+    </w:p>
+    <w:p>
+      <w:pPr>
+        <w:spacing w:line="360" w:lineRule="auto"/>
+        <w:ind w:firstLine="709"/>
+        <w:jc w:val="both"/>
+        <w:rPr>
+          <w:rFonts w:ascii="Times New Roman" w:hAnsi="Times New Roman" w:cs="Times New Roman"/>
+          <w:sz w:val="28"/>
+          <w:szCs w:val="28"/>
+          <w:lang w:val="en-US"/>
+        </w:rPr>
+      </w:pPr>
+    </w:p>
+    <w:p>
+      <w:pPr>
+        <w:spacing w:line="360" w:lineRule="auto"/>
+        <w:ind w:firstLine="709"/>
+        <w:jc w:val="both"/>
+        <w:rPr>
+          <w:rFonts w:ascii="Times New Roman" w:hAnsi="Times New Roman" w:cs="Times New Roman"/>
+          <w:sz w:val="28"/>
+          <w:szCs w:val="28"/>
+          <w:lang w:val="en-US"/>
+        </w:rPr>
+      </w:pPr>
+      <w:r>
+        <w:rPr>
+          <w:rFonts w:ascii="Times New Roman" w:hAnsi="Times New Roman" w:cs="Times New Roman"/>
+          <w:sz w:val="28"/>
+          <w:szCs w:val="28"/>
+        </w:rPr>
+        <w:t>Для целей настоящей диссертации важно не только восстановить параметры спектра, но и определить, какие из них наиболее чувствительны к старению батареи. Современные публикации сходятся в том, что</w:t>
+      </w:r>
+      <w:r>
+        <w:rPr>
+          <w:rFonts w:ascii="Times New Roman" w:hAnsi="Times New Roman" w:cs="Times New Roman"/>
+          <w:sz w:val="28"/>
+          <w:szCs w:val="28"/>
+        </w:rPr>
+        <w:t xml:space="preserve"> </w:t>
+      </w:r>
+      <w:r>
+        <w:rPr>
+          <w:rFonts w:ascii="Times New Roman" w:hAnsi="Times New Roman" w:cs="Times New Roman"/>
+          <w:i/>
+          <w:iCs/>
+          <w:sz w:val="28"/>
+          <w:szCs w:val="28"/>
+          <w:lang w:val="en-US"/>
+        </w:rPr>
+        <w:t>R</w:t>
+      </w:r>
+      <w:r>
+        <w:rPr>
+          <w:rFonts w:ascii="Times New Roman" w:hAnsi="Times New Roman" w:cs="Times New Roman"/>
+          <w:i/>
+          <w:iCs/>
+          <w:sz w:val="28"/>
+          <w:szCs w:val="28"/>
+          <w:vertAlign w:val="subscript"/>
+          <w:lang w:val="en-US"/>
+        </w:rPr>
+        <w:t>ct</w:t>
+      </w:r>
+      <w:r>
+        <w:rPr>
+          <w:rFonts w:ascii="Times New Roman" w:hAnsi="Times New Roman" w:cs="Times New Roman"/>
+          <w:sz w:val="28"/>
+          <w:szCs w:val="28"/>
+        </w:rPr>
+        <w:t xml:space="preserve"> </w:t>
+      </w:r>
+      <w:r>
+        <w:rPr>
+          <w:rFonts w:ascii="Times New Roman" w:hAnsi="Times New Roman" w:cs="Times New Roman"/>
+          <w:sz w:val="28"/>
+          <w:szCs w:val="28"/>
+        </w:rPr>
+        <w:t>является наиболее надёжным индикатором</w:t>
+      </w:r>
+      <w:r>
+        <w:rPr>
+          <w:rFonts w:ascii="Times New Roman" w:hAnsi="Times New Roman" w:cs="Times New Roman"/>
+          <w:sz w:val="28"/>
+          <w:szCs w:val="28"/>
+        </w:rPr>
+        <w:t xml:space="preserve"> </w:t>
+      </w:r>
+      <w:r>
+        <w:rPr>
+          <w:rFonts w:ascii="Times New Roman" w:hAnsi="Times New Roman" w:cs="Times New Roman"/>
+          <w:sz w:val="28"/>
+          <w:szCs w:val="28"/>
+        </w:rPr>
+        <w:t>деградации, тогда как</w:t>
+      </w:r>
+      <w:r>
+        <w:rPr>
+          <w:rFonts w:ascii="Times New Roman" w:hAnsi="Times New Roman" w:cs="Times New Roman"/>
+          <w:sz w:val="28"/>
+          <w:szCs w:val="28"/>
+        </w:rPr>
+        <w:t xml:space="preserve"> </w:t>
+      </w:r>
+      <w:r>
+        <w:rPr>
+          <w:rFonts w:ascii="Times New Roman" w:hAnsi="Times New Roman" w:cs="Times New Roman"/>
+          <w:i/>
+          <w:iCs/>
+          <w:sz w:val="28"/>
+          <w:szCs w:val="28"/>
+          <w:lang w:val="en-US"/>
+        </w:rPr>
+        <w:t>R</w:t>
+      </w:r>
+      <w:r>
+        <w:rPr>
+          <w:rFonts w:ascii="Times New Roman" w:hAnsi="Times New Roman" w:cs="Times New Roman"/>
+          <w:i/>
+          <w:iCs/>
+          <w:sz w:val="28"/>
+          <w:szCs w:val="28"/>
+          <w:vertAlign w:val="subscript"/>
+          <w:lang w:val="en-US"/>
+        </w:rPr>
+        <w:t>Ω</w:t>
+      </w:r>
+      <w:r>
+        <w:rPr>
+          <w:rFonts w:ascii="Times New Roman" w:hAnsi="Times New Roman" w:cs="Times New Roman"/>
+          <w:sz w:val="28"/>
+          <w:szCs w:val="28"/>
+        </w:rPr>
+        <w:t xml:space="preserve"> </w:t>
+      </w:r>
+      <w:r>
+        <w:rPr>
+          <w:rFonts w:ascii="Times New Roman" w:hAnsi="Times New Roman" w:cs="Times New Roman"/>
+          <w:sz w:val="28"/>
+          <w:szCs w:val="28"/>
+        </w:rPr>
+        <w:t>обладает меньшей чувствительностью, а диффузионные признаки особенно полезны для распознавания</w:t>
+      </w:r>
+      <w:r>
+        <w:rPr>
+          <w:rFonts w:ascii="Times New Roman" w:hAnsi="Times New Roman" w:cs="Times New Roman"/>
+          <w:sz w:val="28"/>
+          <w:szCs w:val="28"/>
+        </w:rPr>
+        <w:t xml:space="preserve"> </w:t>
+      </w:r>
+      <w:r>
+        <w:rPr>
+          <w:rFonts w:ascii="Times New Roman" w:hAnsi="Times New Roman" w:cs="Times New Roman"/>
+          <w:sz w:val="28"/>
+          <w:szCs w:val="28"/>
+        </w:rPr>
+        <w:t>глубинных транспортных ограничений и химически-специфических эффектов старения (DOI: 10.1016/j.est.2022.104608; DOI: 10.3390/wevj12030156; DOI: 10.1021/acsaem.9b01216).</w:t>
+      </w:r>
+    </w:p>
+    <w:p>
+      <w:pPr>
+        <w:spacing w:line="360" w:lineRule="auto"/>
+        <w:ind w:firstLine="709"/>
+        <w:jc w:val="both"/>
+        <w:rPr>
+          <w:rFonts w:ascii="Times New Roman" w:hAnsi="Times New Roman" w:cs="Times New Roman"/>
+          <w:sz w:val="28"/>
+          <w:szCs w:val="28"/>
+        </w:rPr>
+      </w:pPr>
+      <w:r>
+        <w:rPr>
+          <w:rFonts w:ascii="Times New Roman" w:hAnsi="Times New Roman" w:cs="Times New Roman"/>
+          <w:sz w:val="28"/>
+          <w:szCs w:val="28"/>
+        </w:rPr>
+        <w:t>Это позволяет ввести следующую иерархию диагностической значимости:</w:t>
+      </w:r>
+    </w:p>
+    <w:p>
+      <w:pPr>
+        <w:spacing w:line="360" w:lineRule="auto"/>
+        <w:ind w:firstLine="709"/>
+        <w:jc w:val="both"/>
+        <w:rPr>
+          <w:rFonts w:ascii="Times New Roman" w:hAnsi="Times New Roman" w:cs="Times New Roman"/>
+          <w:sz w:val="28"/>
+          <w:szCs w:val="28"/>
+        </w:rPr>
+      </w:pPr>
+    </w:p>
+    <w:p>
+      <w:pPr>
+        <w:spacing w:line="360" w:lineRule="auto"/>
+        <w:ind w:firstLine="709"/>
+        <w:jc w:val="both"/>
+        <w:rPr>
+          <w:rFonts w:ascii="Times New Roman" w:hAnsi="Times New Roman" w:cs="Times New Roman"/>
+          <w:sz w:val="28"/>
+          <w:szCs w:val="28"/>
+          <w:lang w:val="en-US"/>
+        </w:rPr>
+      </w:pPr>
+      <w:r>
+        <w:rPr>
+          <w:rFonts w:ascii="Times New Roman" w:hAnsi="Times New Roman" w:cs="Times New Roman"/>
+          <w:position w:val="-12"/>
+          <w:sz w:val="28"/>
+          <w:szCs w:val="28"/>
+        </w:rPr>
+        <w:object w:dxaOrig="1260" w:dyaOrig="360" w14:anchorId="55CB4F14">
+          <v:shape id="_x0000_i1047" type="#_x0000_t75" style="width:63.25pt;height:18.15pt" o:ole="">
+            <v:imagedata r:id="rId38" o:title=""/>
+          </v:shape>
+          <o:OLEObject Type="Embed" ProgID="Equation.DSMT4" ShapeID="_x0000_i1047" DrawAspect="Content" ObjectID="_1837193253" r:id="rId39"/>
+        </w:object>
+      </w:r>
+      <w:r>
+        <w:rPr>
+          <w:rFonts w:ascii="Times New Roman" w:hAnsi="Times New Roman" w:cs="Times New Roman"/>
+          <w:sz w:val="28"/>
+          <w:szCs w:val="28"/>
+          <w:lang w:val="en-US"/>
+        </w:rPr>
+        <w:t>.</w:t>
+      </w:r>
+    </w:p>
+    <w:p>
+      <w:pPr>
+        <w:spacing w:line="360" w:lineRule="auto"/>
+        <w:ind w:firstLine="709"/>
+        <w:jc w:val="both"/>
+        <w:rPr>
+          <w:rFonts w:ascii="Times New Roman" w:hAnsi="Times New Roman" w:cs="Times New Roman"/>
+          <w:sz w:val="28"/>
+          <w:szCs w:val="28"/>
+          <w:lang w:val="en-US"/>
+        </w:rPr>
+      </w:pPr>
+    </w:p>
+    <w:p>
+      <w:pPr>
+        <w:spacing w:line="360" w:lineRule="auto"/>
+        <w:ind w:firstLine="709"/>
+        <w:jc w:val="both"/>
+        <w:rPr>
+          <w:rFonts w:ascii="Times New Roman" w:hAnsi="Times New Roman" w:cs="Times New Roman"/>
+          <w:sz w:val="28"/>
+          <w:szCs w:val="28"/>
+          <w:lang w:val="en-US"/>
+        </w:rPr>
+      </w:pPr>
+      <w:r>
+        <w:rPr>
+          <w:rFonts w:ascii="Times New Roman" w:hAnsi="Times New Roman" w:cs="Times New Roman"/>
+          <w:sz w:val="28"/>
+          <w:szCs w:val="28"/>
+        </w:rPr>
+        <w:t>Такое ранжирование не означает, что</w:t>
+      </w:r>
+      <w:r>
+        <w:rPr>
+          <w:rFonts w:ascii="Times New Roman" w:hAnsi="Times New Roman" w:cs="Times New Roman"/>
+          <w:sz w:val="28"/>
+          <w:szCs w:val="28"/>
+        </w:rPr>
+        <w:t xml:space="preserve"> </w:t>
+      </w:r>
+      <w:r>
+        <w:rPr>
+          <w:rFonts w:ascii="Times New Roman" w:hAnsi="Times New Roman" w:cs="Times New Roman"/>
+          <w:i/>
+          <w:iCs/>
+          <w:sz w:val="28"/>
+          <w:szCs w:val="28"/>
+          <w:lang w:val="en-US"/>
+        </w:rPr>
+        <w:t>R</w:t>
+      </w:r>
+      <w:r>
+        <w:rPr>
+          <w:rFonts w:ascii="Times New Roman" w:hAnsi="Times New Roman" w:cs="Times New Roman"/>
+          <w:i/>
+          <w:iCs/>
+          <w:sz w:val="28"/>
+          <w:szCs w:val="28"/>
+          <w:vertAlign w:val="subscript"/>
+          <w:lang w:val="en-US"/>
+        </w:rPr>
+        <w:t>Ω</w:t>
+      </w:r>
+      <w:r>
+        <w:rPr>
+          <w:rFonts w:ascii="Times New Roman" w:hAnsi="Times New Roman" w:cs="Times New Roman"/>
+          <w:sz w:val="28"/>
+          <w:szCs w:val="28"/>
+        </w:rPr>
+        <w:t xml:space="preserve"> </w:t>
+      </w:r>
+      <w:r>
+        <w:rPr>
+          <w:rFonts w:ascii="Times New Roman" w:hAnsi="Times New Roman" w:cs="Times New Roman"/>
+          <w:sz w:val="28"/>
+          <w:szCs w:val="28"/>
+        </w:rPr>
+        <w:t>маловажен.</w:t>
+      </w:r>
+      <w:r>
+        <w:rPr>
+          <w:rFonts w:ascii="Times New Roman" w:hAnsi="Times New Roman" w:cs="Times New Roman"/>
+          <w:sz w:val="28"/>
+          <w:szCs w:val="28"/>
+        </w:rPr>
+        <w:t xml:space="preserve"> </w:t>
+      </w:r>
+      <w:r>
+        <w:rPr>
+          <w:rFonts w:ascii="Times New Roman" w:hAnsi="Times New Roman" w:cs="Times New Roman"/>
+          <w:sz w:val="28"/>
+          <w:szCs w:val="28"/>
+        </w:rPr>
+        <w:t>Напротив, он необходим для корректной декомпозиции спектра. Однако именно</w:t>
+      </w:r>
+      <w:r>
+        <w:rPr>
+          <w:rFonts w:ascii="Times New Roman" w:hAnsi="Times New Roman" w:cs="Times New Roman"/>
+          <w:sz w:val="28"/>
+          <w:szCs w:val="28"/>
+        </w:rPr>
+        <w:t xml:space="preserve"> </w:t>
+      </w:r>
+      <w:r>
+        <w:rPr>
+          <w:rFonts w:ascii="Times New Roman" w:hAnsi="Times New Roman" w:cs="Times New Roman"/>
+          <w:i/>
+          <w:iCs/>
+          <w:sz w:val="28"/>
+          <w:szCs w:val="28"/>
+          <w:lang w:val="en-US"/>
+        </w:rPr>
+        <w:t>R</w:t>
+      </w:r>
+      <w:r>
+        <w:rPr>
+          <w:rFonts w:ascii="Times New Roman" w:hAnsi="Times New Roman" w:cs="Times New Roman"/>
+          <w:i/>
+          <w:iCs/>
+          <w:sz w:val="28"/>
+          <w:szCs w:val="28"/>
+          <w:vertAlign w:val="subscript"/>
+          <w:lang w:val="en-US"/>
+        </w:rPr>
+        <w:t>ct</w:t>
+      </w:r>
+      <w:r>
+        <w:rPr>
+          <w:rFonts w:ascii="Times New Roman" w:hAnsi="Times New Roman" w:cs="Times New Roman"/>
+          <w:sz w:val="28"/>
+          <w:szCs w:val="28"/>
+        </w:rPr>
+        <w:t xml:space="preserve"> </w:t>
+      </w:r>
+      <w:r>
+        <w:rPr>
+          <w:rFonts w:ascii="Times New Roman" w:hAnsi="Times New Roman" w:cs="Times New Roman"/>
+          <w:sz w:val="28"/>
+          <w:szCs w:val="28"/>
+        </w:rPr>
+        <w:t>рассматривается как главный параметр для связи диагноза состояния с прогнозом ресурса.</w:t>
+      </w:r>
+    </w:p>
+    <w:p>
+      <w:pPr>
+        <w:spacing w:line="360" w:lineRule="auto"/>
+        <w:ind w:firstLine="709"/>
+        <w:jc w:val="both"/>
+        <w:rPr>
+          <w:rFonts w:ascii="Times New Roman" w:hAnsi="Times New Roman" w:cs="Times New Roman"/>
+          <w:sz w:val="28"/>
+          <w:szCs w:val="28"/>
+        </w:rPr>
+      </w:pPr>
+      <w:r>
+        <w:rPr>
+          <w:rFonts w:ascii="Times New Roman" w:hAnsi="Times New Roman" w:cs="Times New Roman"/>
+          <w:sz w:val="28"/>
+          <w:szCs w:val="28"/>
+        </w:rPr>
+        <w:t>Для наглядного объяснения процедуры выделения диагностических параметров на диаграмме Найквиста приведена схема, показывающая изменение основных элементов спектра при росте деградации.</w:t>
+      </w:r>
+    </w:p>
+    <w:p>
+      <w:pPr>
+        <w:spacing w:line="360" w:lineRule="auto"/>
+        <w:ind w:firstLine="709"/>
+        <w:jc w:val="both"/>
+        <w:rPr>
+          <w:rFonts w:ascii="Times New Roman" w:hAnsi="Times New Roman" w:cs="Times New Roman"/>
+          <w:sz w:val="28"/>
+          <w:szCs w:val="28"/>
+        </w:rPr>
+      </w:pPr>
+    </w:p>
+    <w:p>
+      <w:pPr>
+        <w:spacing w:line="360" w:lineRule="auto"/>
+        <w:ind w:firstLine="709"/>
+        <w:jc w:val="both"/>
+        <w:rPr>
+          <w:rFonts w:ascii="Times New Roman" w:hAnsi="Times New Roman" w:cs="Times New Roman"/>
+          <w:sz w:val="28"/>
+          <w:szCs w:val="28"/>
+          <w:lang w:val="en-US"/>
+        </w:rPr>
+      </w:pPr>
+      <w:r>
+        <w:rPr>
+          <w:noProof/>
+        </w:rPr>
+        <w:lastRenderedPageBreak/>
+        <w:drawing>
+          <wp:inline distT="0" distB="0" distL="0" distR="0" wp14:anchorId="71279124" wp14:editId="0484F61E">
+            <wp:extent cx="6119495" cy="4495165"/>
+            <wp:effectExtent l="0" t="0" r="0" b="635"/>
+            <wp:docPr id="1569693631" name="Рисунок 1"/>
+            <wp:cNvGraphicFramePr>
+              <a:graphicFrameLocks xmlns:a="http://schemas.openxmlformats.org/drawingml/2006/main" noChangeAspect="1"/>
+            </wp:cNvGraphicFramePr>
+            <a:graphic xmlns:a="http://schemas.openxmlformats.org/drawingml/2006/main">
+              <a:graphicData uri="http://schemas.openxmlformats.org/drawingml/2006/picture">
+                <pic:pic xmlns:pic="http://schemas.openxmlformats.org/drawingml/2006/picture">
+                  <pic:nvPicPr>
+                    <pic:cNvPr id="0" name="Picture 24"/>
+                    <pic:cNvPicPr>
+                      <a:picLocks noChangeAspect="1" noChangeArrowheads="1"/>
+                    </pic:cNvPicPr>
+                  </pic:nvPicPr>
+                  <pic:blipFill>
+                    <a:blip r:embed="rId24" cstate="print">
+                      <a:extLst>
+                        <a:ext uri="{28A0092B-C50C-407E-A947-70E740481C1C}">
+                          <a14:useLocalDpi xmlns:a14="http://schemas.microsoft.com/office/drawing/2010/main" val="0"/>
+                        </a:ext>
+                      </a:extLst>
+                    </a:blip>
+                    <a:srcRect/>
+                    <a:stretch>
+                      <a:fillRect/>
+                    </a:stretch>
+                  </pic:blipFill>
+                  <pic:spPr bwMode="auto">
+                    <a:xfrm>
+                      <a:off x="0" y="0"/>
+                      <a:ext cx="6119495" cy="4495165"/>
+                    </a:xfrm>
+                    <a:prstGeom prst="rect">
+                      <a:avLst/>
+                    </a:prstGeom>
+                    <a:noFill/>
+                    <a:ln>
+                      <a:noFill/>
+                    </a:ln>
+                  </pic:spPr>
+                </pic:pic>
+              </a:graphicData>
+            </a:graphic>
+          </wp:inline>
+        </w:drawing>
+      </w:r>
+    </w:p>
+    <w:p>
+      <w:pPr>
+        <w:spacing w:line="360" w:lineRule="auto"/>
+        <w:ind w:firstLine="709"/>
+        <w:jc w:val="both"/>
+        <w:rPr>
+          <w:rFonts w:ascii="Times New Roman" w:hAnsi="Times New Roman" w:cs="Times New Roman"/>
+          <w:sz w:val="28"/>
+          <w:szCs w:val="28"/>
+          <w:lang w:val="en-US"/>
+        </w:rPr>
+      </w:pPr>
+      <w:r>
+        <w:rPr>
+          <w:rFonts w:ascii="Times New Roman" w:hAnsi="Times New Roman" w:cs="Times New Roman"/>
+          <w:sz w:val="28"/>
+          <w:szCs w:val="28"/>
+        </w:rPr>
+        <w:t>Рисунок 3.2 — Диаграммы Найквиста при различных уровнях деградации аккумулятора с указанием диагностических параметров</w:t>
+      </w:r>
+    </w:p>
+    <w:p>
+      <w:pPr>
+        <w:spacing w:line="360" w:lineRule="auto"/>
+        <w:ind w:firstLine="709"/>
+        <w:jc w:val="both"/>
+        <w:rPr>
+          <w:rFonts w:ascii="Times New Roman" w:hAnsi="Times New Roman" w:cs="Times New Roman"/>
+          <w:sz w:val="28"/>
+          <w:szCs w:val="28"/>
+          <w:lang w:val="en-US"/>
+        </w:rPr>
+      </w:pPr>
+    </w:p>
+    <w:p>
+      <w:pPr>
+        <w:spacing w:line="360" w:lineRule="auto"/>
+        <w:ind w:firstLine="709"/>
+        <w:jc w:val="both"/>
+        <w:rPr>
+          <w:rFonts w:ascii="Times New Roman" w:hAnsi="Times New Roman" w:cs="Times New Roman"/>
+          <w:sz w:val="28"/>
+          <w:szCs w:val="28"/>
+          <w:lang w:val="en-US"/>
+        </w:rPr>
+      </w:pPr>
+      <w:r>
+        <w:rPr>
+          <w:rFonts w:ascii="Times New Roman" w:hAnsi="Times New Roman" w:cs="Times New Roman"/>
+          <w:sz w:val="28"/>
+          <w:szCs w:val="28"/>
+        </w:rPr>
+        <w:t>На рисунке показаны семейства диаграмм Найквиста, соответствующие разным уровням деградации. Отмечены три ключевых диагностических элемента: высокочастотная точка пересечения, определяющая</w:t>
+      </w:r>
+      <w:r>
+        <w:rPr>
+          <w:rFonts w:ascii="Times New Roman" w:hAnsi="Times New Roman" w:cs="Times New Roman"/>
+          <w:sz w:val="28"/>
+          <w:szCs w:val="28"/>
+        </w:rPr>
+        <w:t xml:space="preserve"> </w:t>
+      </w:r>
+      <w:r>
+        <w:rPr>
+          <w:rFonts w:ascii="Times New Roman" w:hAnsi="Times New Roman" w:cs="Times New Roman"/>
+          <w:i/>
+          <w:iCs/>
+          <w:sz w:val="28"/>
+          <w:szCs w:val="28"/>
+          <w:lang w:val="en-US"/>
+        </w:rPr>
+        <w:t>R</w:t>
+      </w:r>
+      <w:r>
+        <w:rPr>
+          <w:rFonts w:ascii="Times New Roman" w:hAnsi="Times New Roman" w:cs="Times New Roman"/>
+          <w:i/>
+          <w:iCs/>
+          <w:sz w:val="28"/>
+          <w:szCs w:val="28"/>
+          <w:vertAlign w:val="subscript"/>
+          <w:lang w:val="en-US"/>
+        </w:rPr>
+        <w:t>Ω</w:t>
+      </w:r>
+      <w:r>
+        <w:rPr>
+          <w:rFonts w:ascii="Times New Roman" w:hAnsi="Times New Roman" w:cs="Times New Roman"/>
+          <w:sz w:val="28"/>
+          <w:szCs w:val="28"/>
+        </w:rPr>
+        <w:t xml:space="preserve">; </w:t>
+      </w:r>
+      <w:r>
+        <w:rPr>
+          <w:rFonts w:ascii="Times New Roman" w:hAnsi="Times New Roman" w:cs="Times New Roman"/>
+          <w:sz w:val="28"/>
+          <w:szCs w:val="28"/>
+        </w:rPr>
+        <w:t>диаметр полукруга, соответствующий</w:t>
+      </w:r>
+      <w:r>
+        <w:rPr>
+          <w:rFonts w:ascii="Times New Roman" w:hAnsi="Times New Roman" w:cs="Times New Roman"/>
+          <w:sz w:val="28"/>
+          <w:szCs w:val="28"/>
+        </w:rPr>
+        <w:t xml:space="preserve"> </w:t>
+      </w:r>
+      <w:r>
+        <w:rPr>
+          <w:rFonts w:ascii="Times New Roman" w:hAnsi="Times New Roman" w:cs="Times New Roman"/>
+          <w:i/>
+          <w:iCs/>
+          <w:sz w:val="28"/>
+          <w:szCs w:val="28"/>
+          <w:lang w:val="en-US"/>
+        </w:rPr>
+        <w:t>R</w:t>
+      </w:r>
+      <w:r>
+        <w:rPr>
+          <w:rFonts w:ascii="Times New Roman" w:hAnsi="Times New Roman" w:cs="Times New Roman"/>
+          <w:i/>
+          <w:iCs/>
+          <w:sz w:val="28"/>
+          <w:szCs w:val="28"/>
+          <w:vertAlign w:val="subscript"/>
+          <w:lang w:val="en-US"/>
+        </w:rPr>
+        <w:t>ct</w:t>
+      </w:r>
+      <w:r>
+        <w:rPr>
+          <w:rFonts w:ascii="Times New Roman" w:hAnsi="Times New Roman" w:cs="Times New Roman"/>
+          <w:sz w:val="28"/>
+          <w:szCs w:val="28"/>
+        </w:rPr>
+        <w:t xml:space="preserve">; </w:t>
+      </w:r>
+      <w:r>
+        <w:rPr>
+          <w:rFonts w:ascii="Times New Roman" w:hAnsi="Times New Roman" w:cs="Times New Roman"/>
+          <w:sz w:val="28"/>
+          <w:szCs w:val="28"/>
+        </w:rPr>
+        <w:t>и</w:t>
+      </w:r>
+      <w:r>
+        <w:rPr>
+          <w:rFonts w:ascii="Times New Roman" w:hAnsi="Times New Roman" w:cs="Times New Roman"/>
+          <w:sz w:val="28"/>
+          <w:szCs w:val="28"/>
+        </w:rPr>
+        <w:t xml:space="preserve"> </w:t>
+      </w:r>
+      <w:r>
+        <w:rPr>
+          <w:rFonts w:ascii="Times New Roman" w:hAnsi="Times New Roman" w:cs="Times New Roman"/>
+          <w:sz w:val="28"/>
+          <w:szCs w:val="28"/>
+        </w:rPr>
+        <w:t>низкочастотный диффузионный участок, связанный с параметром</w:t>
+      </w:r>
+      <w:r>
+        <w:rPr>
+          <w:rFonts w:ascii="Times New Roman" w:hAnsi="Times New Roman" w:cs="Times New Roman"/>
+          <w:sz w:val="28"/>
+          <w:szCs w:val="28"/>
+        </w:rPr>
+        <w:t xml:space="preserve"> </w:t>
+      </w:r>
+      <w:r>
+        <w:rPr>
+          <w:rFonts w:ascii="Times New Roman" w:hAnsi="Times New Roman" w:cs="Times New Roman"/>
+          <w:i/>
+          <w:iCs/>
+          <w:sz w:val="28"/>
+          <w:szCs w:val="28"/>
+        </w:rPr>
+        <w:t>σ</w:t>
+      </w:r>
+      <w:r>
+        <w:rPr>
+          <w:rFonts w:ascii="Times New Roman" w:hAnsi="Times New Roman" w:cs="Times New Roman"/>
+          <w:sz w:val="28"/>
+          <w:szCs w:val="28"/>
+        </w:rPr>
+        <w:t xml:space="preserve">. </w:t>
+      </w:r>
+      <w:r>
+        <w:rPr>
+          <w:rFonts w:ascii="Times New Roman" w:hAnsi="Times New Roman" w:cs="Times New Roman"/>
+          <w:sz w:val="28"/>
+          <w:szCs w:val="28"/>
+        </w:rPr>
+        <w:t>По мере роста деградации наблюдается согласованное смещение всех этих признаков, однако наибольшее изменение приходится на зарядопереносную область.</w:t>
+      </w:r>
+    </w:p>
+    <w:p>
+      <w:pPr>
+        <w:spacing w:line="360" w:lineRule="auto"/>
+        <w:ind w:firstLine="709"/>
+        <w:jc w:val="both"/>
+        <w:rPr>
+          <w:rFonts w:ascii="Times New Roman" w:hAnsi="Times New Roman" w:cs="Times New Roman"/>
+          <w:sz w:val="28"/>
+          <w:szCs w:val="28"/>
+          <w:lang w:val="en-US"/>
+        </w:rPr>
+      </w:pPr>
+      <w:r>
+        <w:rPr>
+          <w:rFonts w:ascii="Times New Roman" w:hAnsi="Times New Roman" w:cs="Times New Roman"/>
+          <w:sz w:val="28"/>
+          <w:szCs w:val="28"/>
+        </w:rPr>
+        <w:t xml:space="preserve">Научная ценность рисунка заключается в объединении геометрической и параметрической интерпретации спектра в рамках единой диагностической схемы. Практическая ценность состоит в том, что он задаёт визуально понятный </w:t>
+      </w:r>
+      <w:r>
+        <w:rPr>
+          <w:rFonts w:ascii="Times New Roman" w:hAnsi="Times New Roman" w:cs="Times New Roman"/>
+          <w:sz w:val="28"/>
+          <w:szCs w:val="28"/>
+        </w:rPr>
+        <w:lastRenderedPageBreak/>
+        <w:t>и одновременно математически строгий алгоритм выделения параметров из измеренного спектра.</w:t>
+      </w:r>
+    </w:p>
+    <w:p>
+      <w:pPr>
+        <w:spacing w:line="360" w:lineRule="auto"/>
+        <w:ind w:firstLine="709"/>
+        <w:jc w:val="both"/>
+        <w:rPr>
+          <w:rFonts w:ascii="Times New Roman" w:hAnsi="Times New Roman" w:cs="Times New Roman"/>
+          <w:sz w:val="28"/>
+          <w:szCs w:val="28"/>
+          <w:lang w:val="en-US"/>
+        </w:rPr>
+      </w:pPr>
+    </w:p>
+    <w:p>
+      <w:pPr>
+        <w:spacing w:line="360" w:lineRule="auto"/>
+        <w:ind w:firstLine="709"/>
+        <w:jc w:val="both"/>
+        <w:rPr>
+          <w:rFonts w:ascii="Times New Roman" w:hAnsi="Times New Roman" w:cs="Times New Roman"/>
+          <w:sz w:val="28"/>
+          <w:szCs w:val="28"/>
+          <w:lang w:val="en-US"/>
+        </w:rPr>
+      </w:pPr>
+      <w:r>
+        <w:rPr>
+          <w:rFonts w:ascii="Times New Roman" w:hAnsi="Times New Roman" w:cs="Times New Roman"/>
+          <w:sz w:val="28"/>
+          <w:szCs w:val="28"/>
+        </w:rPr>
+        <w:t>Таблица 3.2</w:t>
+      </w:r>
+      <w:r>
+        <w:rPr>
+          <w:rFonts w:ascii="Times New Roman" w:hAnsi="Times New Roman" w:cs="Times New Roman"/>
+          <w:sz w:val="28"/>
+          <w:szCs w:val="28"/>
+        </w:rPr>
+        <w:t xml:space="preserve"> – </w:t>
+      </w:r>
+      <w:r>
+        <w:rPr>
+          <w:rFonts w:ascii="Times New Roman" w:hAnsi="Times New Roman" w:cs="Times New Roman"/>
+          <w:sz w:val="28"/>
+          <w:szCs w:val="28"/>
+        </w:rPr>
+        <w:t>Идентификация основных импедансных параметров и их диагностическая роль</w:t>
+      </w:r>
+    </w:p>
+    <w:tbl>
+      <w:tblPr>
+        <w:tblStyle w:val="ac"/>
+        <w:tblW w:w="0" w:type="auto"/>
+        <w:tblLook w:val="04A0" w:firstRow="1" w:lastRow="0" w:firstColumn="1" w:lastColumn="0" w:noHBand="0" w:noVBand="1"/>
+      </w:tblPr>
+      <w:tblGrid>
+        <w:gridCol w:w="1487"/>
+        <w:gridCol w:w="2294"/>
+        <w:gridCol w:w="1511"/>
+        <w:gridCol w:w="2064"/>
+        <w:gridCol w:w="2271"/>
+      </w:tblGrid>
+      <w:tr>
+        <w:tc>
+          <w:tcPr>
+            <w:tcW w:w="1925" w:type="dxa"/>
+          </w:tcPr>
+          <w:p>
+            <w:pPr>
+              <w:spacing w:line="360" w:lineRule="auto"/>
+              <w:jc w:val="both"/>
+              <w:rPr>
+                <w:rFonts w:ascii="Times New Roman" w:hAnsi="Times New Roman" w:cs="Times New Roman"/>
+                <w:sz w:val="28"/>
+                <w:szCs w:val="28"/>
+                <w:lang w:val="en-US"/>
+              </w:rPr>
+            </w:pPr>
+            <w:r>
+              <w:rPr>
+                <w:rFonts w:ascii="Times New Roman" w:hAnsi="Times New Roman" w:cs="Times New Roman"/>
+                <w:sz w:val="28"/>
+                <w:szCs w:val="28"/>
+              </w:rPr>
+              <w:t>Параметр</w:t>
+            </w:r>
+          </w:p>
+        </w:tc>
+        <w:tc>
+          <w:tcPr>
+            <w:tcW w:w="1925" w:type="dxa"/>
+          </w:tcPr>
+          <w:p>
+            <w:pPr>
+              <w:spacing w:line="360" w:lineRule="auto"/>
+              <w:jc w:val="both"/>
+              <w:rPr>
+                <w:rFonts w:ascii="Times New Roman" w:hAnsi="Times New Roman" w:cs="Times New Roman"/>
+                <w:sz w:val="28"/>
+                <w:szCs w:val="28"/>
+                <w:lang w:val="en-US"/>
+              </w:rPr>
+            </w:pPr>
+            <w:r>
+              <w:rPr>
+                <w:rFonts w:ascii="Times New Roman" w:hAnsi="Times New Roman" w:cs="Times New Roman"/>
+                <w:sz w:val="28"/>
+                <w:szCs w:val="28"/>
+              </w:rPr>
+              <w:t>Способ идентификации</w:t>
+            </w:r>
+          </w:p>
+        </w:tc>
+        <w:tc>
+          <w:tcPr>
+            <w:tcW w:w="1925" w:type="dxa"/>
+          </w:tcPr>
+          <w:p>
+            <w:pPr>
+              <w:spacing w:line="360" w:lineRule="auto"/>
+              <w:jc w:val="both"/>
+              <w:rPr>
+                <w:rFonts w:ascii="Times New Roman" w:hAnsi="Times New Roman" w:cs="Times New Roman"/>
+                <w:sz w:val="28"/>
+                <w:szCs w:val="28"/>
+                <w:lang w:val="en-US"/>
+              </w:rPr>
+            </w:pPr>
+            <w:r>
+              <w:rPr>
+                <w:rFonts w:ascii="Times New Roman" w:hAnsi="Times New Roman" w:cs="Times New Roman"/>
+                <w:sz w:val="28"/>
+                <w:szCs w:val="28"/>
+              </w:rPr>
+              <w:t>Основной участок спектра</w:t>
+            </w:r>
+          </w:p>
+        </w:tc>
+        <w:tc>
+          <w:tcPr>
+            <w:tcW w:w="1926" w:type="dxa"/>
+          </w:tcPr>
+          <w:p>
+            <w:pPr>
+              <w:spacing w:line="360" w:lineRule="auto"/>
+              <w:jc w:val="both"/>
+              <w:rPr>
+                <w:rFonts w:ascii="Times New Roman" w:hAnsi="Times New Roman" w:cs="Times New Roman"/>
+                <w:sz w:val="28"/>
+                <w:szCs w:val="28"/>
+                <w:lang w:val="en-US"/>
+              </w:rPr>
+            </w:pPr>
+            <w:r>
+              <w:rPr>
+                <w:rFonts w:ascii="Times New Roman" w:hAnsi="Times New Roman" w:cs="Times New Roman"/>
+                <w:sz w:val="28"/>
+                <w:szCs w:val="28"/>
+              </w:rPr>
+              <w:t>Физический смысл</w:t>
+            </w:r>
+          </w:p>
+        </w:tc>
+        <w:tc>
+          <w:tcPr>
+            <w:tcW w:w="1926" w:type="dxa"/>
+          </w:tcPr>
+          <w:p>
+            <w:pPr>
+              <w:spacing w:line="360" w:lineRule="auto"/>
+              <w:jc w:val="both"/>
+              <w:rPr>
+                <w:rFonts w:ascii="Times New Roman" w:hAnsi="Times New Roman" w:cs="Times New Roman"/>
+                <w:sz w:val="28"/>
+                <w:szCs w:val="28"/>
+                <w:lang w:val="en-US"/>
+              </w:rPr>
+            </w:pPr>
+            <w:r>
+              <w:rPr>
+                <w:rFonts w:ascii="Times New Roman" w:hAnsi="Times New Roman" w:cs="Times New Roman"/>
+                <w:sz w:val="28"/>
+                <w:szCs w:val="28"/>
+              </w:rPr>
+              <w:t>Диагностическая роль</w:t>
+            </w:r>
+          </w:p>
+        </w:tc>
+      </w:tr>
+      <w:tr>
+        <w:tc>
+          <w:tcPr>
+            <w:tcW w:w="1925" w:type="dxa"/>
+          </w:tcPr>
+          <w:p>
+            <w:pPr>
+              <w:spacing w:line="360" w:lineRule="auto"/>
+              <w:jc w:val="both"/>
+              <w:rPr>
+                <w:rFonts w:ascii="Times New Roman" w:hAnsi="Times New Roman" w:cs="Times New Roman"/>
+                <w:sz w:val="28"/>
+                <w:szCs w:val="28"/>
+                <w:lang w:val="en-US"/>
+              </w:rPr>
+            </w:pPr>
+            <w:r>
+              <w:rPr>
+                <w:rFonts w:ascii="Times New Roman" w:hAnsi="Times New Roman" w:cs="Times New Roman"/>
+                <w:i/>
+                <w:iCs/>
+                <w:sz w:val="28"/>
+                <w:szCs w:val="28"/>
+                <w:lang w:val="en-US"/>
+              </w:rPr>
+              <w:t>R</w:t>
+            </w:r>
+            <w:r>
+              <w:rPr>
+                <w:rFonts w:ascii="Times New Roman" w:hAnsi="Times New Roman" w:cs="Times New Roman"/>
+                <w:i/>
+                <w:iCs/>
+                <w:sz w:val="28"/>
+                <w:szCs w:val="28"/>
+                <w:vertAlign w:val="subscript"/>
+                <w:lang w:val="en-US"/>
+              </w:rPr>
+              <w:t>Ω</w:t>
+            </w:r>
+          </w:p>
+        </w:tc>
+        <w:tc>
+          <w:tcPr>
+            <w:tcW w:w="1925" w:type="dxa"/>
+          </w:tcPr>
+          <w:p>
+            <w:pPr>
+              <w:spacing w:line="360" w:lineRule="auto"/>
+              <w:jc w:val="both"/>
+              <w:rPr>
+                <w:rFonts w:ascii="Times New Roman" w:hAnsi="Times New Roman" w:cs="Times New Roman"/>
+                <w:sz w:val="28"/>
+                <w:szCs w:val="28"/>
+                <w:lang w:val="en-US"/>
+              </w:rPr>
+            </w:pPr>
+            <w:r>
+              <w:rPr>
+                <w:rFonts w:ascii="Times New Roman" w:hAnsi="Times New Roman" w:cs="Times New Roman"/>
+                <w:sz w:val="28"/>
+                <w:szCs w:val="28"/>
+              </w:rPr>
+              <w:t xml:space="preserve">Высокочастотное пересечение, </w:t>
+            </w:r>
+            <w:r>
+              <w:rPr>
+                <w:rFonts w:ascii="Times New Roman" w:hAnsi="Times New Roman" w:cs="Times New Roman"/>
+                <w:sz w:val="28"/>
+                <w:szCs w:val="28"/>
+                <w:highlight w:val="yellow"/>
+              </w:rPr>
+              <w:t>fitting</w:t>
+            </w:r>
+          </w:p>
+        </w:tc>
+        <w:tc>
+          <w:tcPr>
+            <w:tcW w:w="1925" w:type="dxa"/>
+          </w:tcPr>
+          <w:p>
+            <w:pPr>
+              <w:spacing w:line="360" w:lineRule="auto"/>
+              <w:jc w:val="both"/>
+              <w:rPr>
+                <w:rFonts w:ascii="Times New Roman" w:hAnsi="Times New Roman" w:cs="Times New Roman"/>
+                <w:sz w:val="28"/>
+                <w:szCs w:val="28"/>
+                <w:lang w:val="en-US"/>
+              </w:rPr>
+            </w:pPr>
+            <w:r>
+              <w:rPr>
+                <w:rFonts w:ascii="Times New Roman" w:hAnsi="Times New Roman" w:cs="Times New Roman"/>
+                <w:sz w:val="28"/>
+                <w:szCs w:val="28"/>
+              </w:rPr>
+              <w:t>Высокие частоты</w:t>
+            </w:r>
+          </w:p>
+        </w:tc>
+        <w:tc>
+          <w:tcPr>
+            <w:tcW w:w="1926" w:type="dxa"/>
+          </w:tcPr>
+          <w:p>
+            <w:pPr>
+              <w:spacing w:line="360" w:lineRule="auto"/>
+              <w:jc w:val="both"/>
+              <w:rPr>
+                <w:rFonts w:ascii="Times New Roman" w:hAnsi="Times New Roman" w:cs="Times New Roman"/>
+                <w:sz w:val="28"/>
+                <w:szCs w:val="28"/>
+                <w:lang w:val="en-US"/>
+              </w:rPr>
+            </w:pPr>
+            <w:r>
+              <w:rPr>
+                <w:rFonts w:ascii="Times New Roman" w:hAnsi="Times New Roman" w:cs="Times New Roman"/>
+                <w:sz w:val="28"/>
+                <w:szCs w:val="28"/>
+              </w:rPr>
+              <w:t>Омические потери</w:t>
+            </w:r>
+          </w:p>
+        </w:tc>
+        <w:tc>
+          <w:tcPr>
+            <w:tcW w:w="1926" w:type="dxa"/>
+          </w:tcPr>
+          <w:p>
+            <w:pPr>
+              <w:spacing w:line="360" w:lineRule="auto"/>
+              <w:jc w:val="both"/>
+              <w:rPr>
+                <w:rFonts w:ascii="Times New Roman" w:hAnsi="Times New Roman" w:cs="Times New Roman"/>
+                <w:sz w:val="28"/>
+                <w:szCs w:val="28"/>
+              </w:rPr>
+            </w:pPr>
+            <w:r>
+              <w:rPr>
+                <w:rFonts w:ascii="Times New Roman" w:hAnsi="Times New Roman" w:cs="Times New Roman"/>
+                <w:sz w:val="28"/>
+                <w:szCs w:val="28"/>
+              </w:rPr>
+              <w:t>Базовая опорная величина, контроль контактов и электролита</w:t>
+            </w:r>
+          </w:p>
+        </w:tc>
+      </w:tr>
+      <w:tr>
+        <w:tc>
+          <w:tcPr>
+            <w:tcW w:w="1925" w:type="dxa"/>
+          </w:tcPr>
+          <w:p>
+            <w:pPr>
+              <w:spacing w:line="360" w:lineRule="auto"/>
+              <w:jc w:val="both"/>
+              <w:rPr>
+                <w:rFonts w:ascii="Times New Roman" w:hAnsi="Times New Roman" w:cs="Times New Roman"/>
+                <w:sz w:val="28"/>
+                <w:szCs w:val="28"/>
+                <w:lang w:val="en-US"/>
+              </w:rPr>
+            </w:pPr>
+            <w:r>
+              <w:rPr>
+                <w:rFonts w:ascii="Times New Roman" w:hAnsi="Times New Roman" w:cs="Times New Roman"/>
+                <w:i/>
+                <w:iCs/>
+                <w:sz w:val="28"/>
+                <w:szCs w:val="28"/>
+                <w:lang w:val="en-US"/>
+              </w:rPr>
+              <w:t>R</w:t>
+            </w:r>
+            <w:r>
+              <w:rPr>
+                <w:rFonts w:ascii="Times New Roman" w:hAnsi="Times New Roman" w:cs="Times New Roman"/>
+                <w:i/>
+                <w:iCs/>
+                <w:sz w:val="28"/>
+                <w:szCs w:val="28"/>
+                <w:vertAlign w:val="subscript"/>
+                <w:lang w:val="en-US"/>
+              </w:rPr>
+              <w:t>ct</w:t>
+            </w:r>
+          </w:p>
+        </w:tc>
+        <w:tc>
+          <w:tcPr>
+            <w:tcW w:w="1925" w:type="dxa"/>
+          </w:tcPr>
+          <w:p>
+            <w:pPr>
+              <w:spacing w:line="360" w:lineRule="auto"/>
+              <w:jc w:val="both"/>
+              <w:rPr>
+                <w:rFonts w:ascii="Times New Roman" w:hAnsi="Times New Roman" w:cs="Times New Roman"/>
+                <w:sz w:val="28"/>
+                <w:szCs w:val="28"/>
+                <w:lang w:val="en-US"/>
+              </w:rPr>
+            </w:pPr>
+            <w:r>
+              <w:rPr>
+                <w:rFonts w:ascii="Times New Roman" w:hAnsi="Times New Roman" w:cs="Times New Roman"/>
+                <w:sz w:val="28"/>
+                <w:szCs w:val="28"/>
+              </w:rPr>
+              <w:t xml:space="preserve">Диаметр полукруга, </w:t>
+            </w:r>
+            <w:r>
+              <w:rPr>
+                <w:rFonts w:ascii="Times New Roman" w:hAnsi="Times New Roman" w:cs="Times New Roman"/>
+                <w:sz w:val="28"/>
+                <w:szCs w:val="28"/>
+                <w:highlight w:val="yellow"/>
+              </w:rPr>
+              <w:t>fitting</w:t>
+            </w:r>
+          </w:p>
+        </w:tc>
+        <w:tc>
+          <w:tcPr>
+            <w:tcW w:w="1925" w:type="dxa"/>
+          </w:tcPr>
+          <w:p>
+            <w:pPr>
+              <w:spacing w:line="360" w:lineRule="auto"/>
+              <w:jc w:val="both"/>
+              <w:rPr>
+                <w:rFonts w:ascii="Times New Roman" w:hAnsi="Times New Roman" w:cs="Times New Roman"/>
+                <w:sz w:val="28"/>
+                <w:szCs w:val="28"/>
+                <w:lang w:val="en-US"/>
+              </w:rPr>
+            </w:pPr>
+            <w:r>
+              <w:rPr>
+                <w:rFonts w:ascii="Times New Roman" w:hAnsi="Times New Roman" w:cs="Times New Roman"/>
+                <w:sz w:val="28"/>
+                <w:szCs w:val="28"/>
+              </w:rPr>
+              <w:t>Средние частоты</w:t>
+            </w:r>
+          </w:p>
+        </w:tc>
+        <w:tc>
+          <w:tcPr>
+            <w:tcW w:w="1926" w:type="dxa"/>
+          </w:tcPr>
+          <w:p>
+            <w:pPr>
+              <w:spacing w:line="360" w:lineRule="auto"/>
+              <w:jc w:val="both"/>
+              <w:rPr>
+                <w:rFonts w:ascii="Times New Roman" w:hAnsi="Times New Roman" w:cs="Times New Roman"/>
+                <w:sz w:val="28"/>
+                <w:szCs w:val="28"/>
+                <w:lang w:val="en-US"/>
+              </w:rPr>
+            </w:pPr>
+            <w:r>
+              <w:rPr>
+                <w:rFonts w:ascii="Times New Roman" w:hAnsi="Times New Roman" w:cs="Times New Roman"/>
+                <w:sz w:val="28"/>
+                <w:szCs w:val="28"/>
+              </w:rPr>
+              <w:t>Межфазный перенос заряда</w:t>
+            </w:r>
+          </w:p>
+        </w:tc>
+        <w:tc>
+          <w:tcPr>
+            <w:tcW w:w="1926" w:type="dxa"/>
+          </w:tcPr>
+          <w:p>
+            <w:pPr>
+              <w:spacing w:line="360" w:lineRule="auto"/>
+              <w:jc w:val="both"/>
+              <w:rPr>
+                <w:rFonts w:ascii="Times New Roman" w:hAnsi="Times New Roman" w:cs="Times New Roman"/>
+                <w:sz w:val="28"/>
+                <w:szCs w:val="28"/>
+              </w:rPr>
+            </w:pPr>
+            <w:r>
+              <w:rPr>
+                <w:rFonts w:ascii="Times New Roman" w:hAnsi="Times New Roman" w:cs="Times New Roman"/>
+                <w:sz w:val="28"/>
+                <w:szCs w:val="28"/>
+              </w:rPr>
+              <w:t>Главный индикатор деградации и основа прогноза</w:t>
+            </w:r>
+          </w:p>
+        </w:tc>
+      </w:tr>
+      <w:tr>
+        <w:tc>
+          <w:tcPr>
+            <w:tcW w:w="1925" w:type="dxa"/>
+          </w:tcPr>
+          <w:p>
+            <w:pPr>
+              <w:spacing w:line="360" w:lineRule="auto"/>
+              <w:jc w:val="both"/>
+              <w:rPr>
+                <w:rFonts w:ascii="Times New Roman" w:hAnsi="Times New Roman" w:cs="Times New Roman"/>
+                <w:sz w:val="28"/>
+                <w:szCs w:val="28"/>
+                <w:lang w:val="en-US"/>
+              </w:rPr>
+            </w:pPr>
+            <w:r>
+              <w:rPr>
+                <w:rFonts w:ascii="Times New Roman" w:hAnsi="Times New Roman" w:cs="Times New Roman"/>
+                <w:i/>
+                <w:iCs/>
+                <w:sz w:val="28"/>
+                <w:szCs w:val="28"/>
+              </w:rPr>
+              <w:t>σ</w:t>
+            </w:r>
+          </w:p>
+        </w:tc>
+        <w:tc>
+          <w:tcPr>
+            <w:tcW w:w="1925" w:type="dxa"/>
+          </w:tcPr>
+          <w:p>
+            <w:pPr>
+              <w:spacing w:line="360" w:lineRule="auto"/>
+              <w:jc w:val="both"/>
+              <w:rPr>
+                <w:rFonts w:ascii="Times New Roman" w:hAnsi="Times New Roman" w:cs="Times New Roman"/>
+                <w:sz w:val="28"/>
+                <w:szCs w:val="28"/>
+                <w:lang w:val="en-US"/>
+              </w:rPr>
+            </w:pPr>
+            <w:r>
+              <w:rPr>
+                <w:rFonts w:ascii="Times New Roman" w:hAnsi="Times New Roman" w:cs="Times New Roman"/>
+                <w:sz w:val="28"/>
+                <w:szCs w:val="28"/>
+              </w:rPr>
+              <w:t xml:space="preserve">Низкочастотный </w:t>
+            </w:r>
+            <w:r>
+              <w:rPr>
+                <w:rFonts w:ascii="Times New Roman" w:hAnsi="Times New Roman" w:cs="Times New Roman"/>
+                <w:sz w:val="28"/>
+                <w:szCs w:val="28"/>
+                <w:highlight w:val="yellow"/>
+              </w:rPr>
+              <w:t>fitting</w:t>
+            </w:r>
+            <w:r>
+              <w:rPr>
+                <w:rFonts w:ascii="Times New Roman" w:hAnsi="Times New Roman" w:cs="Times New Roman"/>
+                <w:sz w:val="28"/>
+                <w:szCs w:val="28"/>
+              </w:rPr>
+              <w:t xml:space="preserve">, анализ </w:t>
+            </w:r>
+            <w:r>
+              <w:rPr>
+                <w:rFonts w:ascii="Times New Roman" w:hAnsi="Times New Roman" w:cs="Times New Roman"/>
+                <w:sz w:val="28"/>
+                <w:szCs w:val="28"/>
+                <w:highlight w:val="yellow"/>
+              </w:rPr>
+              <w:t>хвоста</w:t>
+            </w:r>
+          </w:p>
+        </w:tc>
+        <w:tc>
+          <w:tcPr>
+            <w:tcW w:w="1925" w:type="dxa"/>
+          </w:tcPr>
+          <w:p>
+            <w:pPr>
+              <w:spacing w:line="360" w:lineRule="auto"/>
+              <w:jc w:val="both"/>
+              <w:rPr>
+                <w:rFonts w:ascii="Times New Roman" w:hAnsi="Times New Roman" w:cs="Times New Roman"/>
+                <w:sz w:val="28"/>
+                <w:szCs w:val="28"/>
+                <w:lang w:val="en-US"/>
+              </w:rPr>
+            </w:pPr>
+            <w:r>
+              <w:rPr>
+                <w:rFonts w:ascii="Times New Roman" w:hAnsi="Times New Roman" w:cs="Times New Roman"/>
+                <w:sz w:val="28"/>
+                <w:szCs w:val="28"/>
+              </w:rPr>
+              <w:t>Низкие частоты</w:t>
+            </w:r>
+          </w:p>
+        </w:tc>
+        <w:tc>
+          <w:tcPr>
+            <w:tcW w:w="1926" w:type="dxa"/>
+          </w:tcPr>
+          <w:p>
+            <w:pPr>
+              <w:spacing w:line="360" w:lineRule="auto"/>
+              <w:jc w:val="both"/>
+              <w:rPr>
+                <w:rFonts w:ascii="Times New Roman" w:hAnsi="Times New Roman" w:cs="Times New Roman"/>
+                <w:sz w:val="28"/>
+                <w:szCs w:val="28"/>
+                <w:lang w:val="en-US"/>
+              </w:rPr>
+            </w:pPr>
+            <w:r>
+              <w:rPr>
+                <w:rFonts w:ascii="Times New Roman" w:hAnsi="Times New Roman" w:cs="Times New Roman"/>
+                <w:sz w:val="28"/>
+                <w:szCs w:val="28"/>
+              </w:rPr>
+              <w:t>Диффузионные ограничения</w:t>
+            </w:r>
+          </w:p>
+        </w:tc>
+        <w:tc>
+          <w:tcPr>
+            <w:tcW w:w="1926" w:type="dxa"/>
+          </w:tcPr>
+          <w:p>
+            <w:pPr>
+              <w:spacing w:line="360" w:lineRule="auto"/>
+              <w:jc w:val="both"/>
+              <w:rPr>
+                <w:rFonts w:ascii="Times New Roman" w:hAnsi="Times New Roman" w:cs="Times New Roman"/>
+                <w:sz w:val="28"/>
+                <w:szCs w:val="28"/>
+              </w:rPr>
+            </w:pPr>
+            <w:r>
+              <w:rPr>
+                <w:rFonts w:ascii="Times New Roman" w:hAnsi="Times New Roman" w:cs="Times New Roman"/>
+                <w:sz w:val="28"/>
+                <w:szCs w:val="28"/>
+              </w:rPr>
+              <w:t>Диагностика транспортного старения и химически специфичных эффектов</w:t>
+            </w:r>
+          </w:p>
+        </w:tc>
+      </w:tr>
+      <w:tr>
+        <w:tc>
+          <w:tcPr>
+            <w:tcW w:w="1925" w:type="dxa"/>
+          </w:tcPr>
+          <w:p>
+            <w:pPr>
+              <w:spacing w:line="360" w:lineRule="auto"/>
+              <w:jc w:val="both"/>
+              <w:rPr>
+                <w:rFonts w:ascii="Times New Roman" w:hAnsi="Times New Roman" w:cs="Times New Roman"/>
+                <w:i/>
+                <w:iCs/>
+                <w:sz w:val="28"/>
+                <w:szCs w:val="28"/>
+                <w:lang w:val="en-US"/>
+              </w:rPr>
+            </w:pPr>
+            <w:r>
+              <w:rPr>
+                <w:rFonts w:ascii="Times New Roman" w:hAnsi="Times New Roman" w:cs="Times New Roman"/>
+                <w:i/>
+                <w:iCs/>
+                <w:sz w:val="28"/>
+                <w:szCs w:val="28"/>
+                <w:lang w:val="en-US"/>
+              </w:rPr>
+              <w:t>C</w:t>
+            </w:r>
+            <w:r>
+              <w:rPr>
+                <w:rFonts w:ascii="Times New Roman" w:hAnsi="Times New Roman" w:cs="Times New Roman"/>
+                <w:i/>
+                <w:iCs/>
+                <w:sz w:val="28"/>
+                <w:szCs w:val="28"/>
+                <w:vertAlign w:val="subscript"/>
+                <w:lang w:val="en-US"/>
+              </w:rPr>
+              <w:t>dl</w:t>
+            </w:r>
+          </w:p>
+        </w:tc>
+        <w:tc>
+          <w:tcPr>
+            <w:tcW w:w="1925" w:type="dxa"/>
+          </w:tcPr>
+          <w:p>
+            <w:pPr>
+              <w:spacing w:line="360" w:lineRule="auto"/>
+              <w:jc w:val="both"/>
+              <w:rPr>
+                <w:rFonts w:ascii="Times New Roman" w:hAnsi="Times New Roman" w:cs="Times New Roman"/>
+                <w:sz w:val="28"/>
+                <w:szCs w:val="28"/>
+                <w:lang w:val="en-US"/>
+              </w:rPr>
+            </w:pPr>
+            <w:r>
+              <w:rPr>
+                <w:rFonts w:ascii="Times New Roman" w:hAnsi="Times New Roman" w:cs="Times New Roman"/>
+                <w:sz w:val="28"/>
+                <w:szCs w:val="28"/>
+              </w:rPr>
+              <w:t xml:space="preserve">Частота вершины полукруга, </w:t>
+            </w:r>
+            <w:r>
+              <w:rPr>
+                <w:rFonts w:ascii="Times New Roman" w:hAnsi="Times New Roman" w:cs="Times New Roman"/>
+                <w:sz w:val="28"/>
+                <w:szCs w:val="28"/>
+                <w:highlight w:val="yellow"/>
+              </w:rPr>
+              <w:t>fitting</w:t>
+            </w:r>
+          </w:p>
+        </w:tc>
+        <w:tc>
+          <w:tcPr>
+            <w:tcW w:w="1925" w:type="dxa"/>
+          </w:tcPr>
+          <w:p>
+            <w:pPr>
+              <w:spacing w:line="360" w:lineRule="auto"/>
+              <w:jc w:val="both"/>
+              <w:rPr>
+                <w:rFonts w:ascii="Times New Roman" w:hAnsi="Times New Roman" w:cs="Times New Roman"/>
+                <w:sz w:val="28"/>
+                <w:szCs w:val="28"/>
+                <w:lang w:val="en-US"/>
+              </w:rPr>
+            </w:pPr>
+            <w:r>
+              <w:rPr>
+                <w:rFonts w:ascii="Times New Roman" w:hAnsi="Times New Roman" w:cs="Times New Roman"/>
+                <w:sz w:val="28"/>
+                <w:szCs w:val="28"/>
+              </w:rPr>
+              <w:t>Средние частоты</w:t>
+            </w:r>
+          </w:p>
+        </w:tc>
+        <w:tc>
+          <w:tcPr>
+            <w:tcW w:w="1926" w:type="dxa"/>
+          </w:tcPr>
+          <w:p>
+            <w:pPr>
+              <w:spacing w:line="360" w:lineRule="auto"/>
+              <w:jc w:val="both"/>
+              <w:rPr>
+                <w:rFonts w:ascii="Times New Roman" w:hAnsi="Times New Roman" w:cs="Times New Roman"/>
+                <w:sz w:val="28"/>
+                <w:szCs w:val="28"/>
+                <w:lang w:val="en-US"/>
+              </w:rPr>
+            </w:pPr>
+            <w:r>
+              <w:rPr>
+                <w:rFonts w:ascii="Times New Roman" w:hAnsi="Times New Roman" w:cs="Times New Roman"/>
+                <w:sz w:val="28"/>
+                <w:szCs w:val="28"/>
+              </w:rPr>
+              <w:t>Ёмкость интерфейса</w:t>
+            </w:r>
+          </w:p>
+        </w:tc>
+        <w:tc>
+          <w:tcPr>
+            <w:tcW w:w="1926" w:type="dxa"/>
+          </w:tcPr>
+          <w:p>
+            <w:pPr>
+              <w:spacing w:line="360" w:lineRule="auto"/>
+              <w:jc w:val="both"/>
+              <w:rPr>
+                <w:rFonts w:ascii="Times New Roman" w:hAnsi="Times New Roman" w:cs="Times New Roman"/>
+                <w:sz w:val="28"/>
+                <w:szCs w:val="28"/>
+                <w:lang w:val="en-US"/>
+              </w:rPr>
+            </w:pPr>
+            <w:r>
+              <w:rPr>
+                <w:rFonts w:ascii="Times New Roman" w:hAnsi="Times New Roman" w:cs="Times New Roman"/>
+                <w:sz w:val="28"/>
+                <w:szCs w:val="28"/>
+              </w:rPr>
+              <w:t>Уточняющий параметр интерпретации</w:t>
+            </w:r>
+            <w:r>
+              <w:rPr>
+                <w:rFonts w:ascii="Times New Roman" w:hAnsi="Times New Roman" w:cs="Times New Roman"/>
+                <w:sz w:val="28"/>
+                <w:szCs w:val="28"/>
+                <w:lang w:val="en-US"/>
+              </w:rPr>
+              <w:t xml:space="preserve"> </w:t>
+            </w:r>
+            <w:r>
+              <w:rPr>
+                <w:rFonts w:ascii="Times New Roman" w:hAnsi="Times New Roman" w:cs="Times New Roman"/>
+                <w:i/>
+                <w:iCs/>
+                <w:sz w:val="28"/>
+                <w:szCs w:val="28"/>
+                <w:lang w:val="en-US"/>
+              </w:rPr>
+              <w:t>R</w:t>
+            </w:r>
+            <w:r>
+              <w:rPr>
+                <w:rFonts w:ascii="Times New Roman" w:hAnsi="Times New Roman" w:cs="Times New Roman"/>
+                <w:i/>
+                <w:iCs/>
+                <w:sz w:val="28"/>
+                <w:szCs w:val="28"/>
+                <w:vertAlign w:val="subscript"/>
+                <w:lang w:val="en-US"/>
+              </w:rPr>
+              <w:t>ct</w:t>
+            </w:r>
+          </w:p>
+          <w:p>
+            <w:pPr>
+              <w:rPr>
+                <w:rFonts w:ascii="Times New Roman" w:hAnsi="Times New Roman" w:cs="Times New Roman"/>
+                <w:sz w:val="28"/>
+                <w:szCs w:val="28"/>
+                <w:lang w:val="en-US"/>
+              </w:rPr>
+            </w:pPr>
+          </w:p>
+        </w:tc>
+      </w:tr>
+    </w:tbl>
+    <w:p>
+      <w:pPr>
+        <w:spacing w:line="360" w:lineRule="auto"/>
+        <w:ind w:firstLine="709"/>
+        <w:jc w:val="both"/>
+        <w:rPr>
+          <w:rFonts w:ascii="Times New Roman" w:hAnsi="Times New Roman" w:cs="Times New Roman"/>
+          <w:sz w:val="28"/>
+          <w:szCs w:val="28"/>
+          <w:lang w:val="en-US"/>
+        </w:rPr>
+      </w:pPr>
+    </w:p>
+    <w:p>
+      <w:pPr>
+        <w:spacing w:line="360" w:lineRule="auto"/>
+        <w:ind w:firstLine="709"/>
+        <w:jc w:val="both"/>
+        <w:rPr>
+          <w:rFonts w:ascii="Times New Roman" w:hAnsi="Times New Roman" w:cs="Times New Roman"/>
+          <w:sz w:val="28"/>
+          <w:szCs w:val="28"/>
+          <w:lang w:val="en-US"/>
+        </w:rPr>
+      </w:pPr>
+      <w:r>
+        <w:rPr>
+          <w:rFonts w:ascii="Times New Roman" w:hAnsi="Times New Roman" w:cs="Times New Roman"/>
+          <w:sz w:val="28"/>
+          <w:szCs w:val="28"/>
+        </w:rPr>
+        <w:lastRenderedPageBreak/>
+        <w:t>Таблица показывает, что диагностическая процедура должна быть многоуровневой: разные параметры требуют разных частотных окон, а их физическая интерпретация не совпадает. Это обстоятельство и определяет структуру дальнейших разделов главы 3.</w:t>
+      </w:r>
+    </w:p>
+    <w:p>
+      <w:pPr>
+        <w:spacing w:line="360" w:lineRule="auto"/>
+        <w:ind w:firstLine="709"/>
+        <w:jc w:val="both"/>
+        <w:rPr>
+          <w:rFonts w:ascii="Times New Roman" w:hAnsi="Times New Roman" w:cs="Times New Roman"/>
+          <w:sz w:val="28"/>
+          <w:szCs w:val="28"/>
+          <w:lang w:val="en-US"/>
+        </w:rPr>
+      </w:pPr>
+    </w:p>
+    <w:p>
+      <w:pPr>
+        <w:spacing w:line="360" w:lineRule="auto"/>
+        <w:ind w:firstLine="709"/>
+        <w:jc w:val="both"/>
+        <w:rPr>
+          <w:rFonts w:ascii="Times New Roman" w:hAnsi="Times New Roman" w:cs="Times New Roman"/>
+          <w:b/>
+          <w:bCs/>
+          <w:sz w:val="28"/>
+          <w:szCs w:val="28"/>
+          <w:lang w:val="en-US"/>
+        </w:rPr>
+      </w:pPr>
+      <w:r>
+        <w:rPr>
+          <w:rFonts w:ascii="Times New Roman" w:hAnsi="Times New Roman" w:cs="Times New Roman"/>
+          <w:b/>
+          <w:bCs/>
+          <w:sz w:val="28"/>
+          <w:szCs w:val="28"/>
+        </w:rPr>
+        <w:t>3.2.6 Итоговая постановка диагностической идентификации</w:t>
+      </w:r>
+    </w:p>
+    <w:p>
+      <w:pPr>
+        <w:spacing w:line="360" w:lineRule="auto"/>
+        <w:ind w:firstLine="709"/>
+        <w:jc w:val="both"/>
+        <w:rPr>
+          <w:rFonts w:ascii="Times New Roman" w:hAnsi="Times New Roman" w:cs="Times New Roman"/>
+          <w:sz w:val="28"/>
+          <w:szCs w:val="28"/>
+          <w:lang w:val="en-US"/>
+        </w:rPr>
+      </w:pPr>
+    </w:p>
+    <w:p>
+      <w:pPr>
+        <w:spacing w:line="360" w:lineRule="auto"/>
+        <w:ind w:firstLine="709"/>
+        <w:jc w:val="both"/>
+        <w:rPr>
+          <w:rFonts w:ascii="Times New Roman" w:hAnsi="Times New Roman" w:cs="Times New Roman"/>
+          <w:sz w:val="28"/>
+          <w:szCs w:val="28"/>
+          <w:lang w:val="en-US"/>
+        </w:rPr>
+      </w:pPr>
+      <w:r>
+        <w:rPr>
+          <w:rFonts w:ascii="Times New Roman" w:hAnsi="Times New Roman" w:cs="Times New Roman"/>
+          <w:sz w:val="28"/>
+          <w:szCs w:val="28"/>
+        </w:rPr>
+        <w:t>В логике настоящего исследования идентификация</w:t>
+      </w:r>
+      <w:r>
+        <w:rPr>
+          <w:rFonts w:ascii="Times New Roman" w:hAnsi="Times New Roman" w:cs="Times New Roman"/>
+          <w:sz w:val="28"/>
+          <w:szCs w:val="28"/>
+        </w:rPr>
+        <w:t xml:space="preserve"> </w:t>
+      </w:r>
+      <w:r>
+        <w:rPr>
+          <w:rFonts w:ascii="Times New Roman" w:hAnsi="Times New Roman" w:cs="Times New Roman"/>
+          <w:i/>
+          <w:iCs/>
+          <w:sz w:val="28"/>
+          <w:szCs w:val="28"/>
+          <w:lang w:val="en-US"/>
+        </w:rPr>
+        <w:t>R</w:t>
+      </w:r>
+      <w:r>
+        <w:rPr>
+          <w:rFonts w:ascii="Times New Roman" w:hAnsi="Times New Roman" w:cs="Times New Roman"/>
+          <w:i/>
+          <w:iCs/>
+          <w:sz w:val="28"/>
+          <w:szCs w:val="28"/>
+          <w:vertAlign w:val="subscript"/>
+          <w:lang w:val="en-US"/>
+        </w:rPr>
+        <w:t>Ω</w:t>
+      </w:r>
+      <w:r>
+        <w:rPr>
+          <w:rFonts w:ascii="Times New Roman" w:hAnsi="Times New Roman" w:cs="Times New Roman"/>
+          <w:sz w:val="28"/>
+          <w:szCs w:val="28"/>
+        </w:rPr>
+        <w:t xml:space="preserve">, </w:t>
+      </w:r>
+      <w:r>
+        <w:rPr>
+          <w:rFonts w:ascii="Times New Roman" w:hAnsi="Times New Roman" w:cs="Times New Roman"/>
+          <w:i/>
+          <w:iCs/>
+          <w:sz w:val="28"/>
+          <w:szCs w:val="28"/>
+          <w:lang w:val="en-US"/>
+        </w:rPr>
+        <w:t>R</w:t>
+      </w:r>
+      <w:r>
+        <w:rPr>
+          <w:rFonts w:ascii="Times New Roman" w:hAnsi="Times New Roman" w:cs="Times New Roman"/>
+          <w:i/>
+          <w:iCs/>
+          <w:sz w:val="28"/>
+          <w:szCs w:val="28"/>
+          <w:vertAlign w:val="subscript"/>
+          <w:lang w:val="en-US"/>
+        </w:rPr>
+        <w:t>ct</w:t>
+      </w:r>
+      <w:r>
+        <w:rPr>
+          <w:rFonts w:ascii="Times New Roman" w:hAnsi="Times New Roman" w:cs="Times New Roman"/>
+          <w:sz w:val="28"/>
+          <w:szCs w:val="28"/>
+        </w:rPr>
+        <w:t xml:space="preserve"> </w:t>
+      </w:r>
+      <w:r>
+        <w:rPr>
+          <w:rFonts w:ascii="Times New Roman" w:hAnsi="Times New Roman" w:cs="Times New Roman"/>
+          <w:sz w:val="28"/>
+          <w:szCs w:val="28"/>
+        </w:rPr>
+        <w:t>и</w:t>
+      </w:r>
+      <w:r>
+        <w:rPr>
+          <w:rFonts w:ascii="Times New Roman" w:hAnsi="Times New Roman" w:cs="Times New Roman"/>
+          <w:sz w:val="28"/>
+          <w:szCs w:val="28"/>
+        </w:rPr>
+        <w:t xml:space="preserve"> </w:t>
+      </w:r>
+      <w:r>
+        <w:rPr>
+          <w:rFonts w:ascii="Times New Roman" w:hAnsi="Times New Roman" w:cs="Times New Roman"/>
+          <w:i/>
+          <w:iCs/>
+          <w:sz w:val="28"/>
+          <w:szCs w:val="28"/>
+        </w:rPr>
+        <w:t>σ</w:t>
+      </w:r>
+      <w:r>
+        <w:rPr>
+          <w:rFonts w:ascii="Times New Roman" w:hAnsi="Times New Roman" w:cs="Times New Roman"/>
+          <w:sz w:val="28"/>
+          <w:szCs w:val="28"/>
+        </w:rPr>
+        <w:t xml:space="preserve"> </w:t>
+      </w:r>
+      <w:r>
+        <w:rPr>
+          <w:rFonts w:ascii="Times New Roman" w:hAnsi="Times New Roman" w:cs="Times New Roman"/>
+          <w:sz w:val="28"/>
+          <w:szCs w:val="28"/>
+        </w:rPr>
+        <w:t>является не самоцелью, а первым формализованным шагом к построению</w:t>
+      </w:r>
+      <w:r>
+        <w:rPr>
+          <w:rFonts w:ascii="Times New Roman" w:hAnsi="Times New Roman" w:cs="Times New Roman"/>
+          <w:sz w:val="28"/>
+          <w:szCs w:val="28"/>
+        </w:rPr>
+        <w:t xml:space="preserve"> </w:t>
+      </w:r>
+      <w:r>
+        <w:rPr>
+          <w:rFonts w:ascii="Times New Roman" w:hAnsi="Times New Roman" w:cs="Times New Roman"/>
+          <w:sz w:val="28"/>
+          <w:szCs w:val="28"/>
+        </w:rPr>
+        <w:t>критериев технического состояния. После того как эти параметры восстановлены, они могут быть преобразованы:</w:t>
+      </w:r>
+    </w:p>
+    <w:p>
+      <w:pPr>
+        <w:spacing w:line="360" w:lineRule="auto"/>
+        <w:ind w:firstLine="709"/>
+        <w:jc w:val="both"/>
+        <w:rPr>
+          <w:rFonts w:ascii="Times New Roman" w:hAnsi="Times New Roman" w:cs="Times New Roman"/>
+          <w:sz w:val="28"/>
+          <w:szCs w:val="28"/>
+          <w:lang w:val="en-US"/>
+        </w:rPr>
+      </w:pPr>
+      <w:r>
+        <w:rPr>
+          <w:rFonts w:ascii="Times New Roman" w:hAnsi="Times New Roman" w:cs="Times New Roman"/>
+          <w:sz w:val="28"/>
+          <w:szCs w:val="28"/>
+        </w:rPr>
+        <w:t>в скорость деградации;</w:t>
+      </w:r>
+    </w:p>
+    <w:p>
+      <w:pPr>
+        <w:spacing w:line="360" w:lineRule="auto"/>
+        <w:ind w:firstLine="709"/>
+        <w:jc w:val="both"/>
+        <w:rPr>
+          <w:rFonts w:ascii="Times New Roman" w:hAnsi="Times New Roman" w:cs="Times New Roman"/>
+          <w:sz w:val="28"/>
+          <w:szCs w:val="28"/>
+          <w:lang w:val="en-US"/>
+        </w:rPr>
+      </w:pPr>
+      <w:r>
+        <w:rPr>
+          <w:rFonts w:ascii="Times New Roman" w:hAnsi="Times New Roman" w:cs="Times New Roman"/>
+          <w:sz w:val="28"/>
+          <w:szCs w:val="28"/>
+        </w:rPr>
+        <w:t>в интегральный диагностический критерий;</w:t>
+      </w:r>
+    </w:p>
+    <w:p>
+      <w:pPr>
+        <w:spacing w:line="360" w:lineRule="auto"/>
+        <w:ind w:firstLine="709"/>
+        <w:jc w:val="both"/>
+        <w:rPr>
+          <w:rFonts w:ascii="Times New Roman" w:hAnsi="Times New Roman" w:cs="Times New Roman"/>
+          <w:sz w:val="28"/>
+          <w:szCs w:val="28"/>
+          <w:lang w:val="en-US"/>
+        </w:rPr>
+      </w:pPr>
+      <w:r>
+        <w:rPr>
+          <w:rFonts w:ascii="Times New Roman" w:hAnsi="Times New Roman" w:cs="Times New Roman"/>
+          <w:sz w:val="28"/>
+          <w:szCs w:val="28"/>
+        </w:rPr>
+        <w:t>в критерий предельного состояния</w:t>
+      </w:r>
+      <w:r>
+        <w:rPr>
+          <w:rFonts w:ascii="Times New Roman" w:hAnsi="Times New Roman" w:cs="Times New Roman"/>
+          <w:sz w:val="28"/>
+          <w:szCs w:val="28"/>
+          <w:lang w:val="en-US"/>
+        </w:rPr>
+        <w:t>;</w:t>
+      </w:r>
+    </w:p>
+    <w:p>
+      <w:pPr>
+        <w:spacing w:line="360" w:lineRule="auto"/>
+        <w:ind w:firstLine="709"/>
+        <w:jc w:val="both"/>
+        <w:rPr>
+          <w:rFonts w:ascii="Times New Roman" w:hAnsi="Times New Roman" w:cs="Times New Roman"/>
+          <w:sz w:val="28"/>
+          <w:szCs w:val="28"/>
+          <w:lang w:val="en-US"/>
+        </w:rPr>
+      </w:pPr>
+      <w:r>
+        <w:rPr>
+          <w:rFonts w:ascii="Times New Roman" w:hAnsi="Times New Roman" w:cs="Times New Roman"/>
+          <w:sz w:val="28"/>
+          <w:szCs w:val="28"/>
+        </w:rPr>
+        <w:t>в прогноз остаточного ресурса.</w:t>
+      </w:r>
+    </w:p>
+    <w:p>
+      <w:pPr>
+        <w:spacing w:line="360" w:lineRule="auto"/>
+        <w:ind w:firstLine="709"/>
+        <w:jc w:val="both"/>
+        <w:rPr>
+          <w:rFonts w:ascii="Times New Roman" w:hAnsi="Times New Roman" w:cs="Times New Roman"/>
+          <w:sz w:val="28"/>
+          <w:szCs w:val="28"/>
+          <w:lang w:val="en-US"/>
+        </w:rPr>
+      </w:pPr>
+      <w:r>
+        <w:rPr>
+          <w:rFonts w:ascii="Times New Roman" w:hAnsi="Times New Roman" w:cs="Times New Roman"/>
+          <w:sz w:val="28"/>
+          <w:szCs w:val="28"/>
+        </w:rPr>
+        <w:t>Следовательно, раздел 3.2 выполняет в диссертации центральную связующую функцию между спектром как измеряемым объектом и критериальной диагностикой как предметом последующих разделов.</w:t>
+      </w:r>
+    </w:p>
+    <w:p>
+      <w:pPr>
+        <w:spacing w:line="360" w:lineRule="auto"/>
+        <w:ind w:firstLine="709"/>
+        <w:jc w:val="both"/>
+        <w:rPr>
+          <w:rFonts w:ascii="Times New Roman" w:hAnsi="Times New Roman" w:cs="Times New Roman"/>
+          <w:sz w:val="28"/>
+          <w:szCs w:val="28"/>
+          <w:lang w:val="en-US"/>
+        </w:rPr>
+      </w:pPr>
+    </w:p>
+    <w:p>
+      <w:pPr>
+        <w:spacing w:line="360" w:lineRule="auto"/>
+        <w:ind w:firstLine="709"/>
+        <w:jc w:val="both"/>
+        <w:rPr>
+          <w:rFonts w:ascii="Times New Roman" w:hAnsi="Times New Roman" w:cs="Times New Roman"/>
+          <w:b/>
+          <w:bCs/>
+          <w:sz w:val="28"/>
+          <w:szCs w:val="28"/>
+        </w:rPr>
+      </w:pPr>
+      <w:r>
+        <w:rPr>
+          <w:rFonts w:ascii="Times New Roman" w:hAnsi="Times New Roman" w:cs="Times New Roman"/>
+          <w:b/>
+          <w:bCs/>
+          <w:sz w:val="28"/>
+          <w:szCs w:val="28"/>
+        </w:rPr>
+        <w:t>Вывод по разделу 3.2</w:t>
+      </w:r>
+    </w:p>
+    <w:p>
+      <w:pPr>
+        <w:spacing w:line="360" w:lineRule="auto"/>
+        <w:ind w:firstLine="709"/>
+        <w:jc w:val="both"/>
+        <w:rPr>
+          <w:rFonts w:ascii="Times New Roman" w:hAnsi="Times New Roman" w:cs="Times New Roman"/>
+          <w:sz w:val="28"/>
+          <w:szCs w:val="28"/>
+        </w:rPr>
+      </w:pPr>
+    </w:p>
+    <w:p>
+      <w:pPr>
+        <w:spacing w:line="360" w:lineRule="auto"/>
+        <w:ind w:firstLine="709"/>
+        <w:jc w:val="both"/>
+        <w:rPr>
+          <w:rFonts w:ascii="Times New Roman" w:hAnsi="Times New Roman" w:cs="Times New Roman"/>
+          <w:sz w:val="28"/>
+          <w:szCs w:val="28"/>
+        </w:rPr>
+      </w:pPr>
+      <w:r>
+        <w:rPr>
+          <w:rFonts w:ascii="Times New Roman" w:hAnsi="Times New Roman" w:cs="Times New Roman"/>
+          <w:sz w:val="28"/>
+          <w:szCs w:val="28"/>
+        </w:rPr>
+        <w:t>В разделе 3.2 показано, что сопротивление переноса заряда</w:t>
+      </w:r>
+      <w:r>
+        <w:rPr>
+          <w:rFonts w:ascii="Times New Roman" w:hAnsi="Times New Roman" w:cs="Times New Roman"/>
+          <w:sz w:val="28"/>
+          <w:szCs w:val="28"/>
+        </w:rPr>
+        <w:t xml:space="preserve"> </w:t>
+      </w:r>
+      <w:r>
+        <w:rPr>
+          <w:rFonts w:ascii="Times New Roman" w:hAnsi="Times New Roman" w:cs="Times New Roman"/>
+          <w:i/>
+          <w:iCs/>
+          <w:sz w:val="28"/>
+          <w:szCs w:val="28"/>
+          <w:lang w:val="en-US"/>
+        </w:rPr>
+        <w:t>R</w:t>
+      </w:r>
+      <w:r>
+        <w:rPr>
+          <w:rFonts w:ascii="Times New Roman" w:hAnsi="Times New Roman" w:cs="Times New Roman"/>
+          <w:i/>
+          <w:iCs/>
+          <w:sz w:val="28"/>
+          <w:szCs w:val="28"/>
+          <w:vertAlign w:val="subscript"/>
+          <w:lang w:val="en-US"/>
+        </w:rPr>
+        <w:t>ct</w:t>
+      </w:r>
+      <w:r>
+        <w:rPr>
+          <w:rFonts w:ascii="Times New Roman" w:hAnsi="Times New Roman" w:cs="Times New Roman"/>
+          <w:sz w:val="28"/>
+          <w:szCs w:val="28"/>
+        </w:rPr>
+        <w:t xml:space="preserve">, </w:t>
+      </w:r>
+      <w:r>
+        <w:rPr>
+          <w:rFonts w:ascii="Times New Roman" w:hAnsi="Times New Roman" w:cs="Times New Roman"/>
+          <w:sz w:val="28"/>
+          <w:szCs w:val="28"/>
+        </w:rPr>
+        <w:t>омическое сопротивление</w:t>
+      </w:r>
+      <w:r>
+        <w:rPr>
+          <w:rFonts w:ascii="Times New Roman" w:hAnsi="Times New Roman" w:cs="Times New Roman"/>
+          <w:sz w:val="28"/>
+          <w:szCs w:val="28"/>
+        </w:rPr>
+        <w:t xml:space="preserve"> </w:t>
+      </w:r>
+      <w:r>
+        <w:rPr>
+          <w:rFonts w:ascii="Times New Roman" w:hAnsi="Times New Roman" w:cs="Times New Roman"/>
+          <w:i/>
+          <w:iCs/>
+          <w:sz w:val="28"/>
+          <w:szCs w:val="28"/>
+          <w:lang w:val="en-US"/>
+        </w:rPr>
+        <w:t>R</w:t>
+      </w:r>
+      <w:r>
+        <w:rPr>
+          <w:rFonts w:ascii="Times New Roman" w:hAnsi="Times New Roman" w:cs="Times New Roman"/>
+          <w:i/>
+          <w:iCs/>
+          <w:sz w:val="28"/>
+          <w:szCs w:val="28"/>
+          <w:vertAlign w:val="subscript"/>
+          <w:lang w:val="en-US"/>
+        </w:rPr>
+        <w:t>Ω</w:t>
+      </w:r>
+      <w:r>
+        <w:rPr>
+          <w:rFonts w:ascii="Times New Roman" w:hAnsi="Times New Roman" w:cs="Times New Roman"/>
+          <w:sz w:val="28"/>
+          <w:szCs w:val="28"/>
+        </w:rPr>
+        <w:t xml:space="preserve"> </w:t>
+      </w:r>
+      <w:r>
+        <w:rPr>
+          <w:rFonts w:ascii="Times New Roman" w:hAnsi="Times New Roman" w:cs="Times New Roman"/>
+          <w:sz w:val="28"/>
+          <w:szCs w:val="28"/>
+        </w:rPr>
+        <w:t>и диффузионная составляющая</w:t>
+      </w:r>
+      <w:r>
+        <w:rPr>
+          <w:rFonts w:ascii="Times New Roman" w:hAnsi="Times New Roman" w:cs="Times New Roman"/>
+          <w:sz w:val="28"/>
+          <w:szCs w:val="28"/>
+        </w:rPr>
+        <w:t xml:space="preserve"> </w:t>
+      </w:r>
+      <w:r>
+        <w:rPr>
+          <w:rFonts w:ascii="Times New Roman" w:hAnsi="Times New Roman" w:cs="Times New Roman"/>
+          <w:i/>
+          <w:iCs/>
+          <w:sz w:val="28"/>
+          <w:szCs w:val="28"/>
+        </w:rPr>
+        <w:t>σ</w:t>
+      </w:r>
+      <w:r>
+        <w:rPr>
+          <w:rFonts w:ascii="Times New Roman" w:hAnsi="Times New Roman" w:cs="Times New Roman"/>
+          <w:sz w:val="28"/>
+          <w:szCs w:val="28"/>
+        </w:rPr>
+        <w:t xml:space="preserve"> </w:t>
+      </w:r>
+      <w:r>
+        <w:rPr>
+          <w:rFonts w:ascii="Times New Roman" w:hAnsi="Times New Roman" w:cs="Times New Roman"/>
+          <w:sz w:val="28"/>
+          <w:szCs w:val="28"/>
+        </w:rPr>
+        <w:t>могут</w:t>
+      </w:r>
+      <w:r>
+        <w:rPr>
+          <w:rFonts w:ascii="Times New Roman" w:hAnsi="Times New Roman" w:cs="Times New Roman"/>
+          <w:sz w:val="28"/>
+          <w:szCs w:val="28"/>
+        </w:rPr>
+        <w:t xml:space="preserve"> </w:t>
+      </w:r>
+      <w:r>
+        <w:rPr>
+          <w:rFonts w:ascii="Times New Roman" w:hAnsi="Times New Roman" w:cs="Times New Roman"/>
+          <w:sz w:val="28"/>
+          <w:szCs w:val="28"/>
+        </w:rPr>
+        <w:t>быть формализованно идентифицированы по измеренному импедансному спектру аккумуляторной батареи. Установлено, что</w:t>
+      </w:r>
+      <w:r>
+        <w:rPr>
+          <w:rFonts w:ascii="Times New Roman" w:hAnsi="Times New Roman" w:cs="Times New Roman"/>
+          <w:sz w:val="28"/>
+          <w:szCs w:val="28"/>
+        </w:rPr>
+        <w:t xml:space="preserve"> </w:t>
+      </w:r>
+      <w:r>
+        <w:rPr>
+          <w:rFonts w:ascii="Times New Roman" w:hAnsi="Times New Roman" w:cs="Times New Roman"/>
+          <w:i/>
+          <w:iCs/>
+          <w:sz w:val="28"/>
+          <w:szCs w:val="28"/>
+          <w:lang w:val="en-US"/>
+        </w:rPr>
+        <w:t>R</w:t>
+      </w:r>
+      <w:r>
+        <w:rPr>
+          <w:rFonts w:ascii="Times New Roman" w:hAnsi="Times New Roman" w:cs="Times New Roman"/>
+          <w:i/>
+          <w:iCs/>
+          <w:sz w:val="28"/>
+          <w:szCs w:val="28"/>
+          <w:vertAlign w:val="subscript"/>
+          <w:lang w:val="en-US"/>
+        </w:rPr>
+        <w:t>Ω</w:t>
+      </w:r>
+      <w:r>
+        <w:rPr>
+          <w:rFonts w:ascii="Times New Roman" w:hAnsi="Times New Roman" w:cs="Times New Roman"/>
+          <w:sz w:val="28"/>
+          <w:szCs w:val="28"/>
+        </w:rPr>
+        <w:t xml:space="preserve"> </w:t>
+      </w:r>
+      <w:r>
+        <w:rPr>
+          <w:rFonts w:ascii="Times New Roman" w:hAnsi="Times New Roman" w:cs="Times New Roman"/>
+          <w:sz w:val="28"/>
+          <w:szCs w:val="28"/>
+        </w:rPr>
+        <w:t>наиболее устойчивеn к оценке и задаёт базовую омическую компоненту спектра,</w:t>
+      </w:r>
+      <w:r>
+        <w:rPr>
+          <w:rFonts w:ascii="Times New Roman" w:hAnsi="Times New Roman" w:cs="Times New Roman"/>
+          <w:sz w:val="28"/>
+          <w:szCs w:val="28"/>
+        </w:rPr>
+        <w:t xml:space="preserve"> </w:t>
+      </w:r>
+      <w:r>
+        <w:rPr>
+          <w:rFonts w:ascii="Times New Roman" w:hAnsi="Times New Roman" w:cs="Times New Roman"/>
+          <w:i/>
+          <w:iCs/>
+          <w:sz w:val="28"/>
+          <w:szCs w:val="28"/>
+          <w:lang w:val="en-US"/>
+        </w:rPr>
+        <w:t>R</w:t>
+      </w:r>
+      <w:r>
+        <w:rPr>
+          <w:rFonts w:ascii="Times New Roman" w:hAnsi="Times New Roman" w:cs="Times New Roman"/>
+          <w:i/>
+          <w:iCs/>
+          <w:sz w:val="28"/>
+          <w:szCs w:val="28"/>
+          <w:vertAlign w:val="subscript"/>
+          <w:lang w:val="en-US"/>
+        </w:rPr>
+        <w:t>ct</w:t>
+      </w:r>
+      <w:r>
+        <w:rPr>
+          <w:rFonts w:ascii="Times New Roman" w:hAnsi="Times New Roman" w:cs="Times New Roman"/>
+          <w:sz w:val="28"/>
+          <w:szCs w:val="28"/>
+        </w:rPr>
+        <w:t xml:space="preserve"> </w:t>
+      </w:r>
+      <w:r>
+        <w:rPr>
+          <w:rFonts w:ascii="Times New Roman" w:hAnsi="Times New Roman" w:cs="Times New Roman"/>
+          <w:sz w:val="28"/>
+          <w:szCs w:val="28"/>
+        </w:rPr>
+        <w:t>является главным параметром межфазной</w:t>
+      </w:r>
+      <w:r>
+        <w:rPr>
+          <w:rFonts w:ascii="Times New Roman" w:hAnsi="Times New Roman" w:cs="Times New Roman"/>
+          <w:sz w:val="28"/>
+          <w:szCs w:val="28"/>
+        </w:rPr>
+        <w:t xml:space="preserve"> </w:t>
+      </w:r>
+      <w:r>
+        <w:rPr>
+          <w:rFonts w:ascii="Times New Roman" w:hAnsi="Times New Roman" w:cs="Times New Roman"/>
+          <w:sz w:val="28"/>
+          <w:szCs w:val="28"/>
+        </w:rPr>
+        <w:lastRenderedPageBreak/>
+        <w:t>деградации и наиболее чувствительным диагностическим признаком, а</w:t>
+      </w:r>
+      <w:r>
+        <w:rPr>
+          <w:rFonts w:ascii="Times New Roman" w:hAnsi="Times New Roman" w:cs="Times New Roman"/>
+          <w:sz w:val="28"/>
+          <w:szCs w:val="28"/>
+        </w:rPr>
+        <w:t xml:space="preserve"> </w:t>
+      </w:r>
+      <w:r>
+        <w:rPr>
+          <w:rFonts w:ascii="Times New Roman" w:hAnsi="Times New Roman" w:cs="Times New Roman"/>
+          <w:i/>
+          <w:iCs/>
+          <w:sz w:val="28"/>
+          <w:szCs w:val="28"/>
+        </w:rPr>
+        <w:t>σ</w:t>
+      </w:r>
+      <w:r>
+        <w:rPr>
+          <w:rFonts w:ascii="Times New Roman" w:hAnsi="Times New Roman" w:cs="Times New Roman"/>
+          <w:sz w:val="28"/>
+          <w:szCs w:val="28"/>
+        </w:rPr>
+        <w:t xml:space="preserve"> </w:t>
+      </w:r>
+      <w:r>
+        <w:rPr>
+          <w:rFonts w:ascii="Times New Roman" w:hAnsi="Times New Roman" w:cs="Times New Roman"/>
+          <w:sz w:val="28"/>
+          <w:szCs w:val="28"/>
+        </w:rPr>
+        <w:t>отражает транспортные ограничения и особенно важен для</w:t>
+      </w:r>
+      <w:r>
+        <w:rPr>
+          <w:rFonts w:ascii="Times New Roman" w:hAnsi="Times New Roman" w:cs="Times New Roman"/>
+          <w:sz w:val="28"/>
+          <w:szCs w:val="28"/>
+        </w:rPr>
+        <w:t xml:space="preserve"> </w:t>
+      </w:r>
+      <w:r>
+        <w:rPr>
+          <w:rFonts w:ascii="Times New Roman" w:hAnsi="Times New Roman" w:cs="Times New Roman"/>
+          <w:sz w:val="28"/>
+          <w:szCs w:val="28"/>
+        </w:rPr>
+        <w:t>анализа позднего старения и натрий-ионных систем.</w:t>
+      </w:r>
+      <w:r>
+        <w:rPr>
+          <w:rFonts w:ascii="Times New Roman" w:hAnsi="Times New Roman" w:cs="Times New Roman"/>
+          <w:sz w:val="28"/>
+          <w:szCs w:val="28"/>
+        </w:rPr>
+        <w:t xml:space="preserve"> </w:t>
+      </w:r>
+      <w:r>
+        <w:rPr>
+          <w:rFonts w:ascii="Times New Roman" w:hAnsi="Times New Roman" w:cs="Times New Roman"/>
+          <w:sz w:val="28"/>
+          <w:szCs w:val="28"/>
+        </w:rPr>
+        <w:t>Показано также, что корректная идентификация требует частотного разделения параметров и глобального параметрического уточнения по полному спектру. Тем самым подготовлена основа для следующего раздела 3.3, где будет рассматриваться определение скорости деградации по динамике импедансных параметров</w:t>
       </w:r>
       <w:r>
         <w:rPr>
